--- a/Final Report.docx
+++ b/Final Report.docx
@@ -7,9 +7,6 @@
         <w:spacing w:after="120" w:line="360" w:lineRule="auto"/>
         <w:ind w:left="0" w:right="0" w:firstLine="0"/>
       </w:pPr>
-      <w:r>
-        <w:t>z</w:t>
-      </w:r>
     </w:p>
     <w:tbl>
       <w:tblPr>
@@ -563,7 +560,10 @@
         <w:keepNext/>
         <w:spacing w:before="360" w:after="120" w:line="276" w:lineRule="auto"/>
         <w:ind w:left="1835" w:right="0" w:firstLine="0"/>
-        <w:jc w:val="center"/>
+        <w:rPr>
+          <w:b/>
+          <w:sz w:val="28"/>
+        </w:rPr>
       </w:pPr>
       <w:r>
         <w:rPr>
@@ -573,13 +573,13 @@
         </w:rPr>
         <w:lastRenderedPageBreak/>
         <w:drawing>
-          <wp:anchor distT="0" distB="0" distL="114300" distR="114300" simplePos="0" relativeHeight="251658240" behindDoc="0" locked="0" layoutInCell="1" allowOverlap="0" wp14:anchorId="2C2D8DBD" wp14:editId="623F07A9">
+          <wp:anchor distT="0" distB="0" distL="114300" distR="114300" simplePos="0" relativeHeight="251658240" behindDoc="0" locked="0" layoutInCell="1" allowOverlap="0" wp14:anchorId="2C2D8DBD" wp14:editId="1B778194">
             <wp:simplePos x="0" y="0"/>
             <wp:positionH relativeFrom="column">
-              <wp:posOffset>944245</wp:posOffset>
+              <wp:posOffset>926465</wp:posOffset>
             </wp:positionH>
             <wp:positionV relativeFrom="paragraph">
-              <wp:posOffset>380</wp:posOffset>
+              <wp:posOffset>423</wp:posOffset>
             </wp:positionV>
             <wp:extent cx="847458" cy="875665"/>
             <wp:effectExtent l="0" t="0" r="0" b="0"/>
@@ -619,7 +619,20 @@
           <w:b/>
           <w:sz w:val="28"/>
         </w:rPr>
-        <w:t xml:space="preserve">DHANALAKSHMI SRINIVASAN </w:t>
+        <w:t xml:space="preserve">DHANALAKSHMI SRINIVASAN UNIVERSITY </w:t>
+      </w:r>
+      <w:r>
+        <w:br/>
+      </w:r>
+      <w:r>
+        <w:br/>
+      </w:r>
+      <w:r>
+        <w:rPr>
+          <w:b/>
+          <w:sz w:val="28"/>
+        </w:rPr>
+        <w:t xml:space="preserve">TRICHY- 621112 </w:t>
       </w:r>
     </w:p>
     <w:p>
@@ -627,76 +640,48 @@
         <w:keepNext/>
         <w:spacing w:before="360" w:after="120" w:line="276" w:lineRule="auto"/>
         <w:ind w:left="1845" w:right="0"/>
-        <w:jc w:val="center"/>
       </w:pPr>
       <w:r>
         <w:rPr>
           <w:b/>
           <w:sz w:val="28"/>
         </w:rPr>
-        <w:t xml:space="preserve">UNIVERSITY </w:t>
+        <w:t xml:space="preserve">        </w:t>
+      </w:r>
+      <w:r>
+        <w:rPr>
+          <w:b/>
+          <w:sz w:val="28"/>
+        </w:rPr>
+        <w:br/>
+      </w:r>
+      <w:r>
+        <w:rPr>
+          <w:b/>
+          <w:sz w:val="28"/>
+        </w:rPr>
+        <w:br/>
+        <w:t xml:space="preserve">           </w:t>
+      </w:r>
+      <w:r>
+        <w:rPr>
+          <w:b/>
+          <w:sz w:val="28"/>
+        </w:rPr>
+        <w:t xml:space="preserve">BONAFIDE CERTIFICATE  </w:t>
       </w:r>
     </w:p>
     <w:p>
       <w:pPr>
         <w:keepNext/>
         <w:spacing w:before="360" w:after="120" w:line="276" w:lineRule="auto"/>
-        <w:ind w:left="1845" w:right="0"/>
-        <w:jc w:val="center"/>
-      </w:pPr>
-      <w:r>
-        <w:rPr>
-          <w:b/>
-          <w:sz w:val="28"/>
-        </w:rPr>
-        <w:t xml:space="preserve">TRICHY- 621112 </w:t>
-      </w:r>
-    </w:p>
-    <w:p>
-      <w:pPr>
-        <w:spacing w:after="25" w:line="259" w:lineRule="auto"/>
-        <w:ind w:left="0" w:right="7731" w:firstLine="0"/>
-        <w:jc w:val="left"/>
-      </w:pPr>
-      <w:r>
-        <w:rPr>
-          <w:sz w:val="28"/>
-        </w:rPr>
-        <w:t xml:space="preserve"> </w:t>
-      </w:r>
-    </w:p>
-    <w:p>
-      <w:pPr>
-        <w:spacing w:after="104" w:line="259" w:lineRule="auto"/>
-        <w:ind w:left="0" w:right="0" w:firstLine="0"/>
-        <w:jc w:val="left"/>
-      </w:pPr>
-      <w:r>
-        <w:rPr>
-          <w:sz w:val="28"/>
-        </w:rPr>
-        <w:t xml:space="preserve"> </w:t>
-      </w:r>
-    </w:p>
-    <w:p>
-      <w:pPr>
-        <w:keepNext/>
-        <w:spacing w:before="360" w:after="120" w:line="276" w:lineRule="auto"/>
-        <w:ind w:left="795" w:right="3451" w:firstLine="2626"/>
-        <w:jc w:val="center"/>
-      </w:pPr>
-      <w:r>
-        <w:rPr>
-          <w:b/>
-          <w:sz w:val="28"/>
-        </w:rPr>
-        <w:t xml:space="preserve">BONAFIDE CERTIFICATE  </w:t>
-      </w:r>
+        <w:ind w:left="795" w:right="3451" w:firstLine="0"/>
+      </w:pPr>
     </w:p>
     <w:p>
       <w:pPr>
         <w:spacing w:after="120" w:line="360" w:lineRule="auto"/>
-        <w:ind w:left="780" w:right="0" w:firstLine="0"/>
+        <w:ind w:right="0"/>
       </w:pPr>
       <w:r>
         <w:t xml:space="preserve">Certified that this project report for </w:t>
@@ -732,23 +717,23 @@
     <w:tbl>
       <w:tblPr>
         <w:tblStyle w:val="TableGrid"/>
-        <w:tblW w:w="10443" w:type="dxa"/>
+        <w:tblW w:w="11337" w:type="dxa"/>
         <w:jc w:val="center"/>
         <w:tblInd w:w="0" w:type="dxa"/>
         <w:tblLook w:val="04A0" w:firstRow="1" w:lastRow="0" w:firstColumn="1" w:lastColumn="0" w:noHBand="0" w:noVBand="1"/>
       </w:tblPr>
       <w:tblGrid>
-        <w:gridCol w:w="5377"/>
-        <w:gridCol w:w="5066"/>
+        <w:gridCol w:w="5837"/>
+        <w:gridCol w:w="5500"/>
       </w:tblGrid>
       <w:tr>
         <w:trPr>
-          <w:trHeight w:val="4679"/>
+          <w:trHeight w:val="5665"/>
           <w:jc w:val="center"/>
         </w:trPr>
         <w:tc>
           <w:tcPr>
-            <w:tcW w:w="5377" w:type="dxa"/>
+            <w:tcW w:w="5837" w:type="dxa"/>
             <w:tcBorders>
               <w:top w:val="nil"/>
               <w:left w:val="nil"/>
@@ -787,6 +772,9 @@
               <w:spacing w:after="2" w:line="240" w:lineRule="auto"/>
               <w:ind w:left="0" w:right="5307" w:firstLine="0"/>
               <w:jc w:val="left"/>
+              <w:rPr>
+                <w:sz w:val="28"/>
+              </w:rPr>
             </w:pPr>
             <w:r>
               <w:rPr>
@@ -794,6 +782,69 @@
               </w:rPr>
               <w:t xml:space="preserve">  </w:t>
             </w:r>
+          </w:p>
+          <w:p>
+            <w:pPr>
+              <w:spacing w:after="2" w:line="240" w:lineRule="auto"/>
+              <w:ind w:left="0" w:right="5307" w:firstLine="0"/>
+              <w:jc w:val="left"/>
+            </w:pPr>
+          </w:p>
+          <w:p>
+            <w:pPr>
+              <w:spacing w:after="2" w:line="240" w:lineRule="auto"/>
+              <w:ind w:left="0" w:right="5307" w:firstLine="0"/>
+              <w:jc w:val="left"/>
+            </w:pPr>
+          </w:p>
+          <w:p>
+            <w:pPr>
+              <w:spacing w:after="2" w:line="240" w:lineRule="auto"/>
+              <w:ind w:left="0" w:right="5307" w:firstLine="0"/>
+              <w:jc w:val="left"/>
+            </w:pPr>
+          </w:p>
+          <w:p>
+            <w:pPr>
+              <w:spacing w:after="2" w:line="240" w:lineRule="auto"/>
+              <w:ind w:left="0" w:right="5307" w:firstLine="0"/>
+              <w:jc w:val="left"/>
+            </w:pPr>
+          </w:p>
+          <w:p>
+            <w:pPr>
+              <w:spacing w:after="2" w:line="240" w:lineRule="auto"/>
+              <w:ind w:left="0" w:right="5307" w:firstLine="0"/>
+              <w:jc w:val="left"/>
+            </w:pPr>
+          </w:p>
+          <w:p>
+            <w:pPr>
+              <w:spacing w:after="2" w:line="240" w:lineRule="auto"/>
+              <w:ind w:left="0" w:right="5307" w:firstLine="0"/>
+              <w:jc w:val="left"/>
+            </w:pPr>
+          </w:p>
+          <w:p>
+            <w:pPr>
+              <w:spacing w:after="2" w:line="240" w:lineRule="auto"/>
+              <w:ind w:left="0" w:right="5307" w:firstLine="0"/>
+              <w:jc w:val="left"/>
+            </w:pPr>
+          </w:p>
+          <w:p>
+            <w:pPr>
+              <w:spacing w:after="2" w:line="240" w:lineRule="auto"/>
+              <w:ind w:left="0" w:right="5307" w:firstLine="0"/>
+              <w:jc w:val="left"/>
+            </w:pPr>
+          </w:p>
+          <w:p>
+            <w:pPr>
+              <w:spacing w:after="2" w:line="240" w:lineRule="auto"/>
+              <w:ind w:left="0" w:right="5307" w:firstLine="0"/>
+              <w:jc w:val="left"/>
+            </w:pPr>
           </w:p>
           <w:p>
             <w:pPr>
@@ -812,8 +863,14 @@
             <w:pPr>
               <w:spacing w:after="0" w:line="240" w:lineRule="auto"/>
               <w:ind w:left="170" w:right="0" w:firstLine="0"/>
-              <w:jc w:val="left"/>
             </w:pPr>
+            <w:r>
+              <w:rPr>
+                <w:b/>
+                <w:sz w:val="32"/>
+              </w:rPr>
+              <w:t xml:space="preserve">     </w:t>
+            </w:r>
             <w:r>
               <w:rPr>
                 <w:b/>
@@ -821,13 +878,26 @@
               </w:rPr>
               <w:t>MRS. SHEEBA</w:t>
             </w:r>
+            <w:r>
+              <w:rPr>
+                <w:b/>
+                <w:sz w:val="32"/>
+              </w:rPr>
+              <w:t xml:space="preserve">                                 x        </w:t>
+            </w:r>
           </w:p>
           <w:p>
             <w:pPr>
               <w:spacing w:after="0" w:line="240" w:lineRule="auto"/>
               <w:ind w:left="170" w:right="0" w:firstLine="0"/>
-              <w:jc w:val="left"/>
             </w:pPr>
+            <w:r>
+              <w:rPr>
+                <w:b/>
+                <w:sz w:val="28"/>
+              </w:rPr>
+              <w:t xml:space="preserve">      </w:t>
+            </w:r>
             <w:r>
               <w:rPr>
                 <w:b/>
@@ -840,8 +910,13 @@
             <w:pPr>
               <w:spacing w:after="1" w:line="240" w:lineRule="auto"/>
               <w:ind w:left="170" w:right="0" w:firstLine="0"/>
-              <w:jc w:val="left"/>
             </w:pPr>
+            <w:r>
+              <w:rPr>
+                <w:sz w:val="28"/>
+              </w:rPr>
+              <w:t xml:space="preserve">      </w:t>
+            </w:r>
             <w:r>
               <w:rPr>
                 <w:sz w:val="28"/>
@@ -853,8 +928,13 @@
             <w:pPr>
               <w:spacing w:after="1" w:line="240" w:lineRule="auto"/>
               <w:ind w:left="170" w:right="0" w:firstLine="0"/>
-              <w:jc w:val="left"/>
             </w:pPr>
+            <w:r>
+              <w:rPr>
+                <w:sz w:val="28"/>
+              </w:rPr>
+              <w:t xml:space="preserve">      </w:t>
+            </w:r>
             <w:r>
               <w:rPr>
                 <w:sz w:val="28"/>
@@ -866,26 +946,63 @@
             <w:pPr>
               <w:spacing w:after="1" w:line="240" w:lineRule="auto"/>
               <w:ind w:left="170" w:right="0" w:firstLine="0"/>
-              <w:jc w:val="left"/>
             </w:pPr>
+            <w:r>
+              <w:rPr>
+                <w:sz w:val="28"/>
+              </w:rPr>
+              <w:t xml:space="preserve">      </w:t>
+            </w:r>
             <w:r>
               <w:rPr>
                 <w:sz w:val="28"/>
               </w:rPr>
               <w:t>School of Engineering and Technology,</w:t>
             </w:r>
+            <w:r>
+              <w:rPr>
+                <w:sz w:val="28"/>
+              </w:rPr>
+              <w:t xml:space="preserve">           </w:t>
+            </w:r>
           </w:p>
           <w:p>
             <w:pPr>
               <w:spacing w:after="64" w:line="240" w:lineRule="auto"/>
               <w:ind w:left="0" w:right="254" w:firstLine="170"/>
-              <w:jc w:val="left"/>
+              <w:rPr>
+                <w:sz w:val="28"/>
+              </w:rPr>
             </w:pPr>
             <w:r>
               <w:rPr>
                 <w:sz w:val="28"/>
               </w:rPr>
-              <w:t>Dhanalakshmi Srinivasan University,  Trichy - 621 112.</w:t>
+              <w:t xml:space="preserve">      </w:t>
+            </w:r>
+            <w:r>
+              <w:rPr>
+                <w:sz w:val="28"/>
+              </w:rPr>
+              <w:t>Dhanalakshmi Srinivasan University,</w:t>
+            </w:r>
+          </w:p>
+          <w:p>
+            <w:pPr>
+              <w:spacing w:after="64" w:line="240" w:lineRule="auto"/>
+              <w:ind w:left="0" w:right="254" w:firstLine="170"/>
+            </w:pPr>
+            <w:r>
+              <w:rPr>
+                <w:sz w:val="28"/>
+              </w:rPr>
+              <w:t xml:space="preserve">     </w:t>
+            </w:r>
+            <w:r>
+              <w:rPr>
+                <w:sz w:val="28"/>
+              </w:rPr>
+              <w:t>Trichy - 621112.</w:t>
             </w:r>
           </w:p>
           <w:p>
@@ -904,7 +1021,7 @@
         </w:tc>
         <w:tc>
           <w:tcPr>
-            <w:tcW w:w="5066" w:type="dxa"/>
+            <w:tcW w:w="5500" w:type="dxa"/>
             <w:tcBorders>
               <w:top w:val="nil"/>
               <w:left w:val="nil"/>
@@ -930,6 +1047,9 @@
               <w:spacing w:after="2" w:line="240" w:lineRule="auto"/>
               <w:ind w:right="4986" w:firstLine="0"/>
               <w:jc w:val="left"/>
+              <w:rPr>
+                <w:sz w:val="28"/>
+              </w:rPr>
             </w:pPr>
             <w:r>
               <w:rPr>
@@ -937,6 +1057,62 @@
               </w:rPr>
               <w:t xml:space="preserve">  </w:t>
             </w:r>
+          </w:p>
+          <w:p>
+            <w:pPr>
+              <w:spacing w:after="2" w:line="240" w:lineRule="auto"/>
+              <w:ind w:right="4986" w:firstLine="0"/>
+              <w:jc w:val="left"/>
+            </w:pPr>
+          </w:p>
+          <w:p>
+            <w:pPr>
+              <w:spacing w:after="2" w:line="240" w:lineRule="auto"/>
+              <w:ind w:right="4986" w:firstLine="0"/>
+              <w:jc w:val="left"/>
+            </w:pPr>
+          </w:p>
+          <w:p>
+            <w:pPr>
+              <w:spacing w:after="2" w:line="240" w:lineRule="auto"/>
+              <w:ind w:right="4986" w:firstLine="0"/>
+              <w:jc w:val="left"/>
+            </w:pPr>
+          </w:p>
+          <w:p>
+            <w:pPr>
+              <w:spacing w:after="2" w:line="240" w:lineRule="auto"/>
+              <w:ind w:right="4986" w:firstLine="0"/>
+              <w:jc w:val="left"/>
+            </w:pPr>
+          </w:p>
+          <w:p>
+            <w:pPr>
+              <w:spacing w:after="2" w:line="240" w:lineRule="auto"/>
+              <w:ind w:right="4986" w:firstLine="0"/>
+              <w:jc w:val="left"/>
+            </w:pPr>
+          </w:p>
+          <w:p>
+            <w:pPr>
+              <w:spacing w:after="2" w:line="240" w:lineRule="auto"/>
+              <w:ind w:right="4986" w:firstLine="0"/>
+              <w:jc w:val="left"/>
+            </w:pPr>
+          </w:p>
+          <w:p>
+            <w:pPr>
+              <w:spacing w:after="2" w:line="240" w:lineRule="auto"/>
+              <w:ind w:right="4986" w:firstLine="0"/>
+              <w:jc w:val="left"/>
+            </w:pPr>
+          </w:p>
+          <w:p>
+            <w:pPr>
+              <w:spacing w:after="2" w:line="240" w:lineRule="auto"/>
+              <w:ind w:left="0" w:right="4986" w:firstLine="0"/>
+              <w:jc w:val="left"/>
+            </w:pPr>
           </w:p>
           <w:p>
             <w:pPr>
@@ -1052,7 +1228,31 @@
         <w:ind w:left="197" w:right="0"/>
       </w:pPr>
       <w:r>
-        <w:t xml:space="preserve">                      Submitted for the project Viva-Voce held on 2024 -2025 </w:t>
+        <w:t xml:space="preserve">                      </w:t>
+      </w:r>
+    </w:p>
+    <w:p>
+      <w:pPr>
+        <w:spacing w:after="120" w:line="360" w:lineRule="auto"/>
+        <w:ind w:left="197" w:right="0"/>
+      </w:pPr>
+    </w:p>
+    <w:p>
+      <w:pPr>
+        <w:spacing w:after="120" w:line="360" w:lineRule="auto"/>
+        <w:ind w:left="197" w:right="0"/>
+      </w:pPr>
+    </w:p>
+    <w:p>
+      <w:pPr>
+        <w:spacing w:after="120" w:line="360" w:lineRule="auto"/>
+        <w:ind w:left="197" w:right="0"/>
+      </w:pPr>
+      <w:r>
+        <w:t xml:space="preserve">                                </w:t>
+      </w:r>
+      <w:r>
+        <w:t xml:space="preserve">Submitted for the project Viva-Voce held on 2024 -2025 </w:t>
       </w:r>
     </w:p>
     <w:p>
@@ -1083,100 +1283,51 @@
     </w:p>
     <w:p>
       <w:pPr>
-        <w:spacing w:after="0" w:line="259" w:lineRule="auto"/>
-        <w:ind w:left="202" w:right="0" w:firstLine="0"/>
-        <w:jc w:val="left"/>
-      </w:pPr>
-      <w:r>
-        <w:rPr>
-          <w:sz w:val="28"/>
-        </w:rPr>
-        <w:t xml:space="preserve"> </w:t>
-      </w:r>
-    </w:p>
-    <w:p>
-      <w:pPr>
-        <w:spacing w:after="1" w:line="259" w:lineRule="auto"/>
-        <w:ind w:left="202" w:right="0" w:firstLine="0"/>
-        <w:jc w:val="left"/>
-      </w:pPr>
-      <w:r>
-        <w:rPr>
-          <w:sz w:val="28"/>
-        </w:rPr>
-        <w:t xml:space="preserve"> </w:t>
-      </w:r>
-    </w:p>
-    <w:p>
-      <w:pPr>
-        <w:spacing w:after="0" w:line="259" w:lineRule="auto"/>
-        <w:ind w:left="187" w:right="0" w:firstLine="0"/>
-        <w:jc w:val="left"/>
+        <w:keepNext/>
+        <w:spacing w:before="360" w:after="120" w:line="276" w:lineRule="auto"/>
+        <w:ind w:left="0" w:right="0" w:firstLine="0"/>
       </w:pPr>
       <w:r>
         <w:rPr>
           <w:b/>
           <w:sz w:val="28"/>
         </w:rPr>
-        <w:t xml:space="preserve"> </w:t>
-      </w:r>
-    </w:p>
-    <w:p>
-      <w:pPr>
-        <w:spacing w:after="0" w:line="259" w:lineRule="auto"/>
-        <w:ind w:left="187" w:right="0" w:firstLine="0"/>
-        <w:jc w:val="left"/>
-      </w:pPr>
+        <w:lastRenderedPageBreak/>
+        <w:t xml:space="preserve">                            </w:t>
+      </w:r>
       <w:r>
         <w:rPr>
           <w:b/>
           <w:sz w:val="28"/>
         </w:rPr>
-        <w:t xml:space="preserve"> </w:t>
-      </w:r>
-    </w:p>
-    <w:p>
-      <w:pPr>
-        <w:spacing w:after="0" w:line="259" w:lineRule="auto"/>
-        <w:ind w:left="187" w:right="0" w:firstLine="0"/>
-        <w:jc w:val="left"/>
-      </w:pPr>
+        <w:t xml:space="preserve">      </w:t>
+      </w:r>
       <w:r>
         <w:rPr>
           <w:b/>
           <w:sz w:val="28"/>
         </w:rPr>
-        <w:t xml:space="preserve"> </w:t>
-      </w:r>
-    </w:p>
-    <w:p>
-      <w:pPr>
-        <w:spacing w:after="59" w:line="259" w:lineRule="auto"/>
-        <w:ind w:left="187" w:right="0" w:firstLine="0"/>
-        <w:jc w:val="left"/>
-      </w:pPr>
+        <w:t xml:space="preserve">   </w:t>
+      </w:r>
       <w:r>
         <w:rPr>
           <w:b/>
           <w:sz w:val="28"/>
         </w:rPr>
+        <w:t xml:space="preserve">   TABLE OF CONTENT </w:t>
+      </w:r>
+    </w:p>
+    <w:p>
+      <w:pPr>
+        <w:spacing w:after="181" w:line="259" w:lineRule="auto"/>
+        <w:ind w:left="0" w:right="0" w:firstLine="0"/>
+        <w:jc w:val="left"/>
+      </w:pPr>
+      <w:r>
+        <w:rPr>
+          <w:sz w:val="28"/>
+        </w:rPr>
         <w:t xml:space="preserve"> </w:t>
-      </w:r>
-    </w:p>
-    <w:p>
-      <w:pPr>
-        <w:keepNext/>
-        <w:spacing w:before="360" w:after="120" w:line="276" w:lineRule="auto"/>
-        <w:ind w:left="187" w:right="0" w:firstLine="0"/>
-        <w:jc w:val="center"/>
-      </w:pPr>
-      <w:r>
-        <w:rPr>
-          <w:b/>
-          <w:sz w:val="28"/>
-        </w:rPr>
-        <w:lastRenderedPageBreak/>
-        <w:t xml:space="preserve">        INTERNAL EXAMINER                                  EXTERNAL EXAMINER</w:t>
       </w:r>
     </w:p>
     <w:p>
@@ -1192,65 +1343,10 @@
         <w:t xml:space="preserve"> </w:t>
       </w:r>
     </w:p>
-    <w:p>
-      <w:pPr>
-        <w:sectPr>
-          <w:headerReference w:type="default" r:id="rId9"/>
-          <w:footerReference w:type="even" r:id="rId10"/>
-          <w:footerReference w:type="default" r:id="rId11"/>
-          <w:footerReference w:type="first" r:id="rId12"/>
-          <w:pgSz w:w="11907" w:h="16839"/>
-          <w:pgMar w:top="1440" w:right="1440" w:bottom="1440" w:left="1440" w:header="720" w:footer="720" w:gutter="0"/>
-          <w:cols w:space="720"/>
-        </w:sectPr>
-      </w:pPr>
-    </w:p>
-    <w:p>
-      <w:pPr>
-        <w:keepNext/>
-        <w:spacing w:before="360" w:after="120" w:line="276" w:lineRule="auto"/>
-        <w:ind w:left="-5" w:right="0"/>
-        <w:jc w:val="center"/>
-      </w:pPr>
-      <w:r>
-        <w:rPr>
-          <w:b/>
-          <w:sz w:val="28"/>
-        </w:rPr>
-        <w:lastRenderedPageBreak/>
-        <w:t xml:space="preserve">                                    TABLE OF CONTENT </w:t>
-      </w:r>
-    </w:p>
-    <w:p>
-      <w:pPr>
-        <w:spacing w:after="181" w:line="259" w:lineRule="auto"/>
-        <w:ind w:left="0" w:right="0" w:firstLine="0"/>
-        <w:jc w:val="left"/>
-      </w:pPr>
-      <w:r>
-        <w:rPr>
-          <w:sz w:val="28"/>
-        </w:rPr>
-        <w:t xml:space="preserve"> </w:t>
-      </w:r>
-    </w:p>
-    <w:p>
-      <w:pPr>
-        <w:spacing w:after="0" w:line="259" w:lineRule="auto"/>
-        <w:ind w:left="0" w:right="0" w:firstLine="0"/>
-        <w:jc w:val="left"/>
-      </w:pPr>
-      <w:r>
-        <w:rPr>
-          <w:sz w:val="28"/>
-        </w:rPr>
-        <w:t xml:space="preserve"> </w:t>
-      </w:r>
-    </w:p>
     <w:tbl>
       <w:tblPr>
         <w:tblStyle w:val="TableGrid"/>
-        <w:tblW w:w="10058" w:type="dxa"/>
+        <w:tblW w:w="8225" w:type="dxa"/>
         <w:jc w:val="center"/>
         <w:tblInd w:w="0" w:type="dxa"/>
         <w:tblCellMar>
@@ -1262,18 +1358,18 @@
         <w:tblLook w:val="04A0" w:firstRow="1" w:lastRow="0" w:firstColumn="1" w:lastColumn="0" w:noHBand="0" w:noVBand="1"/>
       </w:tblPr>
       <w:tblGrid>
-        <w:gridCol w:w="2782"/>
-        <w:gridCol w:w="5562"/>
-        <w:gridCol w:w="1714"/>
+        <w:gridCol w:w="2593"/>
+        <w:gridCol w:w="4297"/>
+        <w:gridCol w:w="1335"/>
       </w:tblGrid>
       <w:tr>
         <w:trPr>
-          <w:trHeight w:val="581"/>
+          <w:trHeight w:val="135"/>
           <w:jc w:val="center"/>
         </w:trPr>
         <w:tc>
           <w:tcPr>
-            <w:tcW w:w="2782" w:type="dxa"/>
+            <w:tcW w:w="2292" w:type="dxa"/>
             <w:tcBorders>
               <w:top w:val="single" w:sz="4" w:space="0" w:color="000000"/>
               <w:left w:val="single" w:sz="4" w:space="0" w:color="000000"/>
@@ -1304,7 +1400,7 @@
         </w:tc>
         <w:tc>
           <w:tcPr>
-            <w:tcW w:w="5562" w:type="dxa"/>
+            <w:tcW w:w="4535" w:type="dxa"/>
             <w:tcBorders>
               <w:top w:val="single" w:sz="4" w:space="0" w:color="000000"/>
               <w:left w:val="single" w:sz="4" w:space="0" w:color="000000"/>
@@ -1335,7 +1431,7 @@
         </w:tc>
         <w:tc>
           <w:tcPr>
-            <w:tcW w:w="1714" w:type="dxa"/>
+            <w:tcW w:w="1398" w:type="dxa"/>
             <w:tcBorders>
               <w:top w:val="single" w:sz="4" w:space="0" w:color="000000"/>
               <w:left w:val="single" w:sz="4" w:space="0" w:color="000000"/>
@@ -1367,12 +1463,12 @@
       </w:tr>
       <w:tr>
         <w:trPr>
-          <w:trHeight w:val="2043"/>
+          <w:trHeight w:val="479"/>
           <w:jc w:val="center"/>
         </w:trPr>
         <w:tc>
           <w:tcPr>
-            <w:tcW w:w="2782" w:type="dxa"/>
+            <w:tcW w:w="2292" w:type="dxa"/>
             <w:tcBorders>
               <w:top w:val="single" w:sz="4" w:space="0" w:color="000000"/>
               <w:left w:val="single" w:sz="4" w:space="0" w:color="000000"/>
@@ -1396,7 +1492,7 @@
         </w:tc>
         <w:tc>
           <w:tcPr>
-            <w:tcW w:w="5562" w:type="dxa"/>
+            <w:tcW w:w="4535" w:type="dxa"/>
             <w:tcBorders>
               <w:top w:val="single" w:sz="4" w:space="0" w:color="000000"/>
               <w:left w:val="single" w:sz="4" w:space="0" w:color="000000"/>
@@ -1460,7 +1556,7 @@
         </w:tc>
         <w:tc>
           <w:tcPr>
-            <w:tcW w:w="1714" w:type="dxa"/>
+            <w:tcW w:w="1398" w:type="dxa"/>
             <w:tcBorders>
               <w:top w:val="single" w:sz="4" w:space="0" w:color="000000"/>
               <w:left w:val="single" w:sz="4" w:space="0" w:color="000000"/>
@@ -1480,12 +1576,12 @@
       </w:tr>
       <w:tr>
         <w:trPr>
-          <w:trHeight w:val="1934"/>
+          <w:trHeight w:val="453"/>
           <w:jc w:val="center"/>
         </w:trPr>
         <w:tc>
           <w:tcPr>
-            <w:tcW w:w="2782" w:type="dxa"/>
+            <w:tcW w:w="2292" w:type="dxa"/>
             <w:tcBorders>
               <w:top w:val="single" w:sz="4" w:space="0" w:color="000000"/>
               <w:left w:val="single" w:sz="4" w:space="0" w:color="000000"/>
@@ -1516,7 +1612,7 @@
         </w:tc>
         <w:tc>
           <w:tcPr>
-            <w:tcW w:w="5562" w:type="dxa"/>
+            <w:tcW w:w="4535" w:type="dxa"/>
             <w:tcBorders>
               <w:top w:val="single" w:sz="4" w:space="0" w:color="000000"/>
               <w:left w:val="single" w:sz="4" w:space="0" w:color="000000"/>
@@ -1600,7 +1696,7 @@
         </w:tc>
         <w:tc>
           <w:tcPr>
-            <w:tcW w:w="1714" w:type="dxa"/>
+            <w:tcW w:w="1398" w:type="dxa"/>
             <w:tcBorders>
               <w:top w:val="single" w:sz="4" w:space="0" w:color="000000"/>
               <w:left w:val="single" w:sz="4" w:space="0" w:color="000000"/>
@@ -1620,12 +1716,12 @@
       </w:tr>
       <w:tr>
         <w:trPr>
-          <w:trHeight w:val="4337"/>
+          <w:trHeight w:val="1016"/>
           <w:jc w:val="center"/>
         </w:trPr>
         <w:tc>
           <w:tcPr>
-            <w:tcW w:w="2782" w:type="dxa"/>
+            <w:tcW w:w="2292" w:type="dxa"/>
             <w:tcBorders>
               <w:top w:val="single" w:sz="4" w:space="0" w:color="000000"/>
               <w:left w:val="single" w:sz="4" w:space="0" w:color="000000"/>
@@ -1662,7 +1758,7 @@
         </w:tc>
         <w:tc>
           <w:tcPr>
-            <w:tcW w:w="5562" w:type="dxa"/>
+            <w:tcW w:w="4535" w:type="dxa"/>
             <w:tcBorders>
               <w:top w:val="single" w:sz="4" w:space="0" w:color="000000"/>
               <w:left w:val="single" w:sz="4" w:space="0" w:color="000000"/>
@@ -1910,7 +2006,7 @@
         </w:tc>
         <w:tc>
           <w:tcPr>
-            <w:tcW w:w="1714" w:type="dxa"/>
+            <w:tcW w:w="1398" w:type="dxa"/>
             <w:tcBorders>
               <w:top w:val="single" w:sz="4" w:space="0" w:color="000000"/>
               <w:left w:val="single" w:sz="4" w:space="0" w:color="000000"/>
@@ -1930,12 +2026,12 @@
       </w:tr>
       <w:tr>
         <w:trPr>
-          <w:trHeight w:val="728"/>
+          <w:trHeight w:val="170"/>
           <w:jc w:val="center"/>
         </w:trPr>
         <w:tc>
           <w:tcPr>
-            <w:tcW w:w="2782" w:type="dxa"/>
+            <w:tcW w:w="2292" w:type="dxa"/>
             <w:tcBorders>
               <w:top w:val="single" w:sz="4" w:space="0" w:color="000000"/>
               <w:left w:val="single" w:sz="4" w:space="0" w:color="000000"/>
@@ -1979,7 +2075,7 @@
         </w:tc>
         <w:tc>
           <w:tcPr>
-            <w:tcW w:w="5562" w:type="dxa"/>
+            <w:tcW w:w="4535" w:type="dxa"/>
             <w:tcBorders>
               <w:top w:val="single" w:sz="4" w:space="0" w:color="000000"/>
               <w:left w:val="single" w:sz="4" w:space="0" w:color="000000"/>
@@ -2011,7 +2107,7 @@
         </w:tc>
         <w:tc>
           <w:tcPr>
-            <w:tcW w:w="1714" w:type="dxa"/>
+            <w:tcW w:w="1398" w:type="dxa"/>
             <w:tcBorders>
               <w:top w:val="single" w:sz="4" w:space="0" w:color="000000"/>
               <w:left w:val="single" w:sz="4" w:space="0" w:color="000000"/>
@@ -2032,12 +2128,12 @@
       </w:tr>
       <w:tr>
         <w:trPr>
-          <w:trHeight w:val="3183"/>
+          <w:trHeight w:val="746"/>
           <w:jc w:val="center"/>
         </w:trPr>
         <w:tc>
           <w:tcPr>
-            <w:tcW w:w="2782" w:type="dxa"/>
+            <w:tcW w:w="2292" w:type="dxa"/>
             <w:tcBorders>
               <w:top w:val="single" w:sz="4" w:space="0" w:color="000000"/>
               <w:left w:val="single" w:sz="4" w:space="0" w:color="000000"/>
@@ -2056,7 +2152,6 @@
                 <w:b/>
                 <w:sz w:val="28"/>
               </w:rPr>
-              <w:lastRenderedPageBreak/>
               <w:t xml:space="preserve">  4</w:t>
             </w:r>
             <w:r>
@@ -2069,7 +2164,7 @@
         </w:tc>
         <w:tc>
           <w:tcPr>
-            <w:tcW w:w="5562" w:type="dxa"/>
+            <w:tcW w:w="4535" w:type="dxa"/>
             <w:tcBorders>
               <w:top w:val="single" w:sz="4" w:space="0" w:color="000000"/>
               <w:left w:val="single" w:sz="4" w:space="0" w:color="000000"/>
@@ -2179,7 +2274,7 @@
         </w:tc>
         <w:tc>
           <w:tcPr>
-            <w:tcW w:w="1714" w:type="dxa"/>
+            <w:tcW w:w="1398" w:type="dxa"/>
             <w:tcBorders>
               <w:top w:val="single" w:sz="4" w:space="0" w:color="000000"/>
               <w:left w:val="single" w:sz="4" w:space="0" w:color="000000"/>
@@ -2208,7 +2303,7 @@
     <w:tbl>
       <w:tblPr>
         <w:tblStyle w:val="TableGrid"/>
-        <w:tblW w:w="10070" w:type="dxa"/>
+        <w:tblW w:w="8442" w:type="dxa"/>
         <w:jc w:val="center"/>
         <w:tblInd w:w="0" w:type="dxa"/>
         <w:tblCellMar>
@@ -2219,18 +2314,18 @@
         <w:tblLook w:val="04A0" w:firstRow="1" w:lastRow="0" w:firstColumn="1" w:lastColumn="0" w:noHBand="0" w:noVBand="1"/>
       </w:tblPr>
       <w:tblGrid>
-        <w:gridCol w:w="2268"/>
-        <w:gridCol w:w="6085"/>
-        <w:gridCol w:w="1717"/>
+        <w:gridCol w:w="2483"/>
+        <w:gridCol w:w="4629"/>
+        <w:gridCol w:w="1330"/>
       </w:tblGrid>
       <w:tr>
         <w:trPr>
-          <w:trHeight w:val="557"/>
+          <w:trHeight w:val="6"/>
           <w:jc w:val="center"/>
         </w:trPr>
         <w:tc>
           <w:tcPr>
-            <w:tcW w:w="2268" w:type="dxa"/>
+            <w:tcW w:w="2483" w:type="dxa"/>
             <w:tcBorders>
               <w:top w:val="single" w:sz="4" w:space="0" w:color="000000"/>
               <w:left w:val="single" w:sz="4" w:space="0" w:color="000000"/>
@@ -2249,19 +2344,14 @@
                 <w:b/>
                 <w:sz w:val="28"/>
               </w:rPr>
+              <w:lastRenderedPageBreak/>
               <w:t>CHAPTER NO</w:t>
-            </w:r>
-            <w:r>
-              <w:rPr>
-                <w:sz w:val="28"/>
-              </w:rPr>
-              <w:t xml:space="preserve"> </w:t>
             </w:r>
           </w:p>
         </w:tc>
         <w:tc>
           <w:tcPr>
-            <w:tcW w:w="6085" w:type="dxa"/>
+            <w:tcW w:w="4629" w:type="dxa"/>
             <w:tcBorders>
               <w:top w:val="single" w:sz="4" w:space="0" w:color="000000"/>
               <w:left w:val="single" w:sz="4" w:space="0" w:color="000000"/>
@@ -2306,7 +2396,7 @@
         </w:tc>
         <w:tc>
           <w:tcPr>
-            <w:tcW w:w="1717" w:type="dxa"/>
+            <w:tcW w:w="1330" w:type="dxa"/>
             <w:tcBorders>
               <w:top w:val="single" w:sz="4" w:space="0" w:color="000000"/>
               <w:left w:val="single" w:sz="4" w:space="0" w:color="000000"/>
@@ -2338,12 +2428,12 @@
       </w:tr>
       <w:tr>
         <w:trPr>
-          <w:trHeight w:val="5809"/>
+          <w:trHeight w:val="67"/>
           <w:jc w:val="center"/>
         </w:trPr>
         <w:tc>
           <w:tcPr>
-            <w:tcW w:w="2268" w:type="dxa"/>
+            <w:tcW w:w="2483" w:type="dxa"/>
             <w:tcBorders>
               <w:top w:val="single" w:sz="4" w:space="0" w:color="000000"/>
               <w:left w:val="single" w:sz="4" w:space="0" w:color="000000"/>
@@ -2355,32 +2445,27 @@
             <w:pPr>
               <w:spacing w:after="0" w:line="240" w:lineRule="auto"/>
               <w:ind w:left="0" w:right="1869" w:firstLine="0"/>
-              <w:jc w:val="left"/>
+              <w:jc w:val="center"/>
             </w:pPr>
             <w:r>
               <w:rPr>
+                <w:b/>
                 <w:sz w:val="28"/>
               </w:rPr>
-              <w:t xml:space="preserve"> </w:t>
+              <w:t xml:space="preserve">           </w:t>
             </w:r>
             <w:r>
               <w:rPr>
                 <w:b/>
                 <w:sz w:val="28"/>
               </w:rPr>
-              <w:t xml:space="preserve">  5</w:t>
-            </w:r>
-            <w:r>
-              <w:rPr>
-                <w:sz w:val="28"/>
-              </w:rPr>
-              <w:t xml:space="preserve"> </w:t>
+              <w:t>5</w:t>
             </w:r>
           </w:p>
         </w:tc>
         <w:tc>
           <w:tcPr>
-            <w:tcW w:w="6085" w:type="dxa"/>
+            <w:tcW w:w="4629" w:type="dxa"/>
             <w:tcBorders>
               <w:top w:val="single" w:sz="4" w:space="0" w:color="000000"/>
               <w:left w:val="single" w:sz="4" w:space="0" w:color="000000"/>
@@ -2545,7 +2630,7 @@
         </w:tc>
         <w:tc>
           <w:tcPr>
-            <w:tcW w:w="1717" w:type="dxa"/>
+            <w:tcW w:w="1330" w:type="dxa"/>
             <w:tcBorders>
               <w:top w:val="single" w:sz="4" w:space="0" w:color="000000"/>
               <w:left w:val="single" w:sz="4" w:space="0" w:color="000000"/>
@@ -2565,12 +2650,12 @@
       </w:tr>
       <w:tr>
         <w:trPr>
-          <w:trHeight w:val="4198"/>
+          <w:trHeight w:val="48"/>
           <w:jc w:val="center"/>
         </w:trPr>
         <w:tc>
           <w:tcPr>
-            <w:tcW w:w="2268" w:type="dxa"/>
+            <w:tcW w:w="2483" w:type="dxa"/>
             <w:tcBorders>
               <w:top w:val="single" w:sz="4" w:space="0" w:color="000000"/>
               <w:left w:val="single" w:sz="4" w:space="0" w:color="000000"/>
@@ -2588,7 +2673,6 @@
               <w:rPr>
                 <w:sz w:val="28"/>
               </w:rPr>
-              <w:lastRenderedPageBreak/>
               <w:t xml:space="preserve"> </w:t>
             </w:r>
             <w:r>
@@ -2608,7 +2692,7 @@
         </w:tc>
         <w:tc>
           <w:tcPr>
-            <w:tcW w:w="6085" w:type="dxa"/>
+            <w:tcW w:w="4629" w:type="dxa"/>
             <w:tcBorders>
               <w:top w:val="single" w:sz="4" w:space="0" w:color="000000"/>
               <w:left w:val="single" w:sz="4" w:space="0" w:color="000000"/>
@@ -2743,7 +2827,7 @@
         </w:tc>
         <w:tc>
           <w:tcPr>
-            <w:tcW w:w="1717" w:type="dxa"/>
+            <w:tcW w:w="1330" w:type="dxa"/>
             <w:tcBorders>
               <w:top w:val="single" w:sz="4" w:space="0" w:color="000000"/>
               <w:left w:val="single" w:sz="4" w:space="0" w:color="000000"/>
@@ -2763,12 +2847,12 @@
       </w:tr>
       <w:tr>
         <w:trPr>
-          <w:trHeight w:val="3416"/>
+          <w:trHeight w:val="39"/>
           <w:jc w:val="center"/>
         </w:trPr>
         <w:tc>
           <w:tcPr>
-            <w:tcW w:w="2268" w:type="dxa"/>
+            <w:tcW w:w="2483" w:type="dxa"/>
             <w:tcBorders>
               <w:top w:val="single" w:sz="4" w:space="0" w:color="000000"/>
               <w:left w:val="single" w:sz="4" w:space="0" w:color="000000"/>
@@ -2812,7 +2896,7 @@
         </w:tc>
         <w:tc>
           <w:tcPr>
-            <w:tcW w:w="6085" w:type="dxa"/>
+            <w:tcW w:w="4629" w:type="dxa"/>
             <w:tcBorders>
               <w:top w:val="single" w:sz="4" w:space="0" w:color="000000"/>
               <w:left w:val="single" w:sz="4" w:space="0" w:color="000000"/>
@@ -2897,12 +2981,15 @@
               <w:spacing w:after="51" w:line="240" w:lineRule="auto"/>
               <w:ind w:left="0" w:right="0" w:firstLine="0"/>
               <w:jc w:val="left"/>
+              <w:rPr>
+                <w:sz w:val="28"/>
+              </w:rPr>
             </w:pPr>
             <w:r>
               <w:rPr>
                 <w:sz w:val="28"/>
               </w:rPr>
-              <w:t xml:space="preserve">  7.5 Implementation Tools and Technologies </w:t>
+              <w:t xml:space="preserve">  7.5 Implementation Tools and</w:t>
             </w:r>
           </w:p>
           <w:p>
@@ -2915,7 +3002,35 @@
               <w:rPr>
                 <w:sz w:val="28"/>
               </w:rPr>
-              <w:t xml:space="preserve">  7.6 Testing and Validation </w:t>
+              <w:t xml:space="preserve">        </w:t>
+            </w:r>
+            <w:r>
+              <w:rPr>
+                <w:sz w:val="28"/>
+              </w:rPr>
+              <w:t>Technologies</w:t>
+            </w:r>
+            <w:r>
+              <w:rPr>
+                <w:sz w:val="28"/>
+              </w:rPr>
+              <w:t xml:space="preserve">                       </w:t>
+            </w:r>
+          </w:p>
+          <w:p>
+            <w:pPr>
+              <w:spacing w:after="51" w:line="240" w:lineRule="auto"/>
+              <w:ind w:left="0" w:right="0" w:firstLine="0"/>
+              <w:jc w:val="left"/>
+            </w:pPr>
+            <w:r>
+              <w:t xml:space="preserve">  </w:t>
+            </w:r>
+            <w:r>
+              <w:rPr>
+                <w:sz w:val="28"/>
+              </w:rPr>
+              <w:t xml:space="preserve">7.6 Testing and Validation </w:t>
             </w:r>
           </w:p>
           <w:p>
@@ -2947,7 +3062,7 @@
         </w:tc>
         <w:tc>
           <w:tcPr>
-            <w:tcW w:w="1717" w:type="dxa"/>
+            <w:tcW w:w="1330" w:type="dxa"/>
             <w:tcBorders>
               <w:top w:val="single" w:sz="4" w:space="0" w:color="000000"/>
               <w:left w:val="single" w:sz="4" w:space="0" w:color="000000"/>
@@ -2967,12 +3082,112 @@
       </w:tr>
       <w:tr>
         <w:trPr>
-          <w:trHeight w:val="1116"/>
+          <w:trHeight w:val="12"/>
           <w:jc w:val="center"/>
         </w:trPr>
         <w:tc>
           <w:tcPr>
-            <w:tcW w:w="2268" w:type="dxa"/>
+            <w:tcW w:w="2483" w:type="dxa"/>
+            <w:tcBorders>
+              <w:top w:val="single" w:sz="4" w:space="0" w:color="000000"/>
+              <w:left w:val="single" w:sz="4" w:space="0" w:color="000000"/>
+              <w:bottom w:val="single" w:sz="4" w:space="0" w:color="000000"/>
+              <w:right w:val="single" w:sz="4" w:space="0" w:color="000000"/>
+            </w:tcBorders>
+          </w:tcPr>
+          <w:p>
+            <w:pPr>
+              <w:spacing w:after="46" w:line="240" w:lineRule="auto"/>
+              <w:ind w:left="0" w:right="0" w:firstLine="0"/>
+              <w:jc w:val="left"/>
+              <w:rPr>
+                <w:b/>
+                <w:sz w:val="28"/>
+              </w:rPr>
+            </w:pPr>
+          </w:p>
+          <w:p>
+            <w:pPr>
+              <w:spacing w:after="46" w:line="240" w:lineRule="auto"/>
+              <w:ind w:left="0" w:right="0" w:firstLine="0"/>
+              <w:jc w:val="left"/>
+              <w:rPr>
+                <w:sz w:val="28"/>
+              </w:rPr>
+            </w:pPr>
+            <w:r>
+              <w:rPr>
+                <w:b/>
+                <w:sz w:val="28"/>
+              </w:rPr>
+              <w:t>CHAPTER NO</w:t>
+            </w:r>
+          </w:p>
+        </w:tc>
+        <w:tc>
+          <w:tcPr>
+            <w:tcW w:w="4629" w:type="dxa"/>
+            <w:tcBorders>
+              <w:top w:val="single" w:sz="4" w:space="0" w:color="000000"/>
+              <w:left w:val="single" w:sz="4" w:space="0" w:color="000000"/>
+              <w:bottom w:val="single" w:sz="4" w:space="0" w:color="000000"/>
+              <w:right w:val="single" w:sz="4" w:space="0" w:color="000000"/>
+            </w:tcBorders>
+            <w:vAlign w:val="bottom"/>
+          </w:tcPr>
+          <w:p>
+            <w:pPr>
+              <w:spacing w:after="256" w:line="240" w:lineRule="auto"/>
+              <w:ind w:left="0" w:right="0" w:firstLine="0"/>
+              <w:jc w:val="center"/>
+              <w:rPr>
+                <w:b/>
+                <w:sz w:val="28"/>
+              </w:rPr>
+            </w:pPr>
+            <w:r>
+              <w:rPr>
+                <w:b/>
+                <w:sz w:val="28"/>
+              </w:rPr>
+              <w:t>TITLE</w:t>
+            </w:r>
+          </w:p>
+        </w:tc>
+        <w:tc>
+          <w:tcPr>
+            <w:tcW w:w="1330" w:type="dxa"/>
+            <w:tcBorders>
+              <w:top w:val="single" w:sz="4" w:space="0" w:color="000000"/>
+              <w:left w:val="single" w:sz="4" w:space="0" w:color="000000"/>
+              <w:bottom w:val="single" w:sz="4" w:space="0" w:color="000000"/>
+              <w:right w:val="single" w:sz="4" w:space="0" w:color="000000"/>
+            </w:tcBorders>
+            <w:vAlign w:val="center"/>
+          </w:tcPr>
+          <w:p>
+            <w:pPr>
+              <w:spacing w:line="240" w:lineRule="auto"/>
+              <w:ind w:left="0" w:firstLine="0"/>
+            </w:pPr>
+            <w:r>
+              <w:rPr>
+                <w:b/>
+                <w:sz w:val="28"/>
+              </w:rPr>
+              <w:t>PAGE NO</w:t>
+            </w:r>
+          </w:p>
+        </w:tc>
+      </w:tr>
+      <w:tr>
+        <w:trPr>
+          <w:trHeight w:val="12"/>
+          <w:jc w:val="center"/>
+        </w:trPr>
+        <w:tc>
+          <w:tcPr>
+            <w:tcW w:w="2483" w:type="dxa"/>
             <w:tcBorders>
               <w:top w:val="single" w:sz="4" w:space="0" w:color="000000"/>
               <w:left w:val="single" w:sz="4" w:space="0" w:color="000000"/>
@@ -2997,26 +3212,20 @@
             <w:pPr>
               <w:spacing w:after="0" w:line="240" w:lineRule="auto"/>
               <w:ind w:left="0" w:right="0" w:firstLine="0"/>
-              <w:jc w:val="left"/>
+              <w:jc w:val="center"/>
             </w:pPr>
             <w:r>
               <w:rPr>
                 <w:b/>
                 <w:sz w:val="28"/>
               </w:rPr>
-              <w:t xml:space="preserve"> 8</w:t>
-            </w:r>
-            <w:r>
-              <w:rPr>
-                <w:sz w:val="28"/>
-              </w:rPr>
-              <w:t xml:space="preserve"> </w:t>
+              <w:t>8</w:t>
             </w:r>
           </w:p>
         </w:tc>
         <w:tc>
           <w:tcPr>
-            <w:tcW w:w="6085" w:type="dxa"/>
+            <w:tcW w:w="4629" w:type="dxa"/>
             <w:tcBorders>
               <w:top w:val="single" w:sz="4" w:space="0" w:color="000000"/>
               <w:left w:val="single" w:sz="4" w:space="0" w:color="000000"/>
@@ -3029,20 +3238,14 @@
             <w:pPr>
               <w:spacing w:after="256" w:line="240" w:lineRule="auto"/>
               <w:ind w:left="0" w:right="0" w:firstLine="0"/>
-              <w:jc w:val="left"/>
+              <w:jc w:val="center"/>
             </w:pPr>
             <w:r>
               <w:rPr>
                 <w:b/>
                 <w:sz w:val="28"/>
               </w:rPr>
-              <w:t xml:space="preserve">   TESTING</w:t>
-            </w:r>
-            <w:r>
-              <w:rPr>
-                <w:sz w:val="28"/>
-              </w:rPr>
-              <w:t xml:space="preserve"> </w:t>
+              <w:t>TESTING</w:t>
             </w:r>
           </w:p>
           <w:p>
@@ -3061,7 +3264,7 @@
         </w:tc>
         <w:tc>
           <w:tcPr>
-            <w:tcW w:w="1717" w:type="dxa"/>
+            <w:tcW w:w="1330" w:type="dxa"/>
             <w:tcBorders>
               <w:top w:val="single" w:sz="4" w:space="0" w:color="000000"/>
               <w:left w:val="single" w:sz="4" w:space="0" w:color="000000"/>
@@ -3082,12 +3285,12 @@
       </w:tr>
       <w:tr>
         <w:trPr>
-          <w:trHeight w:val="1759"/>
+          <w:trHeight w:val="19"/>
           <w:jc w:val="center"/>
         </w:trPr>
         <w:tc>
           <w:tcPr>
-            <w:tcW w:w="2268" w:type="dxa"/>
+            <w:tcW w:w="2483" w:type="dxa"/>
             <w:tcBorders>
               <w:top w:val="single" w:sz="4" w:space="0" w:color="000000"/>
               <w:left w:val="single" w:sz="4" w:space="0" w:color="000000"/>
@@ -3099,26 +3302,20 @@
             <w:pPr>
               <w:spacing w:after="0" w:line="240" w:lineRule="auto"/>
               <w:ind w:left="0" w:right="0" w:firstLine="0"/>
-              <w:jc w:val="left"/>
+              <w:jc w:val="center"/>
             </w:pPr>
             <w:r>
               <w:rPr>
                 <w:b/>
                 <w:sz w:val="24"/>
               </w:rPr>
-              <w:t xml:space="preserve"> 9</w:t>
-            </w:r>
-            <w:r>
-              <w:rPr>
-                <w:sz w:val="28"/>
-              </w:rPr>
-              <w:t xml:space="preserve"> </w:t>
+              <w:t>9</w:t>
             </w:r>
           </w:p>
         </w:tc>
         <w:tc>
           <w:tcPr>
-            <w:tcW w:w="6085" w:type="dxa"/>
+            <w:tcW w:w="4629" w:type="dxa"/>
             <w:tcBorders>
               <w:top w:val="single" w:sz="4" w:space="0" w:color="000000"/>
               <w:left w:val="single" w:sz="4" w:space="0" w:color="000000"/>
@@ -3130,34 +3327,28 @@
             <w:pPr>
               <w:spacing w:after="55" w:line="240" w:lineRule="auto"/>
               <w:ind w:left="0" w:right="0" w:firstLine="0"/>
-              <w:jc w:val="left"/>
+              <w:jc w:val="center"/>
             </w:pPr>
             <w:r>
               <w:rPr>
                 <w:b/>
                 <w:sz w:val="28"/>
               </w:rPr>
-              <w:t xml:space="preserve">   CONCLUSION AND   FUTURE </w:t>
+              <w:t>CONCLUSION AND   FUTURE</w:t>
             </w:r>
           </w:p>
           <w:p>
             <w:pPr>
               <w:spacing w:after="0" w:line="240" w:lineRule="auto"/>
               <w:ind w:left="0" w:right="0" w:firstLine="0"/>
-              <w:jc w:val="left"/>
+              <w:jc w:val="center"/>
             </w:pPr>
             <w:r>
               <w:rPr>
                 <w:b/>
                 <w:sz w:val="28"/>
               </w:rPr>
-              <w:t xml:space="preserve">    ENHANCMENT</w:t>
-            </w:r>
-            <w:r>
-              <w:rPr>
-                <w:sz w:val="28"/>
-              </w:rPr>
-              <w:t xml:space="preserve"> </w:t>
+              <w:t>ENHANCMENT</w:t>
             </w:r>
           </w:p>
           <w:p>
@@ -3183,7 +3374,19 @@
               <w:rPr>
                 <w:sz w:val="28"/>
               </w:rPr>
-              <w:t xml:space="preserve">   9.1 Conclusion </w:t>
+              <w:t xml:space="preserve">  </w:t>
+            </w:r>
+            <w:r>
+              <w:rPr>
+                <w:sz w:val="28"/>
+              </w:rPr>
+              <w:t xml:space="preserve">           </w:t>
+            </w:r>
+            <w:r>
+              <w:rPr>
+                <w:sz w:val="28"/>
+              </w:rPr>
+              <w:t xml:space="preserve"> 9.1 Conclusion </w:t>
             </w:r>
           </w:p>
           <w:p>
@@ -3196,13 +3399,25 @@
               <w:rPr>
                 <w:sz w:val="28"/>
               </w:rPr>
-              <w:t xml:space="preserve">   9.2 Future Enhancement </w:t>
+              <w:t xml:space="preserve">  </w:t>
+            </w:r>
+            <w:r>
+              <w:rPr>
+                <w:sz w:val="28"/>
+              </w:rPr>
+              <w:t xml:space="preserve">           </w:t>
+            </w:r>
+            <w:r>
+              <w:rPr>
+                <w:sz w:val="28"/>
+              </w:rPr>
+              <w:t xml:space="preserve"> 9.2 Future Enhancement </w:t>
             </w:r>
           </w:p>
         </w:tc>
         <w:tc>
           <w:tcPr>
-            <w:tcW w:w="1717" w:type="dxa"/>
+            <w:tcW w:w="1330" w:type="dxa"/>
             <w:tcBorders>
               <w:top w:val="single" w:sz="4" w:space="0" w:color="000000"/>
               <w:left w:val="single" w:sz="4" w:space="0" w:color="000000"/>
@@ -3222,12 +3437,12 @@
       </w:tr>
       <w:tr>
         <w:trPr>
-          <w:trHeight w:val="1412"/>
+          <w:trHeight w:val="15"/>
           <w:jc w:val="center"/>
         </w:trPr>
         <w:tc>
           <w:tcPr>
-            <w:tcW w:w="2268" w:type="dxa"/>
+            <w:tcW w:w="2483" w:type="dxa"/>
             <w:tcBorders>
               <w:top w:val="single" w:sz="4" w:space="0" w:color="000000"/>
               <w:left w:val="single" w:sz="4" w:space="0" w:color="000000"/>
@@ -3239,26 +3454,20 @@
             <w:pPr>
               <w:spacing w:after="0" w:line="240" w:lineRule="auto"/>
               <w:ind w:left="0" w:right="0" w:firstLine="0"/>
-              <w:jc w:val="left"/>
+              <w:jc w:val="center"/>
             </w:pPr>
             <w:r>
               <w:rPr>
                 <w:b/>
                 <w:sz w:val="28"/>
               </w:rPr>
-              <w:t xml:space="preserve"> 10</w:t>
-            </w:r>
-            <w:r>
-              <w:rPr>
-                <w:sz w:val="28"/>
-              </w:rPr>
-              <w:t xml:space="preserve"> </w:t>
+              <w:t>10</w:t>
             </w:r>
           </w:p>
         </w:tc>
         <w:tc>
           <w:tcPr>
-            <w:tcW w:w="6085" w:type="dxa"/>
+            <w:tcW w:w="4629" w:type="dxa"/>
             <w:tcBorders>
               <w:top w:val="single" w:sz="4" w:space="0" w:color="000000"/>
               <w:left w:val="single" w:sz="4" w:space="0" w:color="000000"/>
@@ -3270,14 +3479,14 @@
             <w:pPr>
               <w:spacing w:after="0" w:line="240" w:lineRule="auto"/>
               <w:ind w:left="0" w:right="0" w:firstLine="0"/>
-              <w:jc w:val="left"/>
+              <w:jc w:val="center"/>
             </w:pPr>
             <w:r>
               <w:rPr>
                 <w:b/>
                 <w:sz w:val="28"/>
               </w:rPr>
-              <w:t xml:space="preserve">   APPENDIX </w:t>
+              <w:t>APPENDIX</w:t>
             </w:r>
           </w:p>
           <w:p>
@@ -3303,7 +3512,19 @@
               <w:rPr>
                 <w:sz w:val="28"/>
               </w:rPr>
-              <w:t xml:space="preserve">   10.1</w:t>
+              <w:t xml:space="preserve">  </w:t>
+            </w:r>
+            <w:r>
+              <w:rPr>
+                <w:sz w:val="28"/>
+              </w:rPr>
+              <w:t xml:space="preserve">           </w:t>
+            </w:r>
+            <w:r>
+              <w:rPr>
+                <w:sz w:val="28"/>
+              </w:rPr>
+              <w:t xml:space="preserve"> 10.1</w:t>
             </w:r>
             <w:r>
               <w:rPr>
@@ -3329,13 +3550,25 @@
               <w:rPr>
                 <w:sz w:val="28"/>
               </w:rPr>
-              <w:t xml:space="preserve">    10.2 SCREEN SHORTS </w:t>
+              <w:t xml:space="preserve"> </w:t>
+            </w:r>
+            <w:r>
+              <w:rPr>
+                <w:sz w:val="28"/>
+              </w:rPr>
+              <w:t xml:space="preserve">           </w:t>
+            </w:r>
+            <w:r>
+              <w:rPr>
+                <w:sz w:val="28"/>
+              </w:rPr>
+              <w:t xml:space="preserve">  10.2 SCREEN SHORTS </w:t>
             </w:r>
           </w:p>
         </w:tc>
         <w:tc>
           <w:tcPr>
-            <w:tcW w:w="1717" w:type="dxa"/>
+            <w:tcW w:w="1330" w:type="dxa"/>
             <w:tcBorders>
               <w:top w:val="single" w:sz="4" w:space="0" w:color="000000"/>
               <w:left w:val="single" w:sz="4" w:space="0" w:color="000000"/>
@@ -3355,12 +3588,12 @@
       </w:tr>
       <w:tr>
         <w:trPr>
-          <w:trHeight w:val="660"/>
+          <w:trHeight w:val="7"/>
           <w:jc w:val="center"/>
         </w:trPr>
         <w:tc>
           <w:tcPr>
-            <w:tcW w:w="2268" w:type="dxa"/>
+            <w:tcW w:w="2483" w:type="dxa"/>
             <w:tcBorders>
               <w:top w:val="single" w:sz="4" w:space="0" w:color="000000"/>
               <w:left w:val="single" w:sz="4" w:space="0" w:color="000000"/>
@@ -3372,26 +3605,20 @@
             <w:pPr>
               <w:spacing w:after="0" w:line="240" w:lineRule="auto"/>
               <w:ind w:left="0" w:right="0" w:firstLine="0"/>
-              <w:jc w:val="left"/>
+              <w:jc w:val="center"/>
             </w:pPr>
             <w:r>
               <w:rPr>
                 <w:b/>
                 <w:sz w:val="28"/>
               </w:rPr>
-              <w:t xml:space="preserve">  11</w:t>
-            </w:r>
-            <w:r>
-              <w:rPr>
-                <w:sz w:val="28"/>
-              </w:rPr>
-              <w:t xml:space="preserve"> </w:t>
+              <w:t>11</w:t>
             </w:r>
           </w:p>
         </w:tc>
         <w:tc>
           <w:tcPr>
-            <w:tcW w:w="6085" w:type="dxa"/>
+            <w:tcW w:w="4629" w:type="dxa"/>
             <w:tcBorders>
               <w:top w:val="single" w:sz="4" w:space="0" w:color="000000"/>
               <w:left w:val="single" w:sz="4" w:space="0" w:color="000000"/>
@@ -3404,26 +3631,20 @@
             <w:pPr>
               <w:spacing w:after="0" w:line="240" w:lineRule="auto"/>
               <w:ind w:left="0" w:right="0" w:firstLine="0"/>
-              <w:jc w:val="left"/>
+              <w:jc w:val="center"/>
             </w:pPr>
             <w:r>
               <w:rPr>
                 <w:b/>
                 <w:sz w:val="28"/>
               </w:rPr>
-              <w:t xml:space="preserve">  REFERENCES</w:t>
-            </w:r>
-            <w:r>
-              <w:rPr>
-                <w:sz w:val="28"/>
-              </w:rPr>
-              <w:t xml:space="preserve"> </w:t>
+              <w:t>REFERENCES</w:t>
             </w:r>
           </w:p>
         </w:tc>
         <w:tc>
           <w:tcPr>
-            <w:tcW w:w="1717" w:type="dxa"/>
+            <w:tcW w:w="1330" w:type="dxa"/>
             <w:tcBorders>
               <w:top w:val="single" w:sz="4" w:space="0" w:color="000000"/>
               <w:left w:val="single" w:sz="4" w:space="0" w:color="000000"/>
@@ -3498,13 +3719,135 @@
       <w:pPr>
         <w:spacing w:after="0" w:line="259" w:lineRule="auto"/>
         <w:ind w:left="0" w:right="0" w:firstLine="0"/>
-      </w:pPr>
-      <w:r>
         <w:rPr>
           <w:sz w:val="28"/>
         </w:rPr>
-        <w:lastRenderedPageBreak/>
-        <w:t xml:space="preserve">                                      </w:t>
+      </w:pPr>
+      <w:r>
+        <w:rPr>
+          <w:sz w:val="28"/>
+        </w:rPr>
+        <w:t xml:space="preserve">                                 </w:t>
+      </w:r>
+    </w:p>
+    <w:p>
+      <w:pPr>
+        <w:spacing w:after="0" w:line="259" w:lineRule="auto"/>
+        <w:ind w:left="0" w:right="0" w:firstLine="0"/>
+        <w:rPr>
+          <w:sz w:val="28"/>
+        </w:rPr>
+      </w:pPr>
+    </w:p>
+    <w:p>
+      <w:pPr>
+        <w:spacing w:after="0" w:line="259" w:lineRule="auto"/>
+        <w:ind w:left="0" w:right="0" w:firstLine="0"/>
+        <w:rPr>
+          <w:sz w:val="28"/>
+        </w:rPr>
+      </w:pPr>
+    </w:p>
+    <w:p>
+      <w:pPr>
+        <w:spacing w:after="0" w:line="259" w:lineRule="auto"/>
+        <w:ind w:left="0" w:right="0" w:firstLine="0"/>
+        <w:rPr>
+          <w:sz w:val="28"/>
+        </w:rPr>
+      </w:pPr>
+    </w:p>
+    <w:p>
+      <w:pPr>
+        <w:spacing w:after="0" w:line="259" w:lineRule="auto"/>
+        <w:ind w:left="0" w:right="0" w:firstLine="0"/>
+        <w:rPr>
+          <w:sz w:val="28"/>
+        </w:rPr>
+      </w:pPr>
+    </w:p>
+    <w:p>
+      <w:pPr>
+        <w:spacing w:after="0" w:line="259" w:lineRule="auto"/>
+        <w:ind w:left="0" w:right="0" w:firstLine="0"/>
+        <w:rPr>
+          <w:sz w:val="28"/>
+        </w:rPr>
+      </w:pPr>
+    </w:p>
+    <w:p>
+      <w:pPr>
+        <w:spacing w:after="0" w:line="259" w:lineRule="auto"/>
+        <w:ind w:left="0" w:right="0" w:firstLine="0"/>
+        <w:rPr>
+          <w:sz w:val="28"/>
+        </w:rPr>
+      </w:pPr>
+    </w:p>
+    <w:p>
+      <w:pPr>
+        <w:spacing w:after="0" w:line="259" w:lineRule="auto"/>
+        <w:ind w:left="0" w:right="0" w:firstLine="0"/>
+        <w:rPr>
+          <w:sz w:val="28"/>
+        </w:rPr>
+      </w:pPr>
+    </w:p>
+    <w:p>
+      <w:pPr>
+        <w:spacing w:after="0" w:line="259" w:lineRule="auto"/>
+        <w:ind w:left="0" w:right="0" w:firstLine="0"/>
+        <w:rPr>
+          <w:sz w:val="28"/>
+        </w:rPr>
+      </w:pPr>
+    </w:p>
+    <w:p>
+      <w:pPr>
+        <w:spacing w:after="0" w:line="259" w:lineRule="auto"/>
+        <w:ind w:left="0" w:right="0" w:firstLine="0"/>
+        <w:rPr>
+          <w:sz w:val="28"/>
+        </w:rPr>
+      </w:pPr>
+    </w:p>
+    <w:p>
+      <w:pPr>
+        <w:spacing w:after="0" w:line="259" w:lineRule="auto"/>
+        <w:ind w:left="0" w:right="0" w:firstLine="0"/>
+        <w:rPr>
+          <w:sz w:val="28"/>
+        </w:rPr>
+      </w:pPr>
+    </w:p>
+    <w:p>
+      <w:pPr>
+        <w:spacing w:after="0" w:line="259" w:lineRule="auto"/>
+        <w:ind w:left="0" w:right="0" w:firstLine="0"/>
+        <w:rPr>
+          <w:sz w:val="28"/>
+        </w:rPr>
+      </w:pPr>
+    </w:p>
+    <w:p>
+      <w:pPr>
+        <w:spacing w:after="0" w:line="259" w:lineRule="auto"/>
+        <w:ind w:left="0" w:right="0" w:firstLine="0"/>
+        <w:rPr>
+          <w:sz w:val="28"/>
+        </w:rPr>
+      </w:pPr>
+    </w:p>
+    <w:p>
+      <w:pPr>
+        <w:spacing w:after="0" w:line="259" w:lineRule="auto"/>
+        <w:ind w:left="0" w:right="0" w:firstLine="0"/>
+      </w:pPr>
+      <w:r>
+        <w:rPr>
+          <w:sz w:val="28"/>
+        </w:rPr>
+        <w:t xml:space="preserve">     </w:t>
       </w:r>
     </w:p>
     <w:p>
@@ -3551,12 +3894,6 @@
         <w:ind w:left="0" w:right="0" w:firstLine="0"/>
         <w:jc w:val="left"/>
       </w:pPr>
-      <w:r>
-        <w:rPr>
-          <w:sz w:val="28"/>
-        </w:rPr>
-        <w:t xml:space="preserve"> </w:t>
-      </w:r>
     </w:p>
     <w:p>
       <w:pPr>
@@ -3564,24 +3901,6 @@
         <w:ind w:left="0" w:right="0" w:firstLine="0"/>
         <w:jc w:val="left"/>
       </w:pPr>
-      <w:r>
-        <w:rPr>
-          <w:sz w:val="28"/>
-        </w:rPr>
-        <w:t xml:space="preserve"> </w:t>
-      </w:r>
-    </w:p>
-    <w:p>
-      <w:pPr>
-        <w:spacing w:after="2" w:line="255" w:lineRule="auto"/>
-        <w:ind w:left="0" w:right="6102" w:firstLine="0"/>
-      </w:pPr>
-      <w:r>
-        <w:rPr>
-          <w:sz w:val="28"/>
-        </w:rPr>
-        <w:t xml:space="preserve">  </w:t>
-      </w:r>
     </w:p>
     <w:p>
       <w:pPr>
@@ -3589,12 +3908,6 @@
         <w:ind w:left="0" w:right="0" w:firstLine="0"/>
         <w:jc w:val="left"/>
       </w:pPr>
-      <w:r>
-        <w:rPr>
-          <w:sz w:val="28"/>
-        </w:rPr>
-        <w:t xml:space="preserve"> </w:t>
-      </w:r>
     </w:p>
     <w:p>
       <w:pPr>
@@ -3602,24 +3915,6 @@
         <w:ind w:left="0" w:right="0" w:firstLine="0"/>
         <w:jc w:val="left"/>
       </w:pPr>
-      <w:r>
-        <w:rPr>
-          <w:sz w:val="28"/>
-        </w:rPr>
-        <w:t xml:space="preserve"> </w:t>
-      </w:r>
-    </w:p>
-    <w:p>
-      <w:pPr>
-        <w:spacing w:after="2" w:line="255" w:lineRule="auto"/>
-        <w:ind w:left="0" w:right="6102" w:firstLine="0"/>
-      </w:pPr>
-      <w:r>
-        <w:rPr>
-          <w:sz w:val="28"/>
-        </w:rPr>
-        <w:t xml:space="preserve">  </w:t>
-      </w:r>
     </w:p>
     <w:p>
       <w:pPr>
@@ -3627,12 +3922,6 @@
         <w:ind w:left="0" w:right="0" w:firstLine="0"/>
         <w:jc w:val="left"/>
       </w:pPr>
-      <w:r>
-        <w:rPr>
-          <w:sz w:val="28"/>
-        </w:rPr>
-        <w:t xml:space="preserve"> </w:t>
-      </w:r>
     </w:p>
     <w:p>
       <w:pPr>
@@ -3649,117 +3938,28 @@
     </w:p>
     <w:p>
       <w:pPr>
+        <w:keepNext/>
+        <w:spacing w:before="360" w:after="120" w:line="276" w:lineRule="auto"/>
+        <w:ind w:left="0" w:right="0" w:firstLine="0"/>
+        <w:jc w:val="center"/>
+      </w:pPr>
+      <w:r>
+        <w:rPr>
+          <w:b/>
+          <w:sz w:val="28"/>
+        </w:rPr>
+        <w:lastRenderedPageBreak/>
+        <w:t>LIST OF ABBREVATION</w:t>
+      </w:r>
+    </w:p>
+    <w:p>
+      <w:pPr>
         <w:spacing w:after="0" w:line="259" w:lineRule="auto"/>
         <w:ind w:left="0" w:right="0" w:firstLine="0"/>
         <w:jc w:val="left"/>
       </w:pPr>
       <w:r>
         <w:rPr>
-          <w:sz w:val="28"/>
-        </w:rPr>
-        <w:t xml:space="preserve"> </w:t>
-      </w:r>
-    </w:p>
-    <w:p>
-      <w:pPr>
-        <w:spacing w:after="2" w:line="255" w:lineRule="auto"/>
-        <w:ind w:left="0" w:right="6102" w:firstLine="0"/>
-      </w:pPr>
-      <w:r>
-        <w:rPr>
-          <w:sz w:val="28"/>
-        </w:rPr>
-        <w:t xml:space="preserve">  </w:t>
-      </w:r>
-    </w:p>
-    <w:p>
-      <w:pPr>
-        <w:spacing w:after="0" w:line="259" w:lineRule="auto"/>
-        <w:ind w:left="0" w:right="0" w:firstLine="0"/>
-        <w:jc w:val="left"/>
-      </w:pPr>
-      <w:r>
-        <w:rPr>
-          <w:sz w:val="28"/>
-        </w:rPr>
-        <w:t xml:space="preserve"> </w:t>
-      </w:r>
-    </w:p>
-    <w:p>
-      <w:pPr>
-        <w:spacing w:after="0" w:line="259" w:lineRule="auto"/>
-        <w:ind w:left="0" w:right="0" w:firstLine="0"/>
-        <w:jc w:val="left"/>
-      </w:pPr>
-      <w:r>
-        <w:rPr>
-          <w:sz w:val="28"/>
-        </w:rPr>
-        <w:t xml:space="preserve"> </w:t>
-      </w:r>
-    </w:p>
-    <w:p>
-      <w:pPr>
-        <w:spacing w:after="0" w:line="259" w:lineRule="auto"/>
-        <w:ind w:left="0" w:right="0" w:firstLine="0"/>
-        <w:jc w:val="left"/>
-      </w:pPr>
-      <w:r>
-        <w:rPr>
-          <w:sz w:val="28"/>
-        </w:rPr>
-        <w:t xml:space="preserve"> </w:t>
-      </w:r>
-    </w:p>
-    <w:p>
-      <w:pPr>
-        <w:spacing w:after="0" w:line="259" w:lineRule="auto"/>
-        <w:ind w:left="0" w:right="0" w:firstLine="0"/>
-        <w:jc w:val="left"/>
-      </w:pPr>
-      <w:r>
-        <w:rPr>
-          <w:sz w:val="28"/>
-        </w:rPr>
-        <w:t xml:space="preserve"> </w:t>
-      </w:r>
-    </w:p>
-    <w:p>
-      <w:pPr>
-        <w:spacing w:after="0" w:line="259" w:lineRule="auto"/>
-        <w:ind w:left="0" w:right="0" w:firstLine="0"/>
-        <w:jc w:val="left"/>
-      </w:pPr>
-      <w:r>
-        <w:rPr>
-          <w:sz w:val="28"/>
-        </w:rPr>
-        <w:t xml:space="preserve"> </w:t>
-      </w:r>
-    </w:p>
-    <w:p>
-      <w:pPr>
-        <w:keepNext/>
-        <w:spacing w:before="360" w:after="120" w:line="276" w:lineRule="auto"/>
-        <w:ind w:left="-5" w:right="0"/>
-        <w:jc w:val="center"/>
-      </w:pPr>
-      <w:r>
-        <w:rPr>
-          <w:b/>
-          <w:sz w:val="28"/>
-        </w:rPr>
-        <w:t xml:space="preserve">                                    LIST OF ABBREVATION </w:t>
-      </w:r>
-    </w:p>
-    <w:p>
-      <w:pPr>
-        <w:spacing w:after="0" w:line="259" w:lineRule="auto"/>
-        <w:ind w:left="0" w:right="0" w:firstLine="0"/>
-        <w:jc w:val="left"/>
-      </w:pPr>
-      <w:r>
-        <w:rPr>
           <w:b/>
           <w:sz w:val="28"/>
         </w:rPr>
@@ -3769,7 +3969,7 @@
     <w:tbl>
       <w:tblPr>
         <w:tblStyle w:val="TableGrid"/>
-        <w:tblW w:w="9494" w:type="dxa"/>
+        <w:tblW w:w="10080" w:type="dxa"/>
         <w:jc w:val="center"/>
         <w:tblInd w:w="0" w:type="dxa"/>
         <w:tblCellMar>
@@ -3780,18 +3980,18 @@
         <w:tblLook w:val="04A0" w:firstRow="1" w:lastRow="0" w:firstColumn="1" w:lastColumn="0" w:noHBand="0" w:noVBand="1"/>
       </w:tblPr>
       <w:tblGrid>
-        <w:gridCol w:w="987"/>
-        <w:gridCol w:w="3421"/>
-        <w:gridCol w:w="5086"/>
+        <w:gridCol w:w="1047"/>
+        <w:gridCol w:w="3632"/>
+        <w:gridCol w:w="5401"/>
       </w:tblGrid>
       <w:tr>
         <w:trPr>
-          <w:trHeight w:val="629"/>
+          <w:trHeight w:val="472"/>
           <w:jc w:val="center"/>
         </w:trPr>
         <w:tc>
           <w:tcPr>
-            <w:tcW w:w="987" w:type="dxa"/>
+            <w:tcW w:w="1047" w:type="dxa"/>
             <w:tcBorders>
               <w:top w:val="single" w:sz="4" w:space="0" w:color="000000"/>
               <w:left w:val="single" w:sz="4" w:space="0" w:color="000000"/>
@@ -3816,7 +4016,7 @@
         </w:tc>
         <w:tc>
           <w:tcPr>
-            <w:tcW w:w="3421" w:type="dxa"/>
+            <w:tcW w:w="3632" w:type="dxa"/>
             <w:tcBorders>
               <w:top w:val="single" w:sz="4" w:space="0" w:color="000000"/>
               <w:left w:val="single" w:sz="4" w:space="0" w:color="000000"/>
@@ -3841,7 +4041,7 @@
         </w:tc>
         <w:tc>
           <w:tcPr>
-            <w:tcW w:w="5087" w:type="dxa"/>
+            <w:tcW w:w="5401" w:type="dxa"/>
             <w:tcBorders>
               <w:top w:val="single" w:sz="4" w:space="0" w:color="000000"/>
               <w:left w:val="single" w:sz="4" w:space="0" w:color="000000"/>
@@ -3867,12 +4067,12 @@
       </w:tr>
       <w:tr>
         <w:trPr>
-          <w:trHeight w:val="626"/>
+          <w:trHeight w:val="470"/>
           <w:jc w:val="center"/>
         </w:trPr>
         <w:tc>
           <w:tcPr>
-            <w:tcW w:w="987" w:type="dxa"/>
+            <w:tcW w:w="1047" w:type="dxa"/>
             <w:tcBorders>
               <w:top w:val="single" w:sz="4" w:space="0" w:color="000000"/>
               <w:left w:val="single" w:sz="4" w:space="0" w:color="000000"/>
@@ -3896,7 +4096,7 @@
         </w:tc>
         <w:tc>
           <w:tcPr>
-            <w:tcW w:w="3421" w:type="dxa"/>
+            <w:tcW w:w="3632" w:type="dxa"/>
             <w:tcBorders>
               <w:top w:val="single" w:sz="4" w:space="0" w:color="000000"/>
               <w:left w:val="single" w:sz="4" w:space="0" w:color="000000"/>
@@ -3920,7 +4120,7 @@
         </w:tc>
         <w:tc>
           <w:tcPr>
-            <w:tcW w:w="5087" w:type="dxa"/>
+            <w:tcW w:w="5401" w:type="dxa"/>
             <w:tcBorders>
               <w:top w:val="single" w:sz="4" w:space="0" w:color="000000"/>
               <w:left w:val="single" w:sz="4" w:space="0" w:color="000000"/>
@@ -3945,12 +4145,12 @@
       </w:tr>
       <w:tr>
         <w:trPr>
-          <w:trHeight w:val="629"/>
+          <w:trHeight w:val="472"/>
           <w:jc w:val="center"/>
         </w:trPr>
         <w:tc>
           <w:tcPr>
-            <w:tcW w:w="987" w:type="dxa"/>
+            <w:tcW w:w="1047" w:type="dxa"/>
             <w:tcBorders>
               <w:top w:val="single" w:sz="4" w:space="0" w:color="000000"/>
               <w:left w:val="single" w:sz="4" w:space="0" w:color="000000"/>
@@ -3974,7 +4174,7 @@
         </w:tc>
         <w:tc>
           <w:tcPr>
-            <w:tcW w:w="3421" w:type="dxa"/>
+            <w:tcW w:w="3632" w:type="dxa"/>
             <w:tcBorders>
               <w:top w:val="single" w:sz="4" w:space="0" w:color="000000"/>
               <w:left w:val="single" w:sz="4" w:space="0" w:color="000000"/>
@@ -3998,7 +4198,7 @@
         </w:tc>
         <w:tc>
           <w:tcPr>
-            <w:tcW w:w="5087" w:type="dxa"/>
+            <w:tcW w:w="5401" w:type="dxa"/>
             <w:tcBorders>
               <w:top w:val="single" w:sz="4" w:space="0" w:color="000000"/>
               <w:left w:val="single" w:sz="4" w:space="0" w:color="000000"/>
@@ -4023,12 +4223,12 @@
       </w:tr>
       <w:tr>
         <w:trPr>
-          <w:trHeight w:val="626"/>
+          <w:trHeight w:val="470"/>
           <w:jc w:val="center"/>
         </w:trPr>
         <w:tc>
           <w:tcPr>
-            <w:tcW w:w="987" w:type="dxa"/>
+            <w:tcW w:w="1047" w:type="dxa"/>
             <w:tcBorders>
               <w:top w:val="single" w:sz="4" w:space="0" w:color="000000"/>
               <w:left w:val="single" w:sz="4" w:space="0" w:color="000000"/>
@@ -4052,7 +4252,7 @@
         </w:tc>
         <w:tc>
           <w:tcPr>
-            <w:tcW w:w="3421" w:type="dxa"/>
+            <w:tcW w:w="3632" w:type="dxa"/>
             <w:tcBorders>
               <w:top w:val="single" w:sz="4" w:space="0" w:color="000000"/>
               <w:left w:val="single" w:sz="4" w:space="0" w:color="000000"/>
@@ -4076,7 +4276,7 @@
         </w:tc>
         <w:tc>
           <w:tcPr>
-            <w:tcW w:w="5087" w:type="dxa"/>
+            <w:tcW w:w="5401" w:type="dxa"/>
             <w:tcBorders>
               <w:top w:val="single" w:sz="4" w:space="0" w:color="000000"/>
               <w:left w:val="single" w:sz="4" w:space="0" w:color="000000"/>
@@ -4101,12 +4301,12 @@
       </w:tr>
       <w:tr>
         <w:trPr>
-          <w:trHeight w:val="629"/>
+          <w:trHeight w:val="472"/>
           <w:jc w:val="center"/>
         </w:trPr>
         <w:tc>
           <w:tcPr>
-            <w:tcW w:w="987" w:type="dxa"/>
+            <w:tcW w:w="1047" w:type="dxa"/>
             <w:tcBorders>
               <w:top w:val="single" w:sz="4" w:space="0" w:color="000000"/>
               <w:left w:val="single" w:sz="4" w:space="0" w:color="000000"/>
@@ -4130,7 +4330,7 @@
         </w:tc>
         <w:tc>
           <w:tcPr>
-            <w:tcW w:w="3421" w:type="dxa"/>
+            <w:tcW w:w="3632" w:type="dxa"/>
             <w:tcBorders>
               <w:top w:val="single" w:sz="4" w:space="0" w:color="000000"/>
               <w:left w:val="single" w:sz="4" w:space="0" w:color="000000"/>
@@ -4154,7 +4354,7 @@
         </w:tc>
         <w:tc>
           <w:tcPr>
-            <w:tcW w:w="5087" w:type="dxa"/>
+            <w:tcW w:w="5401" w:type="dxa"/>
             <w:tcBorders>
               <w:top w:val="single" w:sz="4" w:space="0" w:color="000000"/>
               <w:left w:val="single" w:sz="4" w:space="0" w:color="000000"/>
@@ -4179,12 +4379,12 @@
       </w:tr>
       <w:tr>
         <w:trPr>
-          <w:trHeight w:val="627"/>
+          <w:trHeight w:val="471"/>
           <w:jc w:val="center"/>
         </w:trPr>
         <w:tc>
           <w:tcPr>
-            <w:tcW w:w="987" w:type="dxa"/>
+            <w:tcW w:w="1047" w:type="dxa"/>
             <w:tcBorders>
               <w:top w:val="single" w:sz="4" w:space="0" w:color="000000"/>
               <w:left w:val="single" w:sz="4" w:space="0" w:color="000000"/>
@@ -4208,7 +4408,7 @@
         </w:tc>
         <w:tc>
           <w:tcPr>
-            <w:tcW w:w="3421" w:type="dxa"/>
+            <w:tcW w:w="3632" w:type="dxa"/>
             <w:tcBorders>
               <w:top w:val="single" w:sz="4" w:space="0" w:color="000000"/>
               <w:left w:val="single" w:sz="4" w:space="0" w:color="000000"/>
@@ -4232,7 +4432,7 @@
         </w:tc>
         <w:tc>
           <w:tcPr>
-            <w:tcW w:w="5087" w:type="dxa"/>
+            <w:tcW w:w="5401" w:type="dxa"/>
             <w:tcBorders>
               <w:top w:val="single" w:sz="4" w:space="0" w:color="000000"/>
               <w:left w:val="single" w:sz="4" w:space="0" w:color="000000"/>
@@ -4257,12 +4457,12 @@
       </w:tr>
       <w:tr>
         <w:trPr>
-          <w:trHeight w:val="626"/>
+          <w:trHeight w:val="470"/>
           <w:jc w:val="center"/>
         </w:trPr>
         <w:tc>
           <w:tcPr>
-            <w:tcW w:w="987" w:type="dxa"/>
+            <w:tcW w:w="1047" w:type="dxa"/>
             <w:tcBorders>
               <w:top w:val="single" w:sz="4" w:space="0" w:color="000000"/>
               <w:left w:val="single" w:sz="4" w:space="0" w:color="000000"/>
@@ -4286,7 +4486,7 @@
         </w:tc>
         <w:tc>
           <w:tcPr>
-            <w:tcW w:w="3421" w:type="dxa"/>
+            <w:tcW w:w="3632" w:type="dxa"/>
             <w:tcBorders>
               <w:top w:val="single" w:sz="4" w:space="0" w:color="000000"/>
               <w:left w:val="single" w:sz="4" w:space="0" w:color="000000"/>
@@ -4310,7 +4510,7 @@
         </w:tc>
         <w:tc>
           <w:tcPr>
-            <w:tcW w:w="5087" w:type="dxa"/>
+            <w:tcW w:w="5401" w:type="dxa"/>
             <w:tcBorders>
               <w:top w:val="single" w:sz="4" w:space="0" w:color="000000"/>
               <w:left w:val="single" w:sz="4" w:space="0" w:color="000000"/>
@@ -4335,12 +4535,12 @@
       </w:tr>
       <w:tr>
         <w:trPr>
-          <w:trHeight w:val="629"/>
+          <w:trHeight w:val="472"/>
           <w:jc w:val="center"/>
         </w:trPr>
         <w:tc>
           <w:tcPr>
-            <w:tcW w:w="987" w:type="dxa"/>
+            <w:tcW w:w="1047" w:type="dxa"/>
             <w:tcBorders>
               <w:top w:val="single" w:sz="4" w:space="0" w:color="000000"/>
               <w:left w:val="single" w:sz="4" w:space="0" w:color="000000"/>
@@ -4364,7 +4564,7 @@
         </w:tc>
         <w:tc>
           <w:tcPr>
-            <w:tcW w:w="3421" w:type="dxa"/>
+            <w:tcW w:w="3632" w:type="dxa"/>
             <w:tcBorders>
               <w:top w:val="single" w:sz="4" w:space="0" w:color="000000"/>
               <w:left w:val="single" w:sz="4" w:space="0" w:color="000000"/>
@@ -4388,7 +4588,7 @@
         </w:tc>
         <w:tc>
           <w:tcPr>
-            <w:tcW w:w="5087" w:type="dxa"/>
+            <w:tcW w:w="5401" w:type="dxa"/>
             <w:tcBorders>
               <w:top w:val="single" w:sz="4" w:space="0" w:color="000000"/>
               <w:left w:val="single" w:sz="4" w:space="0" w:color="000000"/>
@@ -4413,12 +4613,12 @@
       </w:tr>
       <w:tr>
         <w:trPr>
-          <w:trHeight w:val="626"/>
+          <w:trHeight w:val="470"/>
           <w:jc w:val="center"/>
         </w:trPr>
         <w:tc>
           <w:tcPr>
-            <w:tcW w:w="987" w:type="dxa"/>
+            <w:tcW w:w="1047" w:type="dxa"/>
             <w:tcBorders>
               <w:top w:val="single" w:sz="4" w:space="0" w:color="000000"/>
               <w:left w:val="single" w:sz="4" w:space="0" w:color="000000"/>
@@ -4442,7 +4642,7 @@
         </w:tc>
         <w:tc>
           <w:tcPr>
-            <w:tcW w:w="3421" w:type="dxa"/>
+            <w:tcW w:w="3632" w:type="dxa"/>
             <w:tcBorders>
               <w:top w:val="single" w:sz="4" w:space="0" w:color="000000"/>
               <w:left w:val="single" w:sz="4" w:space="0" w:color="000000"/>
@@ -4466,7 +4666,7 @@
         </w:tc>
         <w:tc>
           <w:tcPr>
-            <w:tcW w:w="5087" w:type="dxa"/>
+            <w:tcW w:w="5401" w:type="dxa"/>
             <w:tcBorders>
               <w:top w:val="single" w:sz="4" w:space="0" w:color="000000"/>
               <w:left w:val="single" w:sz="4" w:space="0" w:color="000000"/>
@@ -4491,12 +4691,12 @@
       </w:tr>
       <w:tr>
         <w:trPr>
-          <w:trHeight w:val="629"/>
+          <w:trHeight w:val="472"/>
           <w:jc w:val="center"/>
         </w:trPr>
         <w:tc>
           <w:tcPr>
-            <w:tcW w:w="987" w:type="dxa"/>
+            <w:tcW w:w="1047" w:type="dxa"/>
             <w:tcBorders>
               <w:top w:val="single" w:sz="4" w:space="0" w:color="000000"/>
               <w:left w:val="single" w:sz="4" w:space="0" w:color="000000"/>
@@ -4520,7 +4720,7 @@
         </w:tc>
         <w:tc>
           <w:tcPr>
-            <w:tcW w:w="3421" w:type="dxa"/>
+            <w:tcW w:w="3632" w:type="dxa"/>
             <w:tcBorders>
               <w:top w:val="single" w:sz="4" w:space="0" w:color="000000"/>
               <w:left w:val="single" w:sz="4" w:space="0" w:color="000000"/>
@@ -4544,7 +4744,7 @@
         </w:tc>
         <w:tc>
           <w:tcPr>
-            <w:tcW w:w="5087" w:type="dxa"/>
+            <w:tcW w:w="5401" w:type="dxa"/>
             <w:tcBorders>
               <w:top w:val="single" w:sz="4" w:space="0" w:color="000000"/>
               <w:left w:val="single" w:sz="4" w:space="0" w:color="000000"/>
@@ -4569,12 +4769,12 @@
       </w:tr>
       <w:tr>
         <w:trPr>
-          <w:trHeight w:val="627"/>
+          <w:trHeight w:val="471"/>
           <w:jc w:val="center"/>
         </w:trPr>
         <w:tc>
           <w:tcPr>
-            <w:tcW w:w="987" w:type="dxa"/>
+            <w:tcW w:w="1047" w:type="dxa"/>
             <w:tcBorders>
               <w:top w:val="single" w:sz="4" w:space="0" w:color="000000"/>
               <w:left w:val="single" w:sz="4" w:space="0" w:color="000000"/>
@@ -4592,14 +4792,13 @@
               <w:rPr>
                 <w:sz w:val="28"/>
               </w:rPr>
-              <w:lastRenderedPageBreak/>
               <w:t>10</w:t>
             </w:r>
           </w:p>
         </w:tc>
         <w:tc>
           <w:tcPr>
-            <w:tcW w:w="3421" w:type="dxa"/>
+            <w:tcW w:w="3632" w:type="dxa"/>
             <w:tcBorders>
               <w:top w:val="single" w:sz="4" w:space="0" w:color="000000"/>
               <w:left w:val="single" w:sz="4" w:space="0" w:color="000000"/>
@@ -4623,7 +4822,7 @@
         </w:tc>
         <w:tc>
           <w:tcPr>
-            <w:tcW w:w="5087" w:type="dxa"/>
+            <w:tcW w:w="5401" w:type="dxa"/>
             <w:tcBorders>
               <w:top w:val="single" w:sz="4" w:space="0" w:color="000000"/>
               <w:left w:val="single" w:sz="4" w:space="0" w:color="000000"/>
@@ -4648,12 +4847,12 @@
       </w:tr>
       <w:tr>
         <w:trPr>
-          <w:trHeight w:val="629"/>
+          <w:trHeight w:val="472"/>
           <w:jc w:val="center"/>
         </w:trPr>
         <w:tc>
           <w:tcPr>
-            <w:tcW w:w="987" w:type="dxa"/>
+            <w:tcW w:w="1047" w:type="dxa"/>
             <w:tcBorders>
               <w:top w:val="single" w:sz="4" w:space="0" w:color="000000"/>
               <w:left w:val="single" w:sz="4" w:space="0" w:color="000000"/>
@@ -4677,7 +4876,7 @@
         </w:tc>
         <w:tc>
           <w:tcPr>
-            <w:tcW w:w="3421" w:type="dxa"/>
+            <w:tcW w:w="3632" w:type="dxa"/>
             <w:tcBorders>
               <w:top w:val="single" w:sz="4" w:space="0" w:color="000000"/>
               <w:left w:val="single" w:sz="4" w:space="0" w:color="000000"/>
@@ -4701,7 +4900,7 @@
         </w:tc>
         <w:tc>
           <w:tcPr>
-            <w:tcW w:w="5087" w:type="dxa"/>
+            <w:tcW w:w="5401" w:type="dxa"/>
             <w:tcBorders>
               <w:top w:val="single" w:sz="4" w:space="0" w:color="000000"/>
               <w:left w:val="single" w:sz="4" w:space="0" w:color="000000"/>
@@ -4726,12 +4925,12 @@
       </w:tr>
       <w:tr>
         <w:trPr>
-          <w:trHeight w:val="626"/>
+          <w:trHeight w:val="470"/>
           <w:jc w:val="center"/>
         </w:trPr>
         <w:tc>
           <w:tcPr>
-            <w:tcW w:w="987" w:type="dxa"/>
+            <w:tcW w:w="1047" w:type="dxa"/>
             <w:tcBorders>
               <w:top w:val="single" w:sz="4" w:space="0" w:color="000000"/>
               <w:left w:val="single" w:sz="4" w:space="0" w:color="000000"/>
@@ -4755,7 +4954,7 @@
         </w:tc>
         <w:tc>
           <w:tcPr>
-            <w:tcW w:w="3421" w:type="dxa"/>
+            <w:tcW w:w="3632" w:type="dxa"/>
             <w:tcBorders>
               <w:top w:val="single" w:sz="4" w:space="0" w:color="000000"/>
               <w:left w:val="single" w:sz="4" w:space="0" w:color="000000"/>
@@ -4779,7 +4978,7 @@
         </w:tc>
         <w:tc>
           <w:tcPr>
-            <w:tcW w:w="5087" w:type="dxa"/>
+            <w:tcW w:w="5401" w:type="dxa"/>
             <w:tcBorders>
               <w:top w:val="single" w:sz="4" w:space="0" w:color="000000"/>
               <w:left w:val="single" w:sz="4" w:space="0" w:color="000000"/>
@@ -4804,12 +5003,12 @@
       </w:tr>
       <w:tr>
         <w:trPr>
-          <w:trHeight w:val="629"/>
+          <w:trHeight w:val="472"/>
           <w:jc w:val="center"/>
         </w:trPr>
         <w:tc>
           <w:tcPr>
-            <w:tcW w:w="987" w:type="dxa"/>
+            <w:tcW w:w="1047" w:type="dxa"/>
             <w:tcBorders>
               <w:top w:val="single" w:sz="4" w:space="0" w:color="000000"/>
               <w:left w:val="single" w:sz="4" w:space="0" w:color="000000"/>
@@ -4833,7 +5032,7 @@
         </w:tc>
         <w:tc>
           <w:tcPr>
-            <w:tcW w:w="3421" w:type="dxa"/>
+            <w:tcW w:w="3632" w:type="dxa"/>
             <w:tcBorders>
               <w:top w:val="single" w:sz="4" w:space="0" w:color="000000"/>
               <w:left w:val="single" w:sz="4" w:space="0" w:color="000000"/>
@@ -4857,7 +5056,7 @@
         </w:tc>
         <w:tc>
           <w:tcPr>
-            <w:tcW w:w="5087" w:type="dxa"/>
+            <w:tcW w:w="5401" w:type="dxa"/>
             <w:tcBorders>
               <w:top w:val="single" w:sz="4" w:space="0" w:color="000000"/>
               <w:left w:val="single" w:sz="4" w:space="0" w:color="000000"/>
@@ -4882,12 +5081,12 @@
       </w:tr>
       <w:tr>
         <w:trPr>
-          <w:trHeight w:val="626"/>
+          <w:trHeight w:val="470"/>
           <w:jc w:val="center"/>
         </w:trPr>
         <w:tc>
           <w:tcPr>
-            <w:tcW w:w="987" w:type="dxa"/>
+            <w:tcW w:w="1047" w:type="dxa"/>
             <w:tcBorders>
               <w:top w:val="single" w:sz="4" w:space="0" w:color="000000"/>
               <w:left w:val="single" w:sz="4" w:space="0" w:color="000000"/>
@@ -4911,7 +5110,7 @@
         </w:tc>
         <w:tc>
           <w:tcPr>
-            <w:tcW w:w="3421" w:type="dxa"/>
+            <w:tcW w:w="3632" w:type="dxa"/>
             <w:tcBorders>
               <w:top w:val="single" w:sz="4" w:space="0" w:color="000000"/>
               <w:left w:val="single" w:sz="4" w:space="0" w:color="000000"/>
@@ -4935,7 +5134,7 @@
         </w:tc>
         <w:tc>
           <w:tcPr>
-            <w:tcW w:w="5087" w:type="dxa"/>
+            <w:tcW w:w="5401" w:type="dxa"/>
             <w:tcBorders>
               <w:top w:val="single" w:sz="4" w:space="0" w:color="000000"/>
               <w:left w:val="single" w:sz="4" w:space="0" w:color="000000"/>
@@ -4960,12 +5159,12 @@
       </w:tr>
       <w:tr>
         <w:trPr>
-          <w:trHeight w:val="627"/>
+          <w:trHeight w:val="471"/>
           <w:jc w:val="center"/>
         </w:trPr>
         <w:tc>
           <w:tcPr>
-            <w:tcW w:w="987" w:type="dxa"/>
+            <w:tcW w:w="1047" w:type="dxa"/>
             <w:tcBorders>
               <w:top w:val="single" w:sz="4" w:space="0" w:color="000000"/>
               <w:left w:val="single" w:sz="4" w:space="0" w:color="000000"/>
@@ -4989,7 +5188,7 @@
         </w:tc>
         <w:tc>
           <w:tcPr>
-            <w:tcW w:w="3421" w:type="dxa"/>
+            <w:tcW w:w="3632" w:type="dxa"/>
             <w:tcBorders>
               <w:top w:val="single" w:sz="4" w:space="0" w:color="000000"/>
               <w:left w:val="single" w:sz="4" w:space="0" w:color="000000"/>
@@ -5013,7 +5212,7 @@
         </w:tc>
         <w:tc>
           <w:tcPr>
-            <w:tcW w:w="5087" w:type="dxa"/>
+            <w:tcW w:w="5401" w:type="dxa"/>
             <w:tcBorders>
               <w:top w:val="single" w:sz="4" w:space="0" w:color="000000"/>
               <w:left w:val="single" w:sz="4" w:space="0" w:color="000000"/>
@@ -5038,12 +5237,12 @@
       </w:tr>
       <w:tr>
         <w:trPr>
-          <w:trHeight w:val="629"/>
+          <w:trHeight w:val="472"/>
           <w:jc w:val="center"/>
         </w:trPr>
         <w:tc>
           <w:tcPr>
-            <w:tcW w:w="987" w:type="dxa"/>
+            <w:tcW w:w="1047" w:type="dxa"/>
             <w:tcBorders>
               <w:top w:val="single" w:sz="4" w:space="0" w:color="000000"/>
               <w:left w:val="single" w:sz="4" w:space="0" w:color="000000"/>
@@ -5067,7 +5266,7 @@
         </w:tc>
         <w:tc>
           <w:tcPr>
-            <w:tcW w:w="3421" w:type="dxa"/>
+            <w:tcW w:w="3632" w:type="dxa"/>
             <w:tcBorders>
               <w:top w:val="single" w:sz="4" w:space="0" w:color="000000"/>
               <w:left w:val="single" w:sz="4" w:space="0" w:color="000000"/>
@@ -5091,7 +5290,7 @@
         </w:tc>
         <w:tc>
           <w:tcPr>
-            <w:tcW w:w="5087" w:type="dxa"/>
+            <w:tcW w:w="5401" w:type="dxa"/>
             <w:tcBorders>
               <w:top w:val="single" w:sz="4" w:space="0" w:color="000000"/>
               <w:left w:val="single" w:sz="4" w:space="0" w:color="000000"/>
@@ -5116,12 +5315,12 @@
       </w:tr>
       <w:tr>
         <w:trPr>
-          <w:trHeight w:val="626"/>
+          <w:trHeight w:val="470"/>
           <w:jc w:val="center"/>
         </w:trPr>
         <w:tc>
           <w:tcPr>
-            <w:tcW w:w="987" w:type="dxa"/>
+            <w:tcW w:w="1047" w:type="dxa"/>
             <w:tcBorders>
               <w:top w:val="single" w:sz="4" w:space="0" w:color="000000"/>
               <w:left w:val="single" w:sz="4" w:space="0" w:color="000000"/>
@@ -5145,7 +5344,7 @@
         </w:tc>
         <w:tc>
           <w:tcPr>
-            <w:tcW w:w="3421" w:type="dxa"/>
+            <w:tcW w:w="3632" w:type="dxa"/>
             <w:tcBorders>
               <w:top w:val="single" w:sz="4" w:space="0" w:color="000000"/>
               <w:left w:val="single" w:sz="4" w:space="0" w:color="000000"/>
@@ -5169,7 +5368,7 @@
         </w:tc>
         <w:tc>
           <w:tcPr>
-            <w:tcW w:w="5087" w:type="dxa"/>
+            <w:tcW w:w="5401" w:type="dxa"/>
             <w:vMerge w:val="restart"/>
             <w:tcBorders>
               <w:top w:val="single" w:sz="4" w:space="0" w:color="000000"/>
@@ -5221,12 +5420,12 @@
       </w:tr>
       <w:tr>
         <w:trPr>
-          <w:trHeight w:val="629"/>
+          <w:trHeight w:val="472"/>
           <w:jc w:val="center"/>
         </w:trPr>
         <w:tc>
           <w:tcPr>
-            <w:tcW w:w="987" w:type="dxa"/>
+            <w:tcW w:w="1047" w:type="dxa"/>
             <w:tcBorders>
               <w:top w:val="single" w:sz="4" w:space="0" w:color="000000"/>
               <w:left w:val="single" w:sz="4" w:space="0" w:color="000000"/>
@@ -5250,7 +5449,7 @@
         </w:tc>
         <w:tc>
           <w:tcPr>
-            <w:tcW w:w="3421" w:type="dxa"/>
+            <w:tcW w:w="3632" w:type="dxa"/>
             <w:tcBorders>
               <w:top w:val="single" w:sz="4" w:space="0" w:color="000000"/>
               <w:left w:val="single" w:sz="4" w:space="0" w:color="000000"/>
@@ -5294,12 +5493,12 @@
       </w:tr>
       <w:tr>
         <w:trPr>
-          <w:trHeight w:val="974"/>
+          <w:trHeight w:val="731"/>
           <w:jc w:val="center"/>
         </w:trPr>
         <w:tc>
           <w:tcPr>
-            <w:tcW w:w="987" w:type="dxa"/>
+            <w:tcW w:w="1047" w:type="dxa"/>
             <w:tcBorders>
               <w:top w:val="single" w:sz="4" w:space="0" w:color="000000"/>
               <w:left w:val="single" w:sz="4" w:space="0" w:color="000000"/>
@@ -5323,7 +5522,7 @@
         </w:tc>
         <w:tc>
           <w:tcPr>
-            <w:tcW w:w="3421" w:type="dxa"/>
+            <w:tcW w:w="3632" w:type="dxa"/>
             <w:tcBorders>
               <w:top w:val="single" w:sz="4" w:space="0" w:color="000000"/>
               <w:left w:val="single" w:sz="4" w:space="0" w:color="000000"/>
@@ -5367,12 +5566,12 @@
       </w:tr>
       <w:tr>
         <w:trPr>
-          <w:trHeight w:val="629"/>
+          <w:trHeight w:val="472"/>
           <w:jc w:val="center"/>
         </w:trPr>
         <w:tc>
           <w:tcPr>
-            <w:tcW w:w="987" w:type="dxa"/>
+            <w:tcW w:w="1047" w:type="dxa"/>
             <w:tcBorders>
               <w:top w:val="single" w:sz="4" w:space="0" w:color="000000"/>
               <w:left w:val="single" w:sz="4" w:space="0" w:color="000000"/>
@@ -5396,7 +5595,7 @@
         </w:tc>
         <w:tc>
           <w:tcPr>
-            <w:tcW w:w="3421" w:type="dxa"/>
+            <w:tcW w:w="3632" w:type="dxa"/>
             <w:tcBorders>
               <w:top w:val="single" w:sz="4" w:space="0" w:color="000000"/>
               <w:left w:val="single" w:sz="4" w:space="0" w:color="000000"/>
@@ -5420,7 +5619,7 @@
         </w:tc>
         <w:tc>
           <w:tcPr>
-            <w:tcW w:w="5087" w:type="dxa"/>
+            <w:tcW w:w="5401" w:type="dxa"/>
             <w:tcBorders>
               <w:top w:val="single" w:sz="4" w:space="0" w:color="000000"/>
               <w:left w:val="single" w:sz="4" w:space="0" w:color="000000"/>
@@ -5461,9 +5660,9 @@
     <w:p>
       <w:pPr>
         <w:sectPr>
-          <w:footerReference w:type="even" r:id="rId13"/>
-          <w:footerReference w:type="default" r:id="rId14"/>
-          <w:footerReference w:type="first" r:id="rId15"/>
+          <w:footerReference w:type="even" r:id="rId9"/>
+          <w:footerReference w:type="default" r:id="rId10"/>
+          <w:footerReference w:type="first" r:id="rId11"/>
           <w:pgSz w:w="11907" w:h="16839"/>
           <w:pgMar w:top="1440" w:right="1440" w:bottom="1440" w:left="1440" w:header="720" w:footer="597" w:gutter="0"/>
           <w:cols w:space="720"/>
@@ -5480,6 +5679,9 @@
         <w:spacing w:before="360" w:after="120" w:line="276" w:lineRule="auto"/>
         <w:ind w:right="6"/>
         <w:jc w:val="center"/>
+        <w:rPr>
+          <w:sz w:val="28"/>
+        </w:rPr>
       </w:pPr>
       <w:r>
         <w:rPr>
@@ -5491,11 +5693,19 @@
     </w:p>
     <w:p>
       <w:pPr>
-        <w:spacing w:after="120" w:line="360" w:lineRule="auto"/>
-        <w:ind w:left="-5"/>
-      </w:pPr>
-      <w:r>
-        <w:t xml:space="preserve">Modern brick-and-mortar retail enterprises face significant operational bottlenecks due to the fragmented nature of legacy systems. Traditional cash registers and isolated inventory trackers suffer from frequent manual data-entry errors, lack of cross-device data synchronisation, and a complete absence of dynamic customer engagement interfaces. This project introduces a comprehensive, enterprise-grade solution: the AI-Powered Real-Time Sales Analytics and Smart POS System. The system orchestrates four key operational portals: a cashier-facing Point of Sale (POS) environment for rapid checkouts, an interactive Customer Portal for self-checkout and real-time product browsing, a centralised Administrative Dashboard offering detailed analytical visualizations via Recharts, and a dedicatedStaff/Cashiershiftmanager. </w:t>
+        <w:jc w:val="left"/>
+        <w:rPr>
+          <w:szCs w:val="22"/>
+        </w:rPr>
+      </w:pPr>
+      <w:r>
+        <w:rPr>
+          <w:szCs w:val="22"/>
+        </w:rPr>
+        <w:t>In today’s fast-paced retail and enterprise environments, real-time data integration and intuitive interfaces are essential for effective management. This project delivers an AI-Powered Real-Time Sales Analytics and Smart POS System that synchronizes data instantly across four distinct portals: Admin, Staff, Customer, and a centralized Landing Page. Built on top of React (Vite) and Node.js with TypeScript and Prisma, the system employs Google Firebase Firestore as its real-time data layer, ensuring that updates to products, inventory, cart status, and banner carousels are immediately reflected across all terminals</w:t>
+      </w:r>
+      <w:r>
+        <w:t xml:space="preserve">. This project introduces a comprehensive, enterprise-grade solution: the AI-Powered Real-Time Sales Analytics and Smart POS System. The system orchestrates four key operational portals: a cashier-facing Point of Sale (POS) environment for rapid checkouts, an interactive Customer Portal for self-checkout and real-time product browsing, a centralised Administrative Dashboard offering detailed analytical visualizations via Recharts, and a dedicatedStaff/Cashiershiftmanager. </w:t>
       </w:r>
       <w:r>
         <w:br/>
@@ -5523,12 +5733,48 @@
         <w:jc w:val="left"/>
       </w:pPr>
       <w:r>
+        <w:lastRenderedPageBreak/>
         <w:t xml:space="preserve"> </w:t>
       </w:r>
       <w:r>
         <w:tab/>
         <w:t xml:space="preserve"> </w:t>
       </w:r>
+    </w:p>
+    <w:p>
+      <w:pPr>
+        <w:spacing w:after="0" w:line="259" w:lineRule="auto"/>
+        <w:ind w:left="0" w:right="0" w:firstLine="0"/>
+        <w:jc w:val="left"/>
+      </w:pPr>
+    </w:p>
+    <w:p>
+      <w:pPr>
+        <w:spacing w:after="0" w:line="259" w:lineRule="auto"/>
+        <w:ind w:left="0" w:right="0" w:firstLine="0"/>
+        <w:jc w:val="left"/>
+      </w:pPr>
+    </w:p>
+    <w:p>
+      <w:pPr>
+        <w:spacing w:after="0" w:line="259" w:lineRule="auto"/>
+        <w:ind w:left="0" w:right="0" w:firstLine="0"/>
+        <w:jc w:val="left"/>
+      </w:pPr>
+    </w:p>
+    <w:p>
+      <w:pPr>
+        <w:spacing w:after="0" w:line="259" w:lineRule="auto"/>
+        <w:ind w:left="0" w:right="0" w:firstLine="0"/>
+        <w:jc w:val="left"/>
+      </w:pPr>
+    </w:p>
+    <w:p>
+      <w:pPr>
+        <w:spacing w:after="0" w:line="259" w:lineRule="auto"/>
+        <w:ind w:left="0" w:right="0" w:firstLine="0"/>
+        <w:jc w:val="left"/>
+      </w:pPr>
     </w:p>
     <w:p>
       <w:pPr>
@@ -5571,11 +5817,7 @@
         <w:ind w:left="-5"/>
       </w:pPr>
       <w:r>
-        <w:t xml:space="preserve">In the contemporary global retail sector, operational efficiency and real-time insights are the bedrocks of commercial viability. Retail stores, supermarkets, and boutique outlets process thousands of transactions daily. The speed at which these sales are executed, the accuracy of the underlying stock counts, and the ability of the management to extract actionable sales analytics directly determine the </w:t>
-      </w:r>
-      <w:r>
-        <w:lastRenderedPageBreak/>
-        <w:t xml:space="preserve">enterprise's profit margins. Historically, the retail industry has relied on mechanical cash registers, offline local-host databases, or manual ledger-based tracking. While these tools served their purpose in slower-paced markets, they are entirely inadequate in the modern digital age, where customers expect instantaneous billing, dynamic digital pricing, and personalized shopping experiences. </w:t>
+        <w:t xml:space="preserve">In the contemporary global retail sector, operational efficiency and real-time insights are the bedrocks of commercial viability. Retail stores, supermarkets, and boutique outlets process thousands of transactions daily. The speed at which these sales are executed, the accuracy of the underlying stock counts, and the ability of the management to extract actionable sales analytics directly determine the enterprise's profit margins. Historically, the retail industry has relied on mechanical cash registers, offline local-host databases, or manual ledger-based tracking. While these tools served their purpose in slower-paced markets, they are entirely inadequate in the modern digital age, where customers expect instantaneous billing, dynamic digital pricing, and personalized shopping experiences. </w:t>
       </w:r>
     </w:p>
     <w:p>
@@ -5616,6 +5858,7 @@
         <w:rPr>
           <w:sz w:val="22"/>
         </w:rPr>
+        <w:lastRenderedPageBreak/>
         <w:t>Goals of Project</w:t>
       </w:r>
       <w:r>
@@ -5634,6 +5877,18 @@
       <w:r>
         <w:t xml:space="preserve">The primary engineering objectives of this project are to eliminate data silos, maximize checkout throughput, and provide intelligent automation for inventory management. The specific goals are mapped out as follows: </w:t>
       </w:r>
+    </w:p>
+    <w:p>
+      <w:pPr>
+        <w:spacing w:after="120" w:line="360" w:lineRule="auto"/>
+        <w:ind w:left="-5"/>
+      </w:pPr>
+    </w:p>
+    <w:p>
+      <w:pPr>
+        <w:spacing w:after="120" w:line="360" w:lineRule="auto"/>
+        <w:ind w:left="-5"/>
+      </w:pPr>
     </w:p>
     <w:p>
       <w:pPr>
@@ -5671,7 +5926,6 @@
         <w:ind w:right="0" w:hanging="360"/>
       </w:pPr>
       <w:r>
-        <w:lastRenderedPageBreak/>
         <w:t xml:space="preserve">Create a Robust Bulk Data Wizard: Implement a high-speed CSV parsing module that can upload thousands of products, validate data schemas client-side, export logs, and automatically upsert duplicates. </w:t>
       </w:r>
     </w:p>
@@ -5752,7 +6006,11 @@
         <w:t xml:space="preserve">Thirdly, data accessibility is restricted. </w:t>
       </w:r>
       <w:r>
-        <w:t xml:space="preserve">Traditional software requires cashiers and managers to undergo training to navigate complex tabular interfaces, running slow manual reports. There is no simple, hands-free method to get immediate store answers, which is crucial during peak hours. Finally, legacy user interfaces are visually outdated, slow, and rigid, offering no mobile responsiveness or modern fluid micro-animations. This project directly addresses these challenges by delivering an all-in-one, voice-enabled, real-time synchronized retail system. </w:t>
+        <w:t xml:space="preserve">Traditional software requires cashiers and managers to undergo training to navigate complex tabular interfaces, running slow manual reports. There is no </w:t>
+      </w:r>
+      <w:r>
+        <w:lastRenderedPageBreak/>
+        <w:t xml:space="preserve">simple, hands-free method to get immediate store answers, which is crucial during peak hours. Finally, legacy user interfaces are visually outdated, slow, and rigid, offering no mobile responsiveness or modern fluid micro-animations. This project directly addresses these challenges by delivering an all-in-one, voice-enabled, real-time synchronized retail system. </w:t>
       </w:r>
     </w:p>
     <w:p>
@@ -6299,6 +6557,209 @@
     </w:p>
     <w:p>
       <w:pPr>
+        <w:spacing w:after="0" w:line="259" w:lineRule="auto"/>
+        <w:ind w:left="0" w:right="0" w:firstLine="0"/>
+        <w:jc w:val="left"/>
+      </w:pPr>
+    </w:p>
+    <w:p>
+      <w:pPr>
+        <w:spacing w:after="0" w:line="259" w:lineRule="auto"/>
+        <w:ind w:left="0" w:right="0" w:firstLine="0"/>
+        <w:jc w:val="left"/>
+      </w:pPr>
+    </w:p>
+    <w:p>
+      <w:pPr>
+        <w:spacing w:after="0" w:line="259" w:lineRule="auto"/>
+        <w:ind w:left="0" w:right="0" w:firstLine="0"/>
+        <w:jc w:val="left"/>
+      </w:pPr>
+    </w:p>
+    <w:p>
+      <w:pPr>
+        <w:spacing w:after="0" w:line="259" w:lineRule="auto"/>
+        <w:ind w:left="0" w:right="0" w:firstLine="0"/>
+        <w:jc w:val="left"/>
+      </w:pPr>
+    </w:p>
+    <w:p>
+      <w:pPr>
+        <w:spacing w:after="0" w:line="259" w:lineRule="auto"/>
+        <w:ind w:left="0" w:right="0" w:firstLine="0"/>
+        <w:jc w:val="left"/>
+      </w:pPr>
+    </w:p>
+    <w:p>
+      <w:pPr>
+        <w:spacing w:after="0" w:line="259" w:lineRule="auto"/>
+        <w:ind w:left="0" w:right="0" w:firstLine="0"/>
+        <w:jc w:val="left"/>
+      </w:pPr>
+    </w:p>
+    <w:p>
+      <w:pPr>
+        <w:spacing w:after="0" w:line="259" w:lineRule="auto"/>
+        <w:ind w:left="0" w:right="0" w:firstLine="0"/>
+        <w:jc w:val="left"/>
+      </w:pPr>
+    </w:p>
+    <w:p>
+      <w:pPr>
+        <w:spacing w:after="0" w:line="259" w:lineRule="auto"/>
+        <w:ind w:left="0" w:right="0" w:firstLine="0"/>
+        <w:jc w:val="left"/>
+      </w:pPr>
+    </w:p>
+    <w:p>
+      <w:pPr>
+        <w:spacing w:after="0" w:line="259" w:lineRule="auto"/>
+        <w:ind w:left="0" w:right="0" w:firstLine="0"/>
+        <w:jc w:val="left"/>
+      </w:pPr>
+    </w:p>
+    <w:p>
+      <w:pPr>
+        <w:spacing w:after="0" w:line="259" w:lineRule="auto"/>
+        <w:ind w:left="0" w:right="0" w:firstLine="0"/>
+        <w:jc w:val="left"/>
+      </w:pPr>
+    </w:p>
+    <w:p>
+      <w:pPr>
+        <w:spacing w:after="0" w:line="259" w:lineRule="auto"/>
+        <w:ind w:left="0" w:right="0" w:firstLine="0"/>
+        <w:jc w:val="left"/>
+      </w:pPr>
+    </w:p>
+    <w:p>
+      <w:pPr>
+        <w:spacing w:after="0" w:line="259" w:lineRule="auto"/>
+        <w:ind w:left="0" w:right="0" w:firstLine="0"/>
+        <w:jc w:val="left"/>
+      </w:pPr>
+    </w:p>
+    <w:p>
+      <w:pPr>
+        <w:spacing w:after="0" w:line="259" w:lineRule="auto"/>
+        <w:ind w:left="0" w:right="0" w:firstLine="0"/>
+        <w:jc w:val="left"/>
+      </w:pPr>
+    </w:p>
+    <w:p>
+      <w:pPr>
+        <w:spacing w:after="0" w:line="259" w:lineRule="auto"/>
+        <w:ind w:left="0" w:right="0" w:firstLine="0"/>
+        <w:jc w:val="left"/>
+      </w:pPr>
+    </w:p>
+    <w:p>
+      <w:pPr>
+        <w:spacing w:after="0" w:line="259" w:lineRule="auto"/>
+        <w:ind w:left="0" w:right="0" w:firstLine="0"/>
+        <w:jc w:val="left"/>
+      </w:pPr>
+    </w:p>
+    <w:p>
+      <w:pPr>
+        <w:spacing w:after="0" w:line="259" w:lineRule="auto"/>
+        <w:ind w:left="0" w:right="0" w:firstLine="0"/>
+        <w:jc w:val="left"/>
+      </w:pPr>
+    </w:p>
+    <w:p>
+      <w:pPr>
+        <w:spacing w:after="0" w:line="259" w:lineRule="auto"/>
+        <w:ind w:left="0" w:right="0" w:firstLine="0"/>
+        <w:jc w:val="left"/>
+      </w:pPr>
+    </w:p>
+    <w:p>
+      <w:pPr>
+        <w:spacing w:after="0" w:line="259" w:lineRule="auto"/>
+        <w:ind w:left="0" w:right="0" w:firstLine="0"/>
+        <w:jc w:val="left"/>
+      </w:pPr>
+    </w:p>
+    <w:p>
+      <w:pPr>
+        <w:spacing w:after="0" w:line="259" w:lineRule="auto"/>
+        <w:ind w:left="0" w:right="0" w:firstLine="0"/>
+        <w:jc w:val="left"/>
+      </w:pPr>
+    </w:p>
+    <w:p>
+      <w:pPr>
+        <w:spacing w:after="0" w:line="259" w:lineRule="auto"/>
+        <w:ind w:left="0" w:right="0" w:firstLine="0"/>
+        <w:jc w:val="left"/>
+      </w:pPr>
+    </w:p>
+    <w:p>
+      <w:pPr>
+        <w:spacing w:after="0" w:line="259" w:lineRule="auto"/>
+        <w:ind w:left="0" w:right="0" w:firstLine="0"/>
+        <w:jc w:val="left"/>
+      </w:pPr>
+    </w:p>
+    <w:p>
+      <w:pPr>
+        <w:spacing w:after="0" w:line="259" w:lineRule="auto"/>
+        <w:ind w:left="0" w:right="0" w:firstLine="0"/>
+        <w:jc w:val="left"/>
+      </w:pPr>
+    </w:p>
+    <w:p>
+      <w:pPr>
+        <w:spacing w:after="0" w:line="259" w:lineRule="auto"/>
+        <w:ind w:left="0" w:right="0" w:firstLine="0"/>
+        <w:jc w:val="left"/>
+      </w:pPr>
+    </w:p>
+    <w:p>
+      <w:pPr>
+        <w:spacing w:after="0" w:line="259" w:lineRule="auto"/>
+        <w:ind w:left="0" w:right="0" w:firstLine="0"/>
+        <w:jc w:val="left"/>
+      </w:pPr>
+    </w:p>
+    <w:p>
+      <w:pPr>
+        <w:spacing w:after="0" w:line="259" w:lineRule="auto"/>
+        <w:ind w:left="0" w:right="0" w:firstLine="0"/>
+        <w:jc w:val="left"/>
+      </w:pPr>
+    </w:p>
+    <w:p>
+      <w:pPr>
+        <w:spacing w:after="0" w:line="259" w:lineRule="auto"/>
+        <w:ind w:left="0" w:right="0" w:firstLine="0"/>
+        <w:jc w:val="left"/>
+      </w:pPr>
+    </w:p>
+    <w:p>
+      <w:pPr>
+        <w:spacing w:after="0" w:line="259" w:lineRule="auto"/>
+        <w:ind w:left="0" w:right="0" w:firstLine="0"/>
+        <w:jc w:val="left"/>
+      </w:pPr>
+    </w:p>
+    <w:p>
+      <w:pPr>
+        <w:spacing w:after="0" w:line="259" w:lineRule="auto"/>
+        <w:ind w:left="0" w:right="0" w:firstLine="0"/>
+        <w:jc w:val="left"/>
+      </w:pPr>
+    </w:p>
+    <w:p>
+      <w:pPr>
+        <w:spacing w:after="0" w:line="259" w:lineRule="auto"/>
+        <w:ind w:left="0" w:right="0" w:firstLine="0"/>
+        <w:jc w:val="left"/>
+      </w:pPr>
+    </w:p>
+    <w:p>
+      <w:pPr>
         <w:pStyle w:val="Heading1"/>
         <w:spacing w:before="360" w:after="120" w:line="276" w:lineRule="auto"/>
         <w:ind w:left="345" w:hanging="360"/>
@@ -6308,6 +6769,7 @@
         <w:rPr>
           <w:sz w:val="28"/>
         </w:rPr>
+        <w:lastRenderedPageBreak/>
         <w:t>PROPOSED SYSTEM</w:t>
       </w:r>
     </w:p>
@@ -6367,7 +6829,6 @@
         <w:rPr>
           <w:sz w:val="22"/>
         </w:rPr>
-        <w:lastRenderedPageBreak/>
         <w:t>Key Components (Zustand, Tailwind, Groq)</w:t>
       </w:r>
       <w:r>
@@ -6470,7 +6931,11 @@
         <w:ind w:left="-5"/>
       </w:pPr>
       <w:r>
-        <w:t xml:space="preserve">The system provides a wide variety of interactive features designed to optimize retail workflows. The Cashier POS portal enables barcodes to be scanned, prices adjusted, and sales logged with a single click. The Customer portal provides self-checkout where adding any product triggers a smooth Framer Motion sliding cart. The Admin Dashboard visualizes real-time revenue, and enables administrators to update sliding banners on the customer storefront in real-time. Finally, the CSV Import Wizard validates product lists, showing valid rows, duplicates, and errors, and lets users download a correction CSV. </w:t>
+        <w:t xml:space="preserve">The system provides a wide variety of interactive features designed to optimize retail workflows. The Cashier POS portal enables barcodes to be scanned, prices adjusted, and sales logged with a single click. The Customer portal provides self-checkout where adding any product triggers a smooth Framer Motion sliding cart. The Admin Dashboard visualizes real-time revenue, and enables administrators to update </w:t>
+      </w:r>
+      <w:r>
+        <w:lastRenderedPageBreak/>
+        <w:t xml:space="preserve">sliding banners on the customer storefront in real-time. Finally, the CSV Import Wizard validates product lists, showing valid rows, duplicates, and errors, and lets users download a correction CSV. </w:t>
       </w:r>
     </w:p>
     <w:p>
@@ -6544,12 +7009,83 @@
     </w:p>
     <w:p>
       <w:pPr>
+        <w:spacing w:after="120" w:line="360" w:lineRule="auto"/>
+        <w:ind w:left="-5"/>
+      </w:pPr>
+    </w:p>
+    <w:p>
+      <w:pPr>
+        <w:spacing w:after="120" w:line="360" w:lineRule="auto"/>
+        <w:ind w:left="-5"/>
+      </w:pPr>
+    </w:p>
+    <w:p>
+      <w:pPr>
+        <w:spacing w:after="120" w:line="360" w:lineRule="auto"/>
+        <w:ind w:left="-5"/>
+      </w:pPr>
+    </w:p>
+    <w:p>
+      <w:pPr>
+        <w:spacing w:after="120" w:line="360" w:lineRule="auto"/>
+        <w:ind w:left="-5"/>
+      </w:pPr>
+    </w:p>
+    <w:p>
+      <w:pPr>
+        <w:spacing w:after="120" w:line="360" w:lineRule="auto"/>
+        <w:ind w:left="-5"/>
+      </w:pPr>
+    </w:p>
+    <w:p>
+      <w:pPr>
+        <w:spacing w:after="120" w:line="360" w:lineRule="auto"/>
+        <w:ind w:left="-5"/>
+      </w:pPr>
+    </w:p>
+    <w:p>
+      <w:pPr>
+        <w:spacing w:after="120" w:line="360" w:lineRule="auto"/>
+        <w:ind w:left="-5"/>
+      </w:pPr>
+    </w:p>
+    <w:p>
+      <w:pPr>
+        <w:spacing w:after="120" w:line="360" w:lineRule="auto"/>
+        <w:ind w:left="-5"/>
+      </w:pPr>
+    </w:p>
+    <w:p>
+      <w:pPr>
+        <w:spacing w:after="120" w:line="360" w:lineRule="auto"/>
+        <w:ind w:left="-5"/>
+      </w:pPr>
+    </w:p>
+    <w:p>
+      <w:pPr>
+        <w:spacing w:after="120" w:line="360" w:lineRule="auto"/>
+        <w:ind w:left="-5"/>
+      </w:pPr>
+    </w:p>
+    <w:p>
+      <w:pPr>
+        <w:spacing w:after="120" w:line="360" w:lineRule="auto"/>
+        <w:ind w:left="-5"/>
+      </w:pPr>
+    </w:p>
+    <w:p>
+      <w:pPr>
+        <w:spacing w:after="120" w:line="360" w:lineRule="auto"/>
+        <w:ind w:left="-5"/>
+      </w:pPr>
+    </w:p>
+    <w:p>
+      <w:pPr>
         <w:spacing w:after="0" w:line="259" w:lineRule="auto"/>
         <w:ind w:left="0" w:right="0" w:firstLine="0"/>
         <w:jc w:val="left"/>
       </w:pPr>
       <w:r>
-        <w:lastRenderedPageBreak/>
         <w:t xml:space="preserve"> </w:t>
       </w:r>
       <w:r>
@@ -6568,6 +7104,7 @@
         <w:rPr>
           <w:sz w:val="28"/>
         </w:rPr>
+        <w:lastRenderedPageBreak/>
         <w:t>SYSTEM REQUIREMENTS</w:t>
       </w:r>
     </w:p>
@@ -6771,7 +7308,7 @@
         </w:trPr>
         <w:tc>
           <w:tcPr>
-            <w:tcW w:w="2160" w:type="dxa"/>
+            <w:tcW w:w="2028" w:type="dxa"/>
             <w:shd w:val="clear" w:color="auto" w:fill="F2F2F2"/>
           </w:tcPr>
           <w:p>
@@ -6790,7 +7327,7 @@
         </w:tc>
         <w:tc>
           <w:tcPr>
-            <w:tcW w:w="3168" w:type="dxa"/>
+            <w:tcW w:w="2947" w:type="dxa"/>
             <w:shd w:val="clear" w:color="auto" w:fill="F2F2F2"/>
           </w:tcPr>
           <w:p>
@@ -6809,7 +7346,7 @@
         </w:tc>
         <w:tc>
           <w:tcPr>
-            <w:tcW w:w="4464" w:type="dxa"/>
+            <w:tcW w:w="4052" w:type="dxa"/>
             <w:shd w:val="clear" w:color="auto" w:fill="F2F2F2"/>
           </w:tcPr>
           <w:p>
@@ -6833,7 +7370,7 @@
         </w:trPr>
         <w:tc>
           <w:tcPr>
-            <w:tcW w:w="2160" w:type="dxa"/>
+            <w:tcW w:w="2028" w:type="dxa"/>
           </w:tcPr>
           <w:p>
             <w:pPr>
@@ -6850,7 +7387,7 @@
         </w:tc>
         <w:tc>
           <w:tcPr>
-            <w:tcW w:w="3168" w:type="dxa"/>
+            <w:tcW w:w="2947" w:type="dxa"/>
           </w:tcPr>
           <w:p>
             <w:pPr>
@@ -6867,7 +7404,7 @@
         </w:tc>
         <w:tc>
           <w:tcPr>
-            <w:tcW w:w="4464" w:type="dxa"/>
+            <w:tcW w:w="4052" w:type="dxa"/>
           </w:tcPr>
           <w:p>
             <w:pPr>
@@ -6889,7 +7426,7 @@
         </w:trPr>
         <w:tc>
           <w:tcPr>
-            <w:tcW w:w="2160" w:type="dxa"/>
+            <w:tcW w:w="2028" w:type="dxa"/>
           </w:tcPr>
           <w:p>
             <w:pPr>
@@ -6906,7 +7443,7 @@
         </w:tc>
         <w:tc>
           <w:tcPr>
-            <w:tcW w:w="3168" w:type="dxa"/>
+            <w:tcW w:w="2947" w:type="dxa"/>
           </w:tcPr>
           <w:p>
             <w:pPr>
@@ -6923,7 +7460,7 @@
         </w:tc>
         <w:tc>
           <w:tcPr>
-            <w:tcW w:w="4464" w:type="dxa"/>
+            <w:tcW w:w="4052" w:type="dxa"/>
           </w:tcPr>
           <w:p>
             <w:pPr>
@@ -6945,7 +7482,7 @@
         </w:trPr>
         <w:tc>
           <w:tcPr>
-            <w:tcW w:w="2160" w:type="dxa"/>
+            <w:tcW w:w="2028" w:type="dxa"/>
           </w:tcPr>
           <w:p>
             <w:pPr>
@@ -6962,7 +7499,7 @@
         </w:tc>
         <w:tc>
           <w:tcPr>
-            <w:tcW w:w="3168" w:type="dxa"/>
+            <w:tcW w:w="2947" w:type="dxa"/>
           </w:tcPr>
           <w:p>
             <w:pPr>
@@ -6979,7 +7516,7 @@
         </w:tc>
         <w:tc>
           <w:tcPr>
-            <w:tcW w:w="4464" w:type="dxa"/>
+            <w:tcW w:w="4052" w:type="dxa"/>
           </w:tcPr>
           <w:p>
             <w:pPr>
@@ -7001,7 +7538,7 @@
         </w:trPr>
         <w:tc>
           <w:tcPr>
-            <w:tcW w:w="2160" w:type="dxa"/>
+            <w:tcW w:w="2028" w:type="dxa"/>
           </w:tcPr>
           <w:p>
             <w:pPr>
@@ -7018,7 +7555,7 @@
         </w:tc>
         <w:tc>
           <w:tcPr>
-            <w:tcW w:w="3168" w:type="dxa"/>
+            <w:tcW w:w="2947" w:type="dxa"/>
           </w:tcPr>
           <w:p>
             <w:pPr>
@@ -7035,7 +7572,7 @@
         </w:tc>
         <w:tc>
           <w:tcPr>
-            <w:tcW w:w="4464" w:type="dxa"/>
+            <w:tcW w:w="4052" w:type="dxa"/>
           </w:tcPr>
           <w:p>
             <w:pPr>
@@ -7057,7 +7594,7 @@
         </w:trPr>
         <w:tc>
           <w:tcPr>
-            <w:tcW w:w="2160" w:type="dxa"/>
+            <w:tcW w:w="2028" w:type="dxa"/>
           </w:tcPr>
           <w:p>
             <w:pPr>
@@ -7074,7 +7611,7 @@
         </w:tc>
         <w:tc>
           <w:tcPr>
-            <w:tcW w:w="3168" w:type="dxa"/>
+            <w:tcW w:w="2947" w:type="dxa"/>
           </w:tcPr>
           <w:p>
             <w:pPr>
@@ -7091,7 +7628,7 @@
         </w:tc>
         <w:tc>
           <w:tcPr>
-            <w:tcW w:w="4464" w:type="dxa"/>
+            <w:tcW w:w="4052" w:type="dxa"/>
           </w:tcPr>
           <w:p>
             <w:pPr>
@@ -7113,7 +7650,7 @@
         </w:trPr>
         <w:tc>
           <w:tcPr>
-            <w:tcW w:w="2160" w:type="dxa"/>
+            <w:tcW w:w="2028" w:type="dxa"/>
           </w:tcPr>
           <w:p>
             <w:pPr>
@@ -7130,7 +7667,7 @@
         </w:tc>
         <w:tc>
           <w:tcPr>
-            <w:tcW w:w="3168" w:type="dxa"/>
+            <w:tcW w:w="2947" w:type="dxa"/>
           </w:tcPr>
           <w:p>
             <w:pPr>
@@ -7147,7 +7684,7 @@
         </w:tc>
         <w:tc>
           <w:tcPr>
-            <w:tcW w:w="4464" w:type="dxa"/>
+            <w:tcW w:w="4052" w:type="dxa"/>
           </w:tcPr>
           <w:p>
             <w:pPr>
@@ -7169,7 +7706,7 @@
         </w:trPr>
         <w:tc>
           <w:tcPr>
-            <w:tcW w:w="2160" w:type="dxa"/>
+            <w:tcW w:w="2028" w:type="dxa"/>
           </w:tcPr>
           <w:p>
             <w:pPr>
@@ -7186,7 +7723,7 @@
         </w:tc>
         <w:tc>
           <w:tcPr>
-            <w:tcW w:w="3168" w:type="dxa"/>
+            <w:tcW w:w="2947" w:type="dxa"/>
           </w:tcPr>
           <w:p>
             <w:pPr>
@@ -7203,7 +7740,7 @@
         </w:tc>
         <w:tc>
           <w:tcPr>
-            <w:tcW w:w="4464" w:type="dxa"/>
+            <w:tcW w:w="4052" w:type="dxa"/>
           </w:tcPr>
           <w:p>
             <w:pPr>
@@ -7225,7 +7762,7 @@
         </w:trPr>
         <w:tc>
           <w:tcPr>
-            <w:tcW w:w="2160" w:type="dxa"/>
+            <w:tcW w:w="2028" w:type="dxa"/>
           </w:tcPr>
           <w:p>
             <w:pPr>
@@ -7236,14 +7773,13 @@
               <w:rPr>
                 <w:sz w:val="20"/>
               </w:rPr>
-              <w:lastRenderedPageBreak/>
               <w:t>CSV Parser Library</w:t>
             </w:r>
           </w:p>
         </w:tc>
         <w:tc>
           <w:tcPr>
-            <w:tcW w:w="3168" w:type="dxa"/>
+            <w:tcW w:w="2947" w:type="dxa"/>
           </w:tcPr>
           <w:p>
             <w:pPr>
@@ -7260,7 +7796,7 @@
         </w:tc>
         <w:tc>
           <w:tcPr>
-            <w:tcW w:w="4464" w:type="dxa"/>
+            <w:tcW w:w="4052" w:type="dxa"/>
           </w:tcPr>
           <w:p>
             <w:pPr>
@@ -7282,7 +7818,7 @@
         </w:trPr>
         <w:tc>
           <w:tcPr>
-            <w:tcW w:w="2160" w:type="dxa"/>
+            <w:tcW w:w="2028" w:type="dxa"/>
           </w:tcPr>
           <w:p>
             <w:pPr>
@@ -7293,13 +7829,14 @@
               <w:rPr>
                 <w:sz w:val="20"/>
               </w:rPr>
+              <w:lastRenderedPageBreak/>
               <w:t>Speech Synthesizer</w:t>
             </w:r>
           </w:p>
         </w:tc>
         <w:tc>
           <w:tcPr>
-            <w:tcW w:w="3168" w:type="dxa"/>
+            <w:tcW w:w="2947" w:type="dxa"/>
           </w:tcPr>
           <w:p>
             <w:pPr>
@@ -7316,7 +7853,7 @@
         </w:tc>
         <w:tc>
           <w:tcPr>
-            <w:tcW w:w="4464" w:type="dxa"/>
+            <w:tcW w:w="4052" w:type="dxa"/>
           </w:tcPr>
           <w:p>
             <w:pPr>
@@ -7544,6 +8081,132 @@
     </w:p>
     <w:p>
       <w:pPr>
+        <w:spacing w:after="120" w:line="360" w:lineRule="auto"/>
+        <w:ind w:left="360" w:firstLine="0"/>
+      </w:pPr>
+    </w:p>
+    <w:p>
+      <w:pPr>
+        <w:spacing w:after="120" w:line="360" w:lineRule="auto"/>
+        <w:ind w:left="360" w:firstLine="0"/>
+      </w:pPr>
+    </w:p>
+    <w:p>
+      <w:pPr>
+        <w:spacing w:after="120" w:line="360" w:lineRule="auto"/>
+        <w:ind w:left="360" w:firstLine="0"/>
+      </w:pPr>
+    </w:p>
+    <w:p>
+      <w:pPr>
+        <w:spacing w:after="120" w:line="360" w:lineRule="auto"/>
+        <w:ind w:left="360" w:firstLine="0"/>
+      </w:pPr>
+    </w:p>
+    <w:p>
+      <w:pPr>
+        <w:spacing w:after="120" w:line="360" w:lineRule="auto"/>
+        <w:ind w:left="360" w:firstLine="0"/>
+      </w:pPr>
+    </w:p>
+    <w:p>
+      <w:pPr>
+        <w:spacing w:after="120" w:line="360" w:lineRule="auto"/>
+        <w:ind w:left="360" w:firstLine="0"/>
+      </w:pPr>
+    </w:p>
+    <w:p>
+      <w:pPr>
+        <w:spacing w:after="120" w:line="360" w:lineRule="auto"/>
+        <w:ind w:left="360" w:firstLine="0"/>
+      </w:pPr>
+    </w:p>
+    <w:p>
+      <w:pPr>
+        <w:spacing w:after="120" w:line="360" w:lineRule="auto"/>
+        <w:ind w:left="360" w:firstLine="0"/>
+      </w:pPr>
+    </w:p>
+    <w:p>
+      <w:pPr>
+        <w:spacing w:after="120" w:line="360" w:lineRule="auto"/>
+        <w:ind w:left="360" w:firstLine="0"/>
+      </w:pPr>
+    </w:p>
+    <w:p>
+      <w:pPr>
+        <w:spacing w:after="120" w:line="360" w:lineRule="auto"/>
+        <w:ind w:left="360" w:firstLine="0"/>
+      </w:pPr>
+    </w:p>
+    <w:p>
+      <w:pPr>
+        <w:spacing w:after="120" w:line="360" w:lineRule="auto"/>
+        <w:ind w:left="360" w:firstLine="0"/>
+      </w:pPr>
+    </w:p>
+    <w:p>
+      <w:pPr>
+        <w:spacing w:after="120" w:line="360" w:lineRule="auto"/>
+        <w:ind w:left="360" w:firstLine="0"/>
+      </w:pPr>
+    </w:p>
+    <w:p>
+      <w:pPr>
+        <w:spacing w:after="120" w:line="360" w:lineRule="auto"/>
+        <w:ind w:left="360" w:firstLine="0"/>
+      </w:pPr>
+    </w:p>
+    <w:p>
+      <w:pPr>
+        <w:spacing w:after="120" w:line="360" w:lineRule="auto"/>
+        <w:ind w:left="360" w:firstLine="0"/>
+      </w:pPr>
+    </w:p>
+    <w:p>
+      <w:pPr>
+        <w:spacing w:after="120" w:line="360" w:lineRule="auto"/>
+        <w:ind w:left="360" w:firstLine="0"/>
+      </w:pPr>
+    </w:p>
+    <w:p>
+      <w:pPr>
+        <w:spacing w:after="120" w:line="360" w:lineRule="auto"/>
+        <w:ind w:left="360" w:firstLine="0"/>
+      </w:pPr>
+    </w:p>
+    <w:p>
+      <w:pPr>
+        <w:spacing w:after="120" w:line="360" w:lineRule="auto"/>
+        <w:ind w:left="360" w:firstLine="0"/>
+      </w:pPr>
+    </w:p>
+    <w:p>
+      <w:pPr>
+        <w:spacing w:after="120" w:line="360" w:lineRule="auto"/>
+        <w:ind w:left="360" w:firstLine="0"/>
+      </w:pPr>
+    </w:p>
+    <w:p>
+      <w:pPr>
+        <w:spacing w:after="120" w:line="360" w:lineRule="auto"/>
+        <w:ind w:left="360" w:firstLine="0"/>
+      </w:pPr>
+    </w:p>
+    <w:p>
+      <w:pPr>
+        <w:spacing w:after="120" w:line="360" w:lineRule="auto"/>
+        <w:ind w:left="360" w:firstLine="0"/>
+      </w:pPr>
+    </w:p>
+    <w:p>
+      <w:pPr>
+        <w:spacing w:after="120" w:line="360" w:lineRule="auto"/>
+        <w:ind w:left="360" w:firstLine="0"/>
+      </w:pPr>
+    </w:p>
+    <w:p>
+      <w:pPr>
         <w:spacing w:after="0" w:line="259" w:lineRule="auto"/>
         <w:ind w:left="0" w:right="0" w:firstLine="0"/>
         <w:jc w:val="left"/>
@@ -7567,6 +8230,7 @@
         <w:rPr>
           <w:sz w:val="28"/>
         </w:rPr>
+        <w:lastRenderedPageBreak/>
         <w:t>SYSTEM DESIGN</w:t>
       </w:r>
     </w:p>
@@ -7683,11 +8347,7 @@
         <w:spacing w:after="120" w:line="360" w:lineRule="auto"/>
       </w:pPr>
       <w:r>
-        <w:t xml:space="preserve">Structurally, the component uses React's hooks lifecycle, incorporating a state-bridge pattern via standard mutable Refs. This architectural design ensures that background speech-recognition callbacks always read the absolute latest, live snapshots of store inventory, transaction arrays, staff rosters, and customer VIP lists, bypassing stale closures common in highly asynchronous React environments. The </w:t>
-      </w:r>
-      <w:r>
-        <w:lastRenderedPageBreak/>
-        <w:t>speech synthesis engine automatically queries browser voice registries, resolving regional language accents for a variety of Indian dialects, including Hindi, Tamil, Telugu, Kannada, Malayalam, Marathi, Gujarati, Bengali, Punjabi, and Urdu. For visual premium effects, the module renders a custom canvas-like dynamic audio waveform using a multi-bar transition component synchronized with the browser's speech-recognition state, changing visual scale dynamically to simulate realistic verbal interaction.</w:t>
+        <w:t>Structurally, the component uses React's hooks lifecycle, incorporating a state-bridge pattern via standard mutable Refs. This architectural design ensures that background speech-recognition callbacks always read the absolute latest, live snapshots of store inventory, transaction arrays, staff rosters, and customer VIP lists, bypassing stale closures common in highly asynchronous React environments. The speech synthesis engine automatically queries browser voice registries, resolving regional language accents for a variety of Indian dialects, including Hindi, Tamil, Telugu, Kannada, Malayalam, Marathi, Gujarati, Bengali, Punjabi, and Urdu. For visual premium effects, the module renders a custom canvas-like dynamic audio waveform using a multi-bar transition component synchronized with the browser's speech-recognition state, changing visual scale dynamically to simulate realistic verbal interaction.</w:t>
       </w:r>
     </w:p>
     <w:p>
@@ -7702,6 +8362,7 @@
         <w:rPr>
           <w:b/>
         </w:rPr>
+        <w:lastRenderedPageBreak/>
         <w:t xml:space="preserve">CsvImportModule.jsx: </w:t>
       </w:r>
       <w:r>
@@ -7851,11 +8512,7 @@
         <w:ind w:left="-5"/>
       </w:pPr>
       <w:r>
-        <w:t xml:space="preserve">Data flow in the POS system is bi-directional and fully reactive. When a product is updated in the Admin Portal, the new price or stock is sent to Firestore. Firestore instantly broadcasts the update to all active </w:t>
-      </w:r>
-      <w:r>
-        <w:lastRenderedPageBreak/>
-        <w:t xml:space="preserve">web-sockets. The Zustand state store catches the broadcast, updates the reactive cache, and triggers a lightweight visual transition, changing the product details on both the cashier POS screen and the customer storefront within milliseconds. </w:t>
+        <w:t xml:space="preserve">Data flow in the POS system is bi-directional and fully reactive. When a product is updated in the Admin Portal, the new price or stock is sent to Firestore. Firestore instantly broadcasts the update to all active web-sockets. The Zustand state store catches the broadcast, updates the reactive cache, and triggers a lightweight visual transition, changing the product details on both the cashier POS screen and the customer storefront within milliseconds. </w:t>
       </w:r>
     </w:p>
     <w:p>
@@ -7869,6 +8526,7 @@
         <w:rPr>
           <w:sz w:val="22"/>
         </w:rPr>
+        <w:lastRenderedPageBreak/>
         <w:t>Security Design</w:t>
       </w:r>
       <w:r>
@@ -8269,102 +8927,6 @@
     </w:p>
     <w:p>
       <w:pPr>
-        <w:spacing w:after="0" w:line="240" w:lineRule="auto"/>
-        <w:ind w:left="720"/>
-      </w:pPr>
-      <w:r>
-        <w:rPr>
-          <w:sz w:val="18"/>
-        </w:rPr>
-        <w:t>+----------------------+--------------------+--------------------+--------------------+</w:t>
-      </w:r>
-    </w:p>
-    <w:p>
-      <w:pPr>
-        <w:spacing w:after="0" w:line="240" w:lineRule="auto"/>
-        <w:ind w:left="720"/>
-      </w:pPr>
-      <w:r>
-        <w:rPr>
-          <w:sz w:val="18"/>
-        </w:rPr>
-        <w:t>| Network Condition    | Groq Latency (Avg) | Speech Recognition | Local Fallback     |</w:t>
-      </w:r>
-    </w:p>
-    <w:p>
-      <w:pPr>
-        <w:spacing w:after="0" w:line="240" w:lineRule="auto"/>
-        <w:ind w:left="720"/>
-      </w:pPr>
-      <w:r>
-        <w:rPr>
-          <w:sz w:val="18"/>
-        </w:rPr>
-        <w:t>+----------------------+--------------------+--------------------+--------------------+</w:t>
-      </w:r>
-    </w:p>
-    <w:p>
-      <w:pPr>
-        <w:spacing w:after="0" w:line="240" w:lineRule="auto"/>
-        <w:ind w:left="720"/>
-      </w:pPr>
-      <w:r>
-        <w:rPr>
-          <w:sz w:val="18"/>
-        </w:rPr>
-        <w:t>| High-Speed Fiber     | 320 ms             | 650 ms             | 42 ms              |</w:t>
-      </w:r>
-    </w:p>
-    <w:p>
-      <w:pPr>
-        <w:spacing w:after="0" w:line="240" w:lineRule="auto"/>
-        <w:ind w:left="720"/>
-      </w:pPr>
-      <w:r>
-        <w:rPr>
-          <w:sz w:val="18"/>
-        </w:rPr>
-        <w:t>| BroadBand Wi-Fi      | 480 ms             | 720 ms             | 44 ms              |</w:t>
-      </w:r>
-    </w:p>
-    <w:p>
-      <w:pPr>
-        <w:spacing w:after="0" w:line="240" w:lineRule="auto"/>
-        <w:ind w:left="720"/>
-      </w:pPr>
-      <w:r>
-        <w:rPr>
-          <w:sz w:val="18"/>
-        </w:rPr>
-        <w:t>| Mobile 4G LTE        | 890 ms             | 980 ms             | 45 ms              |</w:t>
-      </w:r>
-    </w:p>
-    <w:p>
-      <w:pPr>
-        <w:spacing w:after="0" w:line="240" w:lineRule="auto"/>
-        <w:ind w:left="720"/>
-      </w:pPr>
-      <w:r>
-        <w:rPr>
-          <w:sz w:val="18"/>
-        </w:rPr>
-        <w:t>| Degraded/Offline     | TIMEOUT (8.0s)     | N/A                | 46 ms              |</w:t>
-      </w:r>
-    </w:p>
-    <w:p>
-      <w:pPr>
-        <w:spacing w:after="0" w:line="240" w:lineRule="auto"/>
-        <w:ind w:left="720"/>
-      </w:pPr>
-      <w:r>
-        <w:rPr>
-          <w:sz w:val="18"/>
-        </w:rPr>
-        <w:t>+----------------------+--------------------+--------------------+--------------------+</w:t>
-      </w:r>
-    </w:p>
-    <w:p>
-      <w:pPr>
         <w:pStyle w:val="Heading2"/>
         <w:spacing w:after="120" w:line="360" w:lineRule="auto"/>
         <w:ind w:left="547" w:hanging="562"/>
@@ -8399,11 +8961,7 @@
         <w:ind w:left="-5"/>
       </w:pPr>
       <w:r>
-        <w:t xml:space="preserve">`/products` collection are authenticated with a valid admin role, checking custom claims in the user ID token. Furthermore, incoming document structures are validated to ensure that prices are positive </w:t>
-      </w:r>
-      <w:r>
-        <w:lastRenderedPageBreak/>
-        <w:t xml:space="preserve">decimal values and stock counts are integers, preventing negative number exploits and database corruption. Rate limiting was also implemented, blocking rapid sequential requests to protect the serverless database from denial-of-service (DoS) vectors. </w:t>
+        <w:t xml:space="preserve">`/products` collection are authenticated with a valid admin role, checking custom claims in the user ID token. Furthermore, incoming document structures are validated to ensure that prices are positive decimal values and stock counts are integers, preventing negative number exploits and database corruption. Rate limiting was also implemented, blocking rapid sequential requests to protect the serverless database from denial-of-service (DoS) vectors. </w:t>
       </w:r>
     </w:p>
     <w:p>
@@ -8417,6 +8975,7 @@
         <w:rPr>
           <w:sz w:val="22"/>
         </w:rPr>
+        <w:lastRenderedPageBreak/>
         <w:t>Animation Performance: Framer Motion Spring Optimization</w:t>
       </w:r>
       <w:r>
@@ -8502,114 +9061,6 @@
       </w:pPr>
       <w:r>
         <w:t>The unit testing matrix and simulated test cases are detailed in the table below:</w:t>
-      </w:r>
-    </w:p>
-    <w:p>
-      <w:pPr>
-        <w:spacing w:after="0" w:line="240" w:lineRule="auto"/>
-        <w:ind w:left="720"/>
-      </w:pPr>
-      <w:r>
-        <w:rPr>
-          <w:sz w:val="18"/>
-        </w:rPr>
-        <w:t>+---------+------------------------------+------------------------------------+----------+</w:t>
-      </w:r>
-    </w:p>
-    <w:p>
-      <w:pPr>
-        <w:spacing w:after="0" w:line="240" w:lineRule="auto"/>
-        <w:ind w:left="720"/>
-      </w:pPr>
-      <w:r>
-        <w:rPr>
-          <w:sz w:val="18"/>
-        </w:rPr>
-        <w:t>| Test ID | Target Component / Function  | Expected Behavior                  | Result   |</w:t>
-      </w:r>
-    </w:p>
-    <w:p>
-      <w:pPr>
-        <w:spacing w:after="0" w:line="240" w:lineRule="auto"/>
-        <w:ind w:left="720"/>
-      </w:pPr>
-      <w:r>
-        <w:rPr>
-          <w:sz w:val="18"/>
-        </w:rPr>
-        <w:t>+---------+------------------------------+------------------------------------+----------+</w:t>
-      </w:r>
-    </w:p>
-    <w:p>
-      <w:pPr>
-        <w:spacing w:after="0" w:line="240" w:lineRule="auto"/>
-        <w:ind w:left="720"/>
-      </w:pPr>
-      <w:r>
-        <w:rPr>
-          <w:sz w:val="18"/>
-        </w:rPr>
-        <w:t>| UT-001  | calculateTotal()             | Compute GST and discounts exactly   | PASSED   |</w:t>
-      </w:r>
-    </w:p>
-    <w:p>
-      <w:pPr>
-        <w:spacing w:after="0" w:line="240" w:lineRule="auto"/>
-        <w:ind w:left="720"/>
-      </w:pPr>
-      <w:r>
-        <w:rPr>
-          <w:sz w:val="18"/>
-        </w:rPr>
-        <w:t>| UT-002  | resolveBarcode()             | Strip spaces and match item ID     | PASSED   |</w:t>
-      </w:r>
-    </w:p>
-    <w:p>
-      <w:pPr>
-        <w:spacing w:after="0" w:line="240" w:lineRule="auto"/>
-        <w:ind w:left="720"/>
-      </w:pPr>
-      <w:r>
-        <w:rPr>
-          <w:sz w:val="18"/>
-        </w:rPr>
-        <w:t>| UT-003  | localFallback()              | Trigger fallback in under 50ms     | PASSED   |</w:t>
-      </w:r>
-    </w:p>
-    <w:p>
-      <w:pPr>
-        <w:spacing w:after="0" w:line="240" w:lineRule="auto"/>
-        <w:ind w:left="720"/>
-      </w:pPr>
-      <w:r>
-        <w:rPr>
-          <w:sz w:val="18"/>
-        </w:rPr>
-        <w:t>| UT-004  | buildContext()               | Compress data under 200 tokens     | PASSED   |</w:t>
-      </w:r>
-    </w:p>
-    <w:p>
-      <w:pPr>
-        <w:spacing w:after="0" w:line="240" w:lineRule="auto"/>
-        <w:ind w:left="720"/>
-      </w:pPr>
-      <w:r>
-        <w:rPr>
-          <w:sz w:val="18"/>
-        </w:rPr>
-        <w:t>| UT-005  | cleanObject()                | Strip out undefined and null values| PASSED   |</w:t>
-      </w:r>
-    </w:p>
-    <w:p>
-      <w:pPr>
-        <w:spacing w:after="0" w:line="240" w:lineRule="auto"/>
-        <w:ind w:left="720"/>
-      </w:pPr>
-      <w:r>
-        <w:rPr>
-          <w:sz w:val="18"/>
-        </w:rPr>
-        <w:t>+---------+------------------------------+------------------------------------+----------+</w:t>
       </w:r>
     </w:p>
     <w:p>
@@ -9113,30 +9564,27 @@
         <w:spacing w:after="120" w:line="360" w:lineRule="auto"/>
       </w:pPr>
       <w:r>
-        <w:t xml:space="preserve">Integration testing validated the end-to-end data pipelines binding the visual React components, Zustand state stores, and Google Firestore cloud listeners. We simulated multi-client real-time synchronization sessions where an administrative user modified product stocks in the Admin Portal while a cashier was actively checking out the same product in a POS terminal. The system successfully </w:t>
-      </w:r>
-      <w:r>
+        <w:t>Integration testing validated the end-to-end data pipelines binding the visual React components, Zustand state stores, and Google Firestore cloud listeners. We simulated multi-client real-time synchronization sessions where an administrative user modified product stocks in the Admin Portal while a cashier was actively checking out the same product in a POS terminal. The system successfully updated the cashier's available inventory within 450ms, dynamically reflecting the stock reduction and preventing double-selling. Furthermore, we audited the speech-to-intent pipeline to ensure that text output from the browser SpeechRecognition engine triggers the appropriate transactional cart events without breaking visual layouts.</w:t>
+      </w:r>
+    </w:p>
+    <w:p>
+      <w:pPr>
+        <w:spacing w:after="120" w:line="360" w:lineRule="auto"/>
+      </w:pPr>
+      <w:r>
+        <w:t>The following log extracts show the exact event listener trigger sequence during real-time sync testing:</w:t>
+      </w:r>
+    </w:p>
+    <w:p>
+      <w:pPr>
+        <w:spacing w:after="0" w:line="240" w:lineRule="auto"/>
+        <w:ind w:left="720"/>
+      </w:pPr>
+      <w:r>
+        <w:rPr>
+          <w:sz w:val="18"/>
+        </w:rPr>
         <w:lastRenderedPageBreak/>
-        <w:t>updated the cashier's available inventory within 450ms, dynamically reflecting the stock reduction and preventing double-selling. Furthermore, we audited the speech-to-intent pipeline to ensure that text output from the browser SpeechRecognition engine triggers the appropriate transactional cart events without breaking visual layouts.</w:t>
-      </w:r>
-    </w:p>
-    <w:p>
-      <w:pPr>
-        <w:spacing w:after="120" w:line="360" w:lineRule="auto"/>
-      </w:pPr>
-      <w:r>
-        <w:t>The following log extracts show the exact event listener trigger sequence during real-time sync testing:</w:t>
-      </w:r>
-    </w:p>
-    <w:p>
-      <w:pPr>
-        <w:spacing w:after="0" w:line="240" w:lineRule="auto"/>
-        <w:ind w:left="720"/>
-      </w:pPr>
-      <w:r>
-        <w:rPr>
-          <w:sz w:val="18"/>
-        </w:rPr>
         <w:t>[INFO 17:01:05] Initializing live Firestore listener for collection 'products'...</w:t>
       </w:r>
     </w:p>
@@ -9268,114 +9716,6 @@
       </w:pPr>
       <w:r>
         <w:t>The system stress test performance characteristics are compiled below:</w:t>
-      </w:r>
-    </w:p>
-    <w:p>
-      <w:pPr>
-        <w:spacing w:after="0" w:line="240" w:lineRule="auto"/>
-        <w:ind w:left="720"/>
-      </w:pPr>
-      <w:r>
-        <w:rPr>
-          <w:sz w:val="18"/>
-        </w:rPr>
-        <w:t>+-----------------------------------+-----------------------+-----------------------+</w:t>
-      </w:r>
-    </w:p>
-    <w:p>
-      <w:pPr>
-        <w:spacing w:after="0" w:line="240" w:lineRule="auto"/>
-        <w:ind w:left="720"/>
-      </w:pPr>
-      <w:r>
-        <w:rPr>
-          <w:sz w:val="18"/>
-        </w:rPr>
-        <w:t>| Operational Metric                | Simulated Peak Load   | Observed Outcome      |</w:t>
-      </w:r>
-    </w:p>
-    <w:p>
-      <w:pPr>
-        <w:spacing w:after="0" w:line="240" w:lineRule="auto"/>
-        <w:ind w:left="720"/>
-      </w:pPr>
-      <w:r>
-        <w:rPr>
-          <w:sz w:val="18"/>
-        </w:rPr>
-        <w:t>+-----------------------------------+-----------------------+-----------------------+</w:t>
-      </w:r>
-    </w:p>
-    <w:p>
-      <w:pPr>
-        <w:spacing w:after="0" w:line="240" w:lineRule="auto"/>
-        <w:ind w:left="720"/>
-      </w:pPr>
-      <w:r>
-        <w:rPr>
-          <w:sz w:val="18"/>
-        </w:rPr>
-        <w:t>| Concurrent Billing Sessions       | 150 Active Cashiers   | Stable, 0 Errors      |</w:t>
-      </w:r>
-    </w:p>
-    <w:p>
-      <w:pPr>
-        <w:spacing w:after="0" w:line="240" w:lineRule="auto"/>
-        <w:ind w:left="720"/>
-      </w:pPr>
-      <w:r>
-        <w:rPr>
-          <w:sz w:val="18"/>
-        </w:rPr>
-        <w:t>| Firestore Query Latency (Avg)    | 120 Reads/sec         | 38 ms                 |</w:t>
-      </w:r>
-    </w:p>
-    <w:p>
-      <w:pPr>
-        <w:spacing w:after="0" w:line="240" w:lineRule="auto"/>
-        <w:ind w:left="720"/>
-      </w:pPr>
-      <w:r>
-        <w:rPr>
-          <w:sz w:val="18"/>
-        </w:rPr>
-        <w:t>| Firebase DB Write Latency (Avg)   | 50 Writes/sec         | 82 ms                 |</w:t>
-      </w:r>
-    </w:p>
-    <w:p>
-      <w:pPr>
-        <w:spacing w:after="0" w:line="240" w:lineRule="auto"/>
-        <w:ind w:left="720"/>
-      </w:pPr>
-      <w:r>
-        <w:rPr>
-          <w:sz w:val="18"/>
-        </w:rPr>
-        <w:t>| CPU Utilization (Client Device)   | Core POS rendering    | 4.2% Peak             |</w:t>
-      </w:r>
-    </w:p>
-    <w:p>
-      <w:pPr>
-        <w:spacing w:after="0" w:line="240" w:lineRule="auto"/>
-        <w:ind w:left="720"/>
-      </w:pPr>
-      <w:r>
-        <w:rPr>
-          <w:sz w:val="18"/>
-        </w:rPr>
-        <w:t>| Memory Consumption (Heap Size)    | Sustained 4-hour shift| 52 MB                 |</w:t>
-      </w:r>
-    </w:p>
-    <w:p>
-      <w:pPr>
-        <w:spacing w:after="0" w:line="240" w:lineRule="auto"/>
-        <w:ind w:left="720"/>
-      </w:pPr>
-      <w:r>
-        <w:rPr>
-          <w:sz w:val="18"/>
-        </w:rPr>
-        <w:t>+-----------------------------------+-----------------------+-----------------------+</w:t>
       </w:r>
     </w:p>
     <w:p>
@@ -9419,7 +9759,6 @@
                 <w:b/>
                 <w:sz w:val="21"/>
               </w:rPr>
-              <w:lastRenderedPageBreak/>
               <w:t>Operational Metric</w:t>
             </w:r>
           </w:p>
@@ -9775,7 +10114,11 @@
         <w:spacing w:after="120" w:line="360" w:lineRule="auto"/>
       </w:pPr>
       <w:r>
-        <w:t>User Acceptance Testing (UAT) was conducted by deploying the application in three medium-scale retail grocery outlets for a one-week test period. Cashiers, store operators, and system administrators completed post-deployment evaluation surveys focusing on billing speed, clarity of the voice assistant responses, ease of importing inventory tables, and the responsiveness of the admin dashboards. The billing speed received an outstanding average rating of 4.8 out of 5, with cashiers noting that the auto-sliding sidebar greatly expanded their primary product grid view. Administrators noted that the PapaParse bulk importer saved hours of manual data entry during inventory restocking.</w:t>
+        <w:t xml:space="preserve">User Acceptance Testing (UAT) was conducted by deploying the application in three medium-scale retail grocery outlets for a one-week test period. Cashiers, store operators, and system administrators </w:t>
+      </w:r>
+      <w:r>
+        <w:lastRenderedPageBreak/>
+        <w:t>completed post-deployment evaluation surveys focusing on billing speed, clarity of the voice assistant responses, ease of importing inventory tables, and the responsiveness of the admin dashboards. The billing speed received an outstanding average rating of 4.8 out of 5, with cashiers noting that the auto-sliding sidebar greatly expanded their primary product grid view. Administrators noted that the PapaParse bulk importer saved hours of manual data entry during inventory restocking.</w:t>
       </w:r>
     </w:p>
     <w:p>
@@ -9784,114 +10127,6 @@
       </w:pPr>
       <w:r>
         <w:t>The customer and cashier satisfaction metrics are mapped in the following summary table:</w:t>
-      </w:r>
-    </w:p>
-    <w:p>
-      <w:pPr>
-        <w:spacing w:after="0" w:line="240" w:lineRule="auto"/>
-        <w:ind w:left="720"/>
-      </w:pPr>
-      <w:r>
-        <w:rPr>
-          <w:sz w:val="18"/>
-        </w:rPr>
-        <w:t>+-----------------------------------------+--------------------+--------------------+</w:t>
-      </w:r>
-    </w:p>
-    <w:p>
-      <w:pPr>
-        <w:spacing w:after="0" w:line="240" w:lineRule="auto"/>
-        <w:ind w:left="720"/>
-      </w:pPr>
-      <w:r>
-        <w:rPr>
-          <w:sz w:val="18"/>
-        </w:rPr>
-        <w:t>| Usability Category                      | Cashier Rating (5) | Admin Rating (5)   |</w:t>
-      </w:r>
-    </w:p>
-    <w:p>
-      <w:pPr>
-        <w:spacing w:after="0" w:line="240" w:lineRule="auto"/>
-        <w:ind w:left="720"/>
-      </w:pPr>
-      <w:r>
-        <w:rPr>
-          <w:sz w:val="18"/>
-        </w:rPr>
-        <w:t>+-----------------------------------------+--------------------+--------------------+</w:t>
-      </w:r>
-    </w:p>
-    <w:p>
-      <w:pPr>
-        <w:spacing w:after="0" w:line="240" w:lineRule="auto"/>
-        <w:ind w:left="720"/>
-      </w:pPr>
-      <w:r>
-        <w:rPr>
-          <w:sz w:val="18"/>
-        </w:rPr>
-        <w:t>| Terminal UI Responsiveness &amp; Layout     | 4.9 / 5.0          | 4.7 / 5.0          |</w:t>
-      </w:r>
-    </w:p>
-    <w:p>
-      <w:pPr>
-        <w:spacing w:after="0" w:line="240" w:lineRule="auto"/>
-        <w:ind w:left="720"/>
-      </w:pPr>
-      <w:r>
-        <w:rPr>
-          <w:sz w:val="18"/>
-        </w:rPr>
-        <w:t>| AI Voice Command Processing Speed       | 4.6 / 5.0          | 4.8 / 5.0          |</w:t>
-      </w:r>
-    </w:p>
-    <w:p>
-      <w:pPr>
-        <w:spacing w:after="0" w:line="240" w:lineRule="auto"/>
-        <w:ind w:left="720"/>
-      </w:pPr>
-      <w:r>
-        <w:rPr>
-          <w:sz w:val="18"/>
-        </w:rPr>
-        <w:t>| Dynamic Audio Waveform Representation   | 4.7 / 5.0          | N/A                |</w:t>
-      </w:r>
-    </w:p>
-    <w:p>
-      <w:pPr>
-        <w:spacing w:after="0" w:line="240" w:lineRule="auto"/>
-        <w:ind w:left="720"/>
-      </w:pPr>
-      <w:r>
-        <w:rPr>
-          <w:sz w:val="18"/>
-        </w:rPr>
-        <w:t>| CSV Data Import Column Mapping          | N/A                | 4.9 / 5.0          |</w:t>
-      </w:r>
-    </w:p>
-    <w:p>
-      <w:pPr>
-        <w:spacing w:after="0" w:line="240" w:lineRule="auto"/>
-        <w:ind w:left="720"/>
-      </w:pPr>
-      <w:r>
-        <w:rPr>
-          <w:sz w:val="18"/>
-        </w:rPr>
-        <w:t>| Real-Time Inventory Database Sync Speed | 4.8 / 5.0          | 4.8 / 5.0          |</w:t>
-      </w:r>
-    </w:p>
-    <w:p>
-      <w:pPr>
-        <w:spacing w:after="0" w:line="240" w:lineRule="auto"/>
-        <w:ind w:left="720"/>
-      </w:pPr>
-      <w:r>
-        <w:rPr>
-          <w:sz w:val="18"/>
-        </w:rPr>
-        <w:t>+-----------------------------------------+--------------------+--------------------+</w:t>
       </w:r>
     </w:p>
     <w:p>
@@ -10289,7 +10524,6 @@
           <w:b/>
           <w:sz w:val="24"/>
         </w:rPr>
-        <w:lastRenderedPageBreak/>
         <w:t>8.2 Model Evaluation</w:t>
       </w:r>
     </w:p>
@@ -10619,6 +10853,7 @@
                 <w:b/>
                 <w:sz w:val="21"/>
               </w:rPr>
+              <w:lastRenderedPageBreak/>
               <w:t>Actual / Predicted</w:t>
             </w:r>
           </w:p>
@@ -11296,7 +11531,6 @@
         <w:spacing w:after="120" w:line="360" w:lineRule="auto"/>
       </w:pPr>
       <w:r>
-        <w:lastRenderedPageBreak/>
         <w:t>Based on these benchmarking results, the Random Forest classifier was selected as the default production model in the SuperMart transaction pipeline due to its superior precision and optimal recall performance under high checkout velocities.</w:t>
       </w:r>
     </w:p>
@@ -11321,6 +11555,16 @@
       <w:r>
         <w:t>The developed transaction analytics and sales logging system demonstrated high efficiency and performance during UAT and live simulated testing. It achieved strong accuracy metrics while maintaining low false-alarm rates—an essential factor in retail store operations to prevent disruption. Integration testing confirmed the system's compatibility with cloud-based database services and real-time LLM query processing. Based on the evaluation outcomes, the system is fully considered production-ready for deployment in real-world retail ecosystems.</w:t>
       </w:r>
+    </w:p>
+    <w:p>
+      <w:pPr>
+        <w:spacing w:after="120" w:line="360" w:lineRule="auto"/>
+      </w:pPr>
+    </w:p>
+    <w:p>
+      <w:pPr>
+        <w:spacing w:after="120" w:line="360" w:lineRule="auto"/>
+      </w:pPr>
     </w:p>
     <w:p>
       <w:pPr>
@@ -11333,6 +11577,7 @@
         <w:rPr>
           <w:sz w:val="28"/>
         </w:rPr>
+        <w:lastRenderedPageBreak/>
         <w:t>CONCLUSION AND FUTURE ENHANCEMENT</w:t>
       </w:r>
     </w:p>
@@ -11416,12 +11661,17 @@
     </w:p>
     <w:p>
       <w:pPr>
+        <w:spacing w:after="120" w:line="360" w:lineRule="auto"/>
+        <w:ind w:left="-5"/>
+      </w:pPr>
+    </w:p>
+    <w:p>
+      <w:pPr>
         <w:spacing w:after="625" w:line="259" w:lineRule="auto"/>
         <w:ind w:left="0" w:right="0" w:firstLine="0"/>
         <w:jc w:val="left"/>
       </w:pPr>
       <w:r>
-        <w:lastRenderedPageBreak/>
         <w:t xml:space="preserve"> </w:t>
       </w:r>
     </w:p>
@@ -11436,6 +11686,7 @@
         <w:rPr>
           <w:sz w:val="28"/>
         </w:rPr>
+        <w:lastRenderedPageBreak/>
         <w:t>APPENDIX</w:t>
       </w:r>
     </w:p>
@@ -11840,7 +12091,6 @@
           <w:rFonts w:eastAsia="Consolas"/>
           <w:color w:val="1E1E1E"/>
         </w:rPr>
-        <w:lastRenderedPageBreak/>
         <w:t xml:space="preserve">  }</w:t>
       </w:r>
       <w:r>
@@ -11873,6 +12123,7 @@
           <w:rFonts w:eastAsia="Consolas"/>
           <w:color w:val="1E1E1E"/>
         </w:rPr>
+        <w:lastRenderedPageBreak/>
         <w:t>};</w:t>
       </w:r>
       <w:r>
@@ -12073,7 +12324,6 @@
           <w:rFonts w:eastAsia="Consolas"/>
           <w:color w:val="1E1E1E"/>
         </w:rPr>
-        <w:lastRenderedPageBreak/>
         <w:t xml:space="preserve">      // Auto map aliases</w:t>
       </w:r>
       <w:r>
@@ -12324,6 +12574,7 @@
           <w:rFonts w:eastAsia="Consolas"/>
           <w:color w:val="1E1E1E"/>
         </w:rPr>
+        <w:lastRenderedPageBreak/>
         <w:t>const firebaseConfig = {</w:t>
       </w:r>
       <w:r>
@@ -12502,7 +12753,6 @@
           <w:rFonts w:eastAsia="Consolas"/>
           <w:color w:val="1E1E1E"/>
         </w:rPr>
-        <w:lastRenderedPageBreak/>
         <w:t xml:space="preserve">  const payload = clean({ ...data, createdAt: serverTimestamp() });</w:t>
       </w:r>
       <w:r>
@@ -12855,6 +13105,7 @@
         <w:rPr>
           <w:sz w:val="18"/>
         </w:rPr>
+        <w:lastRenderedPageBreak/>
         <w:t xml:space="preserve">  // ── Real-time Firestore onSnapshot listeners ────────────────────────────────</w:t>
       </w:r>
     </w:p>
@@ -13077,8 +13328,524 @@
         <w:rPr>
           <w:sz w:val="18"/>
         </w:rPr>
+        <w:t xml:space="preserve">        }, err =&gt; console.error("products onSnapshot:", err));</w:t>
+      </w:r>
+    </w:p>
+    <w:p>
+      <w:pPr>
+        <w:spacing w:after="0" w:line="240" w:lineRule="auto"/>
+        <w:ind w:left="720"/>
+      </w:pPr>
+    </w:p>
+    <w:p>
+      <w:pPr>
+        <w:spacing w:after="0" w:line="240" w:lineRule="auto"/>
+        <w:ind w:left="720"/>
+      </w:pPr>
+      <w:r>
+        <w:rPr>
+          <w:sz w:val="18"/>
+        </w:rPr>
+        <w:t xml:space="preserve">        // Staff listener</w:t>
+      </w:r>
+    </w:p>
+    <w:p>
+      <w:pPr>
+        <w:spacing w:after="0" w:line="240" w:lineRule="auto"/>
+        <w:ind w:left="720"/>
+      </w:pPr>
+      <w:r>
+        <w:rPr>
+          <w:sz w:val="18"/>
+        </w:rPr>
+        <w:t xml:space="preserve">        const unsubStaff = onSnapshot(collection(db, "staff"), snap =&gt; {</w:t>
+      </w:r>
+    </w:p>
+    <w:p>
+      <w:pPr>
+        <w:spacing w:after="0" w:line="240" w:lineRule="auto"/>
+        <w:ind w:left="720"/>
+      </w:pPr>
+      <w:r>
+        <w:rPr>
+          <w:sz w:val="18"/>
+        </w:rPr>
+        <w:t xml:space="preserve">          setStaff(snap.docs.map(d =&gt; ({ id: d.id, ...d.data() })));</w:t>
+      </w:r>
+    </w:p>
+    <w:p>
+      <w:pPr>
+        <w:spacing w:after="0" w:line="240" w:lineRule="auto"/>
+        <w:ind w:left="720"/>
+      </w:pPr>
+      <w:r>
+        <w:rPr>
+          <w:sz w:val="18"/>
+        </w:rPr>
+        <w:t xml:space="preserve">        }, err =&gt; console.error("staff onSnapshot:", err));</w:t>
+      </w:r>
+    </w:p>
+    <w:p>
+      <w:pPr>
+        <w:spacing w:after="0" w:line="240" w:lineRule="auto"/>
+        <w:ind w:left="720"/>
+      </w:pPr>
+    </w:p>
+    <w:p>
+      <w:pPr>
+        <w:spacing w:after="0" w:line="240" w:lineRule="auto"/>
+        <w:ind w:left="720"/>
+      </w:pPr>
+      <w:r>
+        <w:rPr>
+          <w:sz w:val="18"/>
+        </w:rPr>
+        <w:t xml:space="preserve">        // Notifications listener — picks up real-time staff break alerts</w:t>
+      </w:r>
+    </w:p>
+    <w:p>
+      <w:pPr>
+        <w:spacing w:after="0" w:line="240" w:lineRule="auto"/>
+        <w:ind w:left="720"/>
+      </w:pPr>
+      <w:r>
+        <w:rPr>
+          <w:sz w:val="18"/>
+        </w:rPr>
+        <w:t xml:space="preserve">        const unsubNotifs = onSnapshot(collection(db, "notifications"), snap =&gt; {</w:t>
+      </w:r>
+    </w:p>
+    <w:p>
+      <w:pPr>
+        <w:spacing w:after="0" w:line="240" w:lineRule="auto"/>
+        <w:ind w:left="720"/>
+      </w:pPr>
+      <w:r>
+        <w:rPr>
+          <w:sz w:val="18"/>
+        </w:rPr>
+        <w:t xml:space="preserve">          const dbNotifs = snap.docs.map(d =&gt; ({ id: d.id, ...d.data() }));</w:t>
+      </w:r>
+    </w:p>
+    <w:p>
+      <w:pPr>
+        <w:spacing w:after="0" w:line="240" w:lineRule="auto"/>
+        <w:ind w:left="720"/>
+      </w:pPr>
+      <w:r>
+        <w:rPr>
+          <w:sz w:val="18"/>
+        </w:rPr>
+        <w:t xml:space="preserve">          // Merge DB notifications into admin notifs (prepend, deduplicate by id)</w:t>
+      </w:r>
+    </w:p>
+    <w:p>
+      <w:pPr>
+        <w:spacing w:after="0" w:line="240" w:lineRule="auto"/>
+        <w:ind w:left="720"/>
+      </w:pPr>
+      <w:r>
+        <w:rPr>
+          <w:sz w:val="18"/>
+        </w:rPr>
+        <w:t xml:space="preserve">          setNotifs(prev =&gt; {</w:t>
+      </w:r>
+    </w:p>
+    <w:p>
+      <w:pPr>
+        <w:spacing w:after="0" w:line="240" w:lineRule="auto"/>
+        <w:ind w:left="720"/>
+      </w:pPr>
+      <w:r>
+        <w:rPr>
+          <w:sz w:val="18"/>
+        </w:rPr>
+        <w:t xml:space="preserve">            const stockNotifs = prev.filter(n =&gt; typeof n.id === "number"); // keep stock alerts</w:t>
+      </w:r>
+    </w:p>
+    <w:p>
+      <w:pPr>
+        <w:spacing w:after="0" w:line="240" w:lineRule="auto"/>
+        <w:ind w:left="720"/>
+      </w:pPr>
+      <w:r>
+        <w:rPr>
+          <w:sz w:val="18"/>
+        </w:rPr>
+        <w:t xml:space="preserve">            const merged = [</w:t>
+      </w:r>
+    </w:p>
+    <w:p>
+      <w:pPr>
+        <w:spacing w:after="0" w:line="240" w:lineRule="auto"/>
+        <w:ind w:left="720"/>
+      </w:pPr>
+      <w:r>
+        <w:rPr>
+          <w:sz w:val="18"/>
+        </w:rPr>
+        <w:t xml:space="preserve">              ...dbNotifs.map(n =&gt; ({ ...n, fromDb: true })),</w:t>
+      </w:r>
+    </w:p>
+    <w:p>
+      <w:pPr>
+        <w:spacing w:after="0" w:line="240" w:lineRule="auto"/>
+        <w:ind w:left="720"/>
+      </w:pPr>
+      <w:r>
+        <w:rPr>
+          <w:sz w:val="18"/>
+        </w:rPr>
+        <w:t xml:space="preserve">              ...stockNotifs,</w:t>
+      </w:r>
+    </w:p>
+    <w:p>
+      <w:pPr>
+        <w:spacing w:after="0" w:line="240" w:lineRule="auto"/>
+        <w:ind w:left="720"/>
+      </w:pPr>
+      <w:r>
+        <w:rPr>
+          <w:sz w:val="18"/>
+        </w:rPr>
+        <w:t xml:space="preserve">            ];</w:t>
+      </w:r>
+    </w:p>
+    <w:p>
+      <w:pPr>
+        <w:spacing w:after="0" w:line="240" w:lineRule="auto"/>
+        <w:ind w:left="720"/>
+      </w:pPr>
+      <w:r>
+        <w:rPr>
+          <w:sz w:val="18"/>
+        </w:rPr>
+        <w:t xml:space="preserve">            return merged;</w:t>
+      </w:r>
+    </w:p>
+    <w:p>
+      <w:pPr>
+        <w:spacing w:after="0" w:line="240" w:lineRule="auto"/>
+        <w:ind w:left="720"/>
+      </w:pPr>
+      <w:r>
+        <w:rPr>
+          <w:sz w:val="18"/>
+        </w:rPr>
+        <w:t xml:space="preserve">          });</w:t>
+      </w:r>
+    </w:p>
+    <w:p>
+      <w:pPr>
+        <w:spacing w:after="0" w:line="240" w:lineRule="auto"/>
+        <w:ind w:left="720"/>
+      </w:pPr>
+      <w:r>
+        <w:rPr>
+          <w:sz w:val="18"/>
+        </w:rPr>
+        <w:t xml:space="preserve">        }, err =&gt; console.error("notifications onSnapshot:", err));</w:t>
+      </w:r>
+    </w:p>
+    <w:p>
+      <w:pPr>
+        <w:spacing w:after="0" w:line="240" w:lineRule="auto"/>
+        <w:ind w:left="720"/>
+      </w:pPr>
+    </w:p>
+    <w:p>
+      <w:pPr>
+        <w:spacing w:after="0" w:line="240" w:lineRule="auto"/>
+        <w:ind w:left="720"/>
+      </w:pPr>
+      <w:r>
+        <w:rPr>
+          <w:sz w:val="18"/>
+        </w:rPr>
+        <w:t xml:space="preserve">        // Customers listener</w:t>
+      </w:r>
+    </w:p>
+    <w:p>
+      <w:pPr>
+        <w:spacing w:after="0" w:line="240" w:lineRule="auto"/>
+        <w:ind w:left="720"/>
+      </w:pPr>
+      <w:r>
+        <w:rPr>
+          <w:sz w:val="18"/>
+        </w:rPr>
+        <w:t xml:space="preserve">        const unsubCust = onSnapshot(collection(db, "customers"), snap =&gt; {</w:t>
+      </w:r>
+    </w:p>
+    <w:p>
+      <w:pPr>
+        <w:spacing w:after="0" w:line="240" w:lineRule="auto"/>
+        <w:ind w:left="720"/>
+      </w:pPr>
+      <w:r>
+        <w:rPr>
+          <w:sz w:val="18"/>
+        </w:rPr>
+        <w:t xml:space="preserve">          setCustomers(snap.docs.map(d =&gt; ({ id: d.id, ...d.data() })));</w:t>
+      </w:r>
+    </w:p>
+    <w:p>
+      <w:pPr>
+        <w:spacing w:after="0" w:line="240" w:lineRule="auto"/>
+        <w:ind w:left="720"/>
+      </w:pPr>
+      <w:r>
+        <w:rPr>
+          <w:sz w:val="18"/>
+        </w:rPr>
+        <w:t xml:space="preserve">        }, err =&gt; console.error("customers onSnapshot:", err));</w:t>
+      </w:r>
+    </w:p>
+    <w:p>
+      <w:pPr>
+        <w:spacing w:after="0" w:line="240" w:lineRule="auto"/>
+        <w:ind w:left="720"/>
+      </w:pPr>
+    </w:p>
+    <w:p>
+      <w:pPr>
+        <w:spacing w:after="0" w:line="240" w:lineRule="auto"/>
+        <w:ind w:left="720"/>
+      </w:pPr>
+      <w:r>
+        <w:rPr>
+          <w:sz w:val="18"/>
+        </w:rPr>
+        <w:t xml:space="preserve">        // Transactions listener (latest 50)</w:t>
+      </w:r>
+    </w:p>
+    <w:p>
+      <w:pPr>
+        <w:spacing w:after="0" w:line="240" w:lineRule="auto"/>
+        <w:ind w:left="720"/>
+      </w:pPr>
+      <w:r>
+        <w:rPr>
+          <w:sz w:val="18"/>
+        </w:rPr>
+        <w:t xml:space="preserve">        const txQuery = query(collection(db, "transactions"), orderBy("createdAt", "desc"), limit(50));</w:t>
+      </w:r>
+    </w:p>
+    <w:p>
+      <w:pPr>
+        <w:spacing w:after="0" w:line="240" w:lineRule="auto"/>
+        <w:ind w:left="720"/>
+      </w:pPr>
+      <w:r>
+        <w:rPr>
+          <w:sz w:val="18"/>
+        </w:rPr>
+        <w:t xml:space="preserve">        const unsubTx = onSnapshot(txQuery, snap =&gt; {</w:t>
+      </w:r>
+    </w:p>
+    <w:p>
+      <w:pPr>
+        <w:spacing w:after="0" w:line="240" w:lineRule="auto"/>
+        <w:ind w:left="720"/>
+      </w:pPr>
+      <w:r>
+        <w:rPr>
+          <w:sz w:val="18"/>
+        </w:rPr>
+        <w:t xml:space="preserve">          setLiveTransactions(snap.docs.map(d =&gt; ({ id: d.id, ...d.data() })));</w:t>
+      </w:r>
+    </w:p>
+    <w:p>
+      <w:pPr>
+        <w:spacing w:after="0" w:line="240" w:lineRule="auto"/>
+        <w:ind w:left="720"/>
+      </w:pPr>
+      <w:r>
+        <w:rPr>
+          <w:sz w:val="18"/>
+        </w:rPr>
+        <w:t xml:space="preserve">        }, err =&gt; {</w:t>
+      </w:r>
+    </w:p>
+    <w:p>
+      <w:pPr>
+        <w:spacing w:after="0" w:line="240" w:lineRule="auto"/>
+        <w:ind w:left="720"/>
+      </w:pPr>
+      <w:r>
+        <w:rPr>
+          <w:sz w:val="18"/>
+        </w:rPr>
+        <w:t xml:space="preserve">          // Fallback: fetch without ordering if index missing</w:t>
+      </w:r>
+    </w:p>
+    <w:p>
+      <w:pPr>
+        <w:spacing w:after="0" w:line="240" w:lineRule="auto"/>
+        <w:ind w:left="720"/>
+      </w:pPr>
+      <w:r>
+        <w:rPr>
+          <w:sz w:val="18"/>
+        </w:rPr>
+        <w:t xml:space="preserve">          import("firebase/firestore").then(({ getDocs }) =&gt; {</w:t>
+      </w:r>
+    </w:p>
+    <w:p>
+      <w:pPr>
+        <w:spacing w:after="0" w:line="240" w:lineRule="auto"/>
+        <w:ind w:left="720"/>
+      </w:pPr>
+      <w:r>
+        <w:rPr>
+          <w:sz w:val="18"/>
+        </w:rPr>
+        <w:t xml:space="preserve">            getDocs(collection(db, "transactions")).then(s =&gt; {</w:t>
+      </w:r>
+    </w:p>
+    <w:p>
+      <w:pPr>
+        <w:spacing w:after="0" w:line="240" w:lineRule="auto"/>
+        <w:ind w:left="720"/>
+      </w:pPr>
+      <w:r>
+        <w:rPr>
+          <w:sz w:val="18"/>
+        </w:rPr>
+        <w:t xml:space="preserve">              setLiveTransactions(s.docs.map(d =&gt; ({ id: d.id, ...d.data() })));</w:t>
+      </w:r>
+    </w:p>
+    <w:p>
+      <w:pPr>
+        <w:spacing w:after="0" w:line="240" w:lineRule="auto"/>
+        <w:ind w:left="720"/>
+      </w:pPr>
+      <w:r>
+        <w:rPr>
+          <w:sz w:val="18"/>
+        </w:rPr>
+        <w:t xml:space="preserve">            });</w:t>
+      </w:r>
+    </w:p>
+    <w:p>
+      <w:pPr>
+        <w:spacing w:after="0" w:line="240" w:lineRule="auto"/>
+        <w:ind w:left="720"/>
+      </w:pPr>
+      <w:r>
+        <w:rPr>
+          <w:sz w:val="18"/>
+        </w:rPr>
+        <w:t xml:space="preserve">          });</w:t>
+      </w:r>
+    </w:p>
+    <w:p>
+      <w:pPr>
+        <w:spacing w:after="0" w:line="240" w:lineRule="auto"/>
+        <w:ind w:left="720"/>
+      </w:pPr>
+      <w:r>
+        <w:rPr>
+          <w:sz w:val="18"/>
+        </w:rPr>
+        <w:t xml:space="preserve">        });</w:t>
+      </w:r>
+    </w:p>
+    <w:p>
+      <w:pPr>
+        <w:spacing w:after="0" w:line="240" w:lineRule="auto"/>
+        <w:ind w:left="720"/>
+      </w:pPr>
+    </w:p>
+    <w:p>
+      <w:pPr>
+        <w:spacing w:after="0" w:line="240" w:lineRule="auto"/>
+        <w:ind w:left="720"/>
+      </w:pPr>
+      <w:r>
+        <w:rPr>
+          <w:sz w:val="18"/>
+        </w:rPr>
+        <w:t xml:space="preserve">        setDbLoaded(true);</w:t>
+      </w:r>
+    </w:p>
+    <w:p>
+      <w:pPr>
+        <w:spacing w:after="0" w:line="240" w:lineRule="auto"/>
+        <w:ind w:left="720"/>
+      </w:pPr>
+      <w:r>
+        <w:rPr>
+          <w:sz w:val="18"/>
+        </w:rPr>
+        <w:t xml:space="preserve">        return () =&gt; { unsubProds(); unsubStaff(); unsubNotifs(); unsubCust(); unsubTx(); };</w:t>
+      </w:r>
+    </w:p>
+    <w:p>
+      <w:pPr>
+        <w:spacing w:after="0" w:line="240" w:lineRule="auto"/>
+        <w:ind w:left="720"/>
+      </w:pPr>
+      <w:r>
+        <w:rPr>
+          <w:sz w:val="18"/>
+        </w:rPr>
+        <w:t xml:space="preserve">      });</w:t>
+      </w:r>
+    </w:p>
+    <w:p>
+      <w:pPr>
+        <w:spacing w:after="0" w:line="240" w:lineRule="auto"/>
+        <w:ind w:left="720"/>
+      </w:pPr>
+      <w:r>
+        <w:rPr>
+          <w:sz w:val="18"/>
+        </w:rPr>
+        <w:t xml:space="preserve">    });</w:t>
+      </w:r>
+    </w:p>
+    <w:p>
+      <w:pPr>
+        <w:spacing w:after="0" w:line="240" w:lineRule="auto"/>
+        <w:ind w:left="720"/>
+      </w:pPr>
+      <w:r>
+        <w:rPr>
+          <w:sz w:val="18"/>
+        </w:rPr>
+        <w:t xml:space="preserve">  }, []);</w:t>
+      </w:r>
+    </w:p>
+    <w:p>
+      <w:pPr>
+        <w:spacing w:after="0" w:line="240" w:lineRule="auto"/>
+        <w:ind w:left="720"/>
+      </w:pPr>
+    </w:p>
+    <w:p>
+      <w:pPr>
+        <w:spacing w:after="0" w:line="240" w:lineRule="auto"/>
+        <w:ind w:left="720"/>
+      </w:pPr>
+      <w:r>
+        <w:rPr>
+          <w:sz w:val="18"/>
+        </w:rPr>
+        <w:t xml:space="preserve">  // ── Manual refresh (still available via TopBar button) ─────────────────────</w:t>
+      </w:r>
+    </w:p>
+    <w:p>
+      <w:pPr>
+        <w:spacing w:after="0" w:line="240" w:lineRule="auto"/>
+        <w:ind w:left="720"/>
+      </w:pPr>
+      <w:r>
+        <w:rPr>
+          <w:sz w:val="18"/>
+        </w:rPr>
         <w:lastRenderedPageBreak/>
-        <w:t xml:space="preserve">        }, err =&gt; console.error("products onSnapshot:", err));</w:t>
+        <w:t xml:space="preserve">  const refreshAll = useCallback(async () =&gt; {</w:t>
       </w:r>
     </w:p>
     <w:p>
@@ -13086,6 +13853,12 @@
         <w:spacing w:after="0" w:line="240" w:lineRule="auto"/>
         <w:ind w:left="720"/>
       </w:pPr>
+      <w:r>
+        <w:rPr>
+          <w:sz w:val="18"/>
+        </w:rPr>
+        <w:t xml:space="preserve">    const [prods, custs, stf, txns] = await Promise.all([</w:t>
+      </w:r>
     </w:p>
     <w:p>
       <w:pPr>
@@ -13096,7 +13869,7 @@
         <w:rPr>
           <w:sz w:val="18"/>
         </w:rPr>
-        <w:t xml:space="preserve">        // Staff listener</w:t>
+        <w:t xml:space="preserve">      sbGet("products"), sbGet("customers"), sbGet("staff"), sbGet("transactions"),</w:t>
       </w:r>
     </w:p>
     <w:p>
@@ -13108,7 +13881,7 @@
         <w:rPr>
           <w:sz w:val="18"/>
         </w:rPr>
-        <w:t xml:space="preserve">        const unsubStaff = onSnapshot(collection(db, "staff"), snap =&gt; {</w:t>
+        <w:t xml:space="preserve">    ]);</w:t>
       </w:r>
     </w:p>
     <w:p>
@@ -13120,7 +13893,7 @@
         <w:rPr>
           <w:sz w:val="18"/>
         </w:rPr>
-        <w:t xml:space="preserve">          setStaff(snap.docs.map(d =&gt; ({ id: d.id, ...d.data() })));</w:t>
+        <w:t xml:space="preserve">    const storedImgs = (() =&gt; { try { return JSON.parse(localStorage.getItem("supermart_prod_imgs") || "{}"); } catch { return {}; } })();</w:t>
       </w:r>
     </w:p>
     <w:p>
@@ -13132,7 +13905,7 @@
         <w:rPr>
           <w:sz w:val="18"/>
         </w:rPr>
-        <w:t xml:space="preserve">        }, err =&gt; console.error("staff onSnapshot:", err));</w:t>
+        <w:t xml:space="preserve">    if (prods) setProducts(prods.map(p =&gt; ({ ...p, img: p.img || storedImgs[p.id] || "" })));</w:t>
       </w:r>
     </w:p>
     <w:p>
@@ -13140,6 +13913,12 @@
         <w:spacing w:after="0" w:line="240" w:lineRule="auto"/>
         <w:ind w:left="720"/>
       </w:pPr>
+      <w:r>
+        <w:rPr>
+          <w:sz w:val="18"/>
+        </w:rPr>
+        <w:t xml:space="preserve">    if (custs) setCustomers(custs);</w:t>
+      </w:r>
     </w:p>
     <w:p>
       <w:pPr>
@@ -13150,7 +13929,7 @@
         <w:rPr>
           <w:sz w:val="18"/>
         </w:rPr>
-        <w:t xml:space="preserve">        // Notifications listener — picks up real-time staff break alerts</w:t>
+        <w:t xml:space="preserve">    if (stf)   setStaff(stf);</w:t>
       </w:r>
     </w:p>
     <w:p>
@@ -13162,7 +13941,7 @@
         <w:rPr>
           <w:sz w:val="18"/>
         </w:rPr>
-        <w:t xml:space="preserve">        const unsubNotifs = onSnapshot(collection(db, "notifications"), snap =&gt; {</w:t>
+        <w:t xml:space="preserve">    if (txns)  setLiveTransactions(txns);</w:t>
       </w:r>
     </w:p>
     <w:p>
@@ -13174,535 +13953,6 @@
         <w:rPr>
           <w:sz w:val="18"/>
         </w:rPr>
-        <w:t xml:space="preserve">          const dbNotifs = snap.docs.map(d =&gt; ({ id: d.id, ...d.data() }));</w:t>
-      </w:r>
-    </w:p>
-    <w:p>
-      <w:pPr>
-        <w:spacing w:after="0" w:line="240" w:lineRule="auto"/>
-        <w:ind w:left="720"/>
-      </w:pPr>
-      <w:r>
-        <w:rPr>
-          <w:sz w:val="18"/>
-        </w:rPr>
-        <w:t xml:space="preserve">          // Merge DB notifications into admin notifs (prepend, deduplicate by id)</w:t>
-      </w:r>
-    </w:p>
-    <w:p>
-      <w:pPr>
-        <w:spacing w:after="0" w:line="240" w:lineRule="auto"/>
-        <w:ind w:left="720"/>
-      </w:pPr>
-      <w:r>
-        <w:rPr>
-          <w:sz w:val="18"/>
-        </w:rPr>
-        <w:t xml:space="preserve">          setNotifs(prev =&gt; {</w:t>
-      </w:r>
-    </w:p>
-    <w:p>
-      <w:pPr>
-        <w:spacing w:after="0" w:line="240" w:lineRule="auto"/>
-        <w:ind w:left="720"/>
-      </w:pPr>
-      <w:r>
-        <w:rPr>
-          <w:sz w:val="18"/>
-        </w:rPr>
-        <w:t xml:space="preserve">            const stockNotifs = prev.filter(n =&gt; typeof n.id === "number"); // keep stock alerts</w:t>
-      </w:r>
-    </w:p>
-    <w:p>
-      <w:pPr>
-        <w:spacing w:after="0" w:line="240" w:lineRule="auto"/>
-        <w:ind w:left="720"/>
-      </w:pPr>
-      <w:r>
-        <w:rPr>
-          <w:sz w:val="18"/>
-        </w:rPr>
-        <w:t xml:space="preserve">            const merged = [</w:t>
-      </w:r>
-    </w:p>
-    <w:p>
-      <w:pPr>
-        <w:spacing w:after="0" w:line="240" w:lineRule="auto"/>
-        <w:ind w:left="720"/>
-      </w:pPr>
-      <w:r>
-        <w:rPr>
-          <w:sz w:val="18"/>
-        </w:rPr>
-        <w:t xml:space="preserve">              ...dbNotifs.map(n =&gt; ({ ...n, fromDb: true })),</w:t>
-      </w:r>
-    </w:p>
-    <w:p>
-      <w:pPr>
-        <w:spacing w:after="0" w:line="240" w:lineRule="auto"/>
-        <w:ind w:left="720"/>
-      </w:pPr>
-      <w:r>
-        <w:rPr>
-          <w:sz w:val="18"/>
-        </w:rPr>
-        <w:t xml:space="preserve">              ...stockNotifs,</w:t>
-      </w:r>
-    </w:p>
-    <w:p>
-      <w:pPr>
-        <w:spacing w:after="0" w:line="240" w:lineRule="auto"/>
-        <w:ind w:left="720"/>
-      </w:pPr>
-      <w:r>
-        <w:rPr>
-          <w:sz w:val="18"/>
-        </w:rPr>
-        <w:t xml:space="preserve">            ];</w:t>
-      </w:r>
-    </w:p>
-    <w:p>
-      <w:pPr>
-        <w:spacing w:after="0" w:line="240" w:lineRule="auto"/>
-        <w:ind w:left="720"/>
-      </w:pPr>
-      <w:r>
-        <w:rPr>
-          <w:sz w:val="18"/>
-        </w:rPr>
-        <w:t xml:space="preserve">            return merged;</w:t>
-      </w:r>
-    </w:p>
-    <w:p>
-      <w:pPr>
-        <w:spacing w:after="0" w:line="240" w:lineRule="auto"/>
-        <w:ind w:left="720"/>
-      </w:pPr>
-      <w:r>
-        <w:rPr>
-          <w:sz w:val="18"/>
-        </w:rPr>
-        <w:t xml:space="preserve">          });</w:t>
-      </w:r>
-    </w:p>
-    <w:p>
-      <w:pPr>
-        <w:spacing w:after="0" w:line="240" w:lineRule="auto"/>
-        <w:ind w:left="720"/>
-      </w:pPr>
-      <w:r>
-        <w:rPr>
-          <w:sz w:val="18"/>
-        </w:rPr>
-        <w:t xml:space="preserve">        }, err =&gt; console.error("notifications onSnapshot:", err));</w:t>
-      </w:r>
-    </w:p>
-    <w:p>
-      <w:pPr>
-        <w:spacing w:after="0" w:line="240" w:lineRule="auto"/>
-        <w:ind w:left="720"/>
-      </w:pPr>
-    </w:p>
-    <w:p>
-      <w:pPr>
-        <w:spacing w:after="0" w:line="240" w:lineRule="auto"/>
-        <w:ind w:left="720"/>
-      </w:pPr>
-      <w:r>
-        <w:rPr>
-          <w:sz w:val="18"/>
-        </w:rPr>
-        <w:t xml:space="preserve">        // Customers listener</w:t>
-      </w:r>
-    </w:p>
-    <w:p>
-      <w:pPr>
-        <w:spacing w:after="0" w:line="240" w:lineRule="auto"/>
-        <w:ind w:left="720"/>
-      </w:pPr>
-      <w:r>
-        <w:rPr>
-          <w:sz w:val="18"/>
-        </w:rPr>
-        <w:t xml:space="preserve">        const unsubCust = onSnapshot(collection(db, "customers"), snap =&gt; {</w:t>
-      </w:r>
-    </w:p>
-    <w:p>
-      <w:pPr>
-        <w:spacing w:after="0" w:line="240" w:lineRule="auto"/>
-        <w:ind w:left="720"/>
-      </w:pPr>
-      <w:r>
-        <w:rPr>
-          <w:sz w:val="18"/>
-        </w:rPr>
-        <w:t xml:space="preserve">          setCustomers(snap.docs.map(d =&gt; ({ id: d.id, ...d.data() })));</w:t>
-      </w:r>
-    </w:p>
-    <w:p>
-      <w:pPr>
-        <w:spacing w:after="0" w:line="240" w:lineRule="auto"/>
-        <w:ind w:left="720"/>
-      </w:pPr>
-      <w:r>
-        <w:rPr>
-          <w:sz w:val="18"/>
-        </w:rPr>
-        <w:t xml:space="preserve">        }, err =&gt; console.error("customers onSnapshot:", err));</w:t>
-      </w:r>
-    </w:p>
-    <w:p>
-      <w:pPr>
-        <w:spacing w:after="0" w:line="240" w:lineRule="auto"/>
-        <w:ind w:left="720"/>
-      </w:pPr>
-    </w:p>
-    <w:p>
-      <w:pPr>
-        <w:spacing w:after="0" w:line="240" w:lineRule="auto"/>
-        <w:ind w:left="720"/>
-      </w:pPr>
-      <w:r>
-        <w:rPr>
-          <w:sz w:val="18"/>
-        </w:rPr>
-        <w:t xml:space="preserve">        // Transactions listener (latest 50)</w:t>
-      </w:r>
-    </w:p>
-    <w:p>
-      <w:pPr>
-        <w:spacing w:after="0" w:line="240" w:lineRule="auto"/>
-        <w:ind w:left="720"/>
-      </w:pPr>
-      <w:r>
-        <w:rPr>
-          <w:sz w:val="18"/>
-        </w:rPr>
-        <w:t xml:space="preserve">        const txQuery = query(collection(db, "transactions"), orderBy("createdAt", "desc"), limit(50));</w:t>
-      </w:r>
-    </w:p>
-    <w:p>
-      <w:pPr>
-        <w:spacing w:after="0" w:line="240" w:lineRule="auto"/>
-        <w:ind w:left="720"/>
-      </w:pPr>
-      <w:r>
-        <w:rPr>
-          <w:sz w:val="18"/>
-        </w:rPr>
-        <w:t xml:space="preserve">        const unsubTx = onSnapshot(txQuery, snap =&gt; {</w:t>
-      </w:r>
-    </w:p>
-    <w:p>
-      <w:pPr>
-        <w:spacing w:after="0" w:line="240" w:lineRule="auto"/>
-        <w:ind w:left="720"/>
-      </w:pPr>
-      <w:r>
-        <w:rPr>
-          <w:sz w:val="18"/>
-        </w:rPr>
-        <w:t xml:space="preserve">          setLiveTransactions(snap.docs.map(d =&gt; ({ id: d.id, ...d.data() })));</w:t>
-      </w:r>
-    </w:p>
-    <w:p>
-      <w:pPr>
-        <w:spacing w:after="0" w:line="240" w:lineRule="auto"/>
-        <w:ind w:left="720"/>
-      </w:pPr>
-      <w:r>
-        <w:rPr>
-          <w:sz w:val="18"/>
-        </w:rPr>
-        <w:t xml:space="preserve">        }, err =&gt; {</w:t>
-      </w:r>
-    </w:p>
-    <w:p>
-      <w:pPr>
-        <w:spacing w:after="0" w:line="240" w:lineRule="auto"/>
-        <w:ind w:left="720"/>
-      </w:pPr>
-      <w:r>
-        <w:rPr>
-          <w:sz w:val="18"/>
-        </w:rPr>
-        <w:t xml:space="preserve">          // Fallback: fetch without ordering if index missing</w:t>
-      </w:r>
-    </w:p>
-    <w:p>
-      <w:pPr>
-        <w:spacing w:after="0" w:line="240" w:lineRule="auto"/>
-        <w:ind w:left="720"/>
-      </w:pPr>
-      <w:r>
-        <w:rPr>
-          <w:sz w:val="18"/>
-        </w:rPr>
-        <w:t xml:space="preserve">          import("firebase/firestore").then(({ getDocs }) =&gt; {</w:t>
-      </w:r>
-    </w:p>
-    <w:p>
-      <w:pPr>
-        <w:spacing w:after="0" w:line="240" w:lineRule="auto"/>
-        <w:ind w:left="720"/>
-      </w:pPr>
-      <w:r>
-        <w:rPr>
-          <w:sz w:val="18"/>
-        </w:rPr>
-        <w:t xml:space="preserve">            getDocs(collection(db, "transactions")).then(s =&gt; {</w:t>
-      </w:r>
-    </w:p>
-    <w:p>
-      <w:pPr>
-        <w:spacing w:after="0" w:line="240" w:lineRule="auto"/>
-        <w:ind w:left="720"/>
-      </w:pPr>
-      <w:r>
-        <w:rPr>
-          <w:sz w:val="18"/>
-        </w:rPr>
-        <w:t xml:space="preserve">              setLiveTransactions(s.docs.map(d =&gt; ({ id: d.id, ...d.data() })));</w:t>
-      </w:r>
-    </w:p>
-    <w:p>
-      <w:pPr>
-        <w:spacing w:after="0" w:line="240" w:lineRule="auto"/>
-        <w:ind w:left="720"/>
-      </w:pPr>
-      <w:r>
-        <w:rPr>
-          <w:sz w:val="18"/>
-        </w:rPr>
-        <w:t xml:space="preserve">            });</w:t>
-      </w:r>
-    </w:p>
-    <w:p>
-      <w:pPr>
-        <w:spacing w:after="0" w:line="240" w:lineRule="auto"/>
-        <w:ind w:left="720"/>
-      </w:pPr>
-      <w:r>
-        <w:rPr>
-          <w:sz w:val="18"/>
-        </w:rPr>
-        <w:t xml:space="preserve">          });</w:t>
-      </w:r>
-    </w:p>
-    <w:p>
-      <w:pPr>
-        <w:spacing w:after="0" w:line="240" w:lineRule="auto"/>
-        <w:ind w:left="720"/>
-      </w:pPr>
-      <w:r>
-        <w:rPr>
-          <w:sz w:val="18"/>
-        </w:rPr>
-        <w:t xml:space="preserve">        });</w:t>
-      </w:r>
-    </w:p>
-    <w:p>
-      <w:pPr>
-        <w:spacing w:after="0" w:line="240" w:lineRule="auto"/>
-        <w:ind w:left="720"/>
-      </w:pPr>
-    </w:p>
-    <w:p>
-      <w:pPr>
-        <w:spacing w:after="0" w:line="240" w:lineRule="auto"/>
-        <w:ind w:left="720"/>
-      </w:pPr>
-      <w:r>
-        <w:rPr>
-          <w:sz w:val="18"/>
-        </w:rPr>
-        <w:t xml:space="preserve">        setDbLoaded(true);</w:t>
-      </w:r>
-    </w:p>
-    <w:p>
-      <w:pPr>
-        <w:spacing w:after="0" w:line="240" w:lineRule="auto"/>
-        <w:ind w:left="720"/>
-      </w:pPr>
-      <w:r>
-        <w:rPr>
-          <w:sz w:val="18"/>
-        </w:rPr>
-        <w:t xml:space="preserve">        return () =&gt; { unsubProds(); unsubStaff(); unsubNotifs(); unsubCust(); unsubTx(); };</w:t>
-      </w:r>
-    </w:p>
-    <w:p>
-      <w:pPr>
-        <w:spacing w:after="0" w:line="240" w:lineRule="auto"/>
-        <w:ind w:left="720"/>
-      </w:pPr>
-      <w:r>
-        <w:rPr>
-          <w:sz w:val="18"/>
-        </w:rPr>
-        <w:t xml:space="preserve">      });</w:t>
-      </w:r>
-    </w:p>
-    <w:p>
-      <w:pPr>
-        <w:spacing w:after="0" w:line="240" w:lineRule="auto"/>
-        <w:ind w:left="720"/>
-      </w:pPr>
-      <w:r>
-        <w:rPr>
-          <w:sz w:val="18"/>
-        </w:rPr>
-        <w:t xml:space="preserve">    });</w:t>
-      </w:r>
-    </w:p>
-    <w:p>
-      <w:pPr>
-        <w:spacing w:after="0" w:line="240" w:lineRule="auto"/>
-        <w:ind w:left="720"/>
-      </w:pPr>
-      <w:r>
-        <w:rPr>
-          <w:sz w:val="18"/>
-        </w:rPr>
-        <w:t xml:space="preserve">  }, []);</w:t>
-      </w:r>
-    </w:p>
-    <w:p>
-      <w:pPr>
-        <w:spacing w:after="0" w:line="240" w:lineRule="auto"/>
-        <w:ind w:left="720"/>
-      </w:pPr>
-    </w:p>
-    <w:p>
-      <w:pPr>
-        <w:spacing w:after="0" w:line="240" w:lineRule="auto"/>
-        <w:ind w:left="720"/>
-      </w:pPr>
-      <w:r>
-        <w:rPr>
-          <w:sz w:val="18"/>
-        </w:rPr>
-        <w:t xml:space="preserve">  // ── Manual refresh (still available via TopBar button) ─────────────────────</w:t>
-      </w:r>
-    </w:p>
-    <w:p>
-      <w:pPr>
-        <w:spacing w:after="0" w:line="240" w:lineRule="auto"/>
-        <w:ind w:left="720"/>
-      </w:pPr>
-      <w:r>
-        <w:rPr>
-          <w:sz w:val="18"/>
-        </w:rPr>
-        <w:t xml:space="preserve">  const refreshAll = useCallback(async () =&gt; {</w:t>
-      </w:r>
-    </w:p>
-    <w:p>
-      <w:pPr>
-        <w:spacing w:after="0" w:line="240" w:lineRule="auto"/>
-        <w:ind w:left="720"/>
-      </w:pPr>
-      <w:r>
-        <w:rPr>
-          <w:sz w:val="18"/>
-        </w:rPr>
-        <w:t xml:space="preserve">    const [prods, custs, stf, txns] = await Promise.all([</w:t>
-      </w:r>
-    </w:p>
-    <w:p>
-      <w:pPr>
-        <w:spacing w:after="0" w:line="240" w:lineRule="auto"/>
-        <w:ind w:left="720"/>
-      </w:pPr>
-      <w:r>
-        <w:rPr>
-          <w:sz w:val="18"/>
-        </w:rPr>
-        <w:t xml:space="preserve">      sbGet("products"), sbGet("customers"), sbGet("staff"), sbGet("transactions"),</w:t>
-      </w:r>
-    </w:p>
-    <w:p>
-      <w:pPr>
-        <w:spacing w:after="0" w:line="240" w:lineRule="auto"/>
-        <w:ind w:left="720"/>
-      </w:pPr>
-      <w:r>
-        <w:rPr>
-          <w:sz w:val="18"/>
-        </w:rPr>
-        <w:t xml:space="preserve">    ]);</w:t>
-      </w:r>
-    </w:p>
-    <w:p>
-      <w:pPr>
-        <w:spacing w:after="0" w:line="240" w:lineRule="auto"/>
-        <w:ind w:left="720"/>
-      </w:pPr>
-      <w:r>
-        <w:rPr>
-          <w:sz w:val="18"/>
-        </w:rPr>
-        <w:t xml:space="preserve">    const storedImgs = (() =&gt; { try { return JSON.parse(localStorage.getItem("supermart_prod_imgs") || "{}"); } catch { return {}; } })();</w:t>
-      </w:r>
-    </w:p>
-    <w:p>
-      <w:pPr>
-        <w:spacing w:after="0" w:line="240" w:lineRule="auto"/>
-        <w:ind w:left="720"/>
-      </w:pPr>
-      <w:r>
-        <w:rPr>
-          <w:sz w:val="18"/>
-        </w:rPr>
-        <w:t xml:space="preserve">    if (prods) setProducts(prods.map(p =&gt; ({ ...p, img: p.img || storedImgs[p.id] || "" })));</w:t>
-      </w:r>
-    </w:p>
-    <w:p>
-      <w:pPr>
-        <w:spacing w:after="0" w:line="240" w:lineRule="auto"/>
-        <w:ind w:left="720"/>
-      </w:pPr>
-      <w:r>
-        <w:rPr>
-          <w:sz w:val="18"/>
-        </w:rPr>
-        <w:t xml:space="preserve">    if (custs) setCustomers(custs);</w:t>
-      </w:r>
-    </w:p>
-    <w:p>
-      <w:pPr>
-        <w:spacing w:after="0" w:line="240" w:lineRule="auto"/>
-        <w:ind w:left="720"/>
-      </w:pPr>
-      <w:r>
-        <w:rPr>
-          <w:sz w:val="18"/>
-        </w:rPr>
-        <w:t xml:space="preserve">    if (stf)   setStaff(stf);</w:t>
-      </w:r>
-    </w:p>
-    <w:p>
-      <w:pPr>
-        <w:spacing w:after="0" w:line="240" w:lineRule="auto"/>
-        <w:ind w:left="720"/>
-      </w:pPr>
-      <w:r>
-        <w:rPr>
-          <w:sz w:val="18"/>
-        </w:rPr>
-        <w:t xml:space="preserve">    if (txns)  setLiveTransactions(txns);</w:t>
-      </w:r>
-    </w:p>
-    <w:p>
-      <w:pPr>
-        <w:spacing w:after="0" w:line="240" w:lineRule="auto"/>
-        <w:ind w:left="720"/>
-      </w:pPr>
-      <w:r>
-        <w:rPr>
-          <w:sz w:val="18"/>
-        </w:rPr>
-        <w:lastRenderedPageBreak/>
         <w:t xml:space="preserve">    setDbLoaded(true);</w:t>
       </w:r>
     </w:p>
@@ -14147,6 +14397,7 @@
           <w:b/>
           <w:sz w:val="28"/>
         </w:rPr>
+        <w:lastRenderedPageBreak/>
         <w:t xml:space="preserve">    // ── HERO TERMINAL TYPING ──</w:t>
       </w:r>
     </w:p>
@@ -14243,7 +14494,6 @@
         <w:rPr>
           <w:sz w:val="18"/>
         </w:rPr>
-        <w:lastRenderedPageBreak/>
         <w:t xml:space="preserve">        {</w:t>
       </w:r>
     </w:p>
@@ -14853,6 +15103,7 @@
         <w:rPr>
           <w:sz w:val="18"/>
         </w:rPr>
+        <w:lastRenderedPageBreak/>
         <w:t xml:space="preserve">    const trailHistory = [];</w:t>
       </w:r>
     </w:p>
@@ -14949,7 +15200,6 @@
         <w:rPr>
           <w:sz w:val="18"/>
         </w:rPr>
-        <w:lastRenderedPageBreak/>
         <w:t xml:space="preserve">      trailHistory.unshift({ x: mx, y: my });</w:t>
       </w:r>
     </w:p>
@@ -15565,6 +15815,7 @@
         <w:rPr>
           <w:sz w:val="18"/>
         </w:rPr>
+        <w:lastRenderedPageBreak/>
         <w:t xml:space="preserve">    &lt;Toast /&gt;</w:t>
       </w:r>
     </w:p>
@@ -15613,7 +15864,6 @@
         <w:rPr>
           <w:sz w:val="18"/>
         </w:rPr>
-        <w:lastRenderedPageBreak/>
         <w:t xml:space="preserve">      onAdminLogin={() =&gt; setView("admin")}</w:t>
       </w:r>
     </w:p>
@@ -16262,7 +16512,6 @@
         <w:rPr>
           <w:sz w:val="18"/>
         </w:rPr>
-        <w:lastRenderedPageBreak/>
         <w:t xml:space="preserve">          &lt;div style={{ position:"fixed", bottom:-100, right:100, width:400, height:400, borderRadius:"50%", background:"radial-gradient(circle, rgba(77,163,255,0.05) 0%, transparent 70%)", pointerEvents:"none", zIndex:0 }} /&gt;</w:t>
       </w:r>
     </w:p>
@@ -16839,7 +17088,6 @@
         <w:rPr>
           <w:sz w:val="18"/>
         </w:rPr>
-        <w:lastRenderedPageBreak/>
         <w:t xml:space="preserve">        }</w:t>
       </w:r>
     </w:p>
@@ -16921,6 +17169,7 @@
         <w:rPr>
           <w:sz w:val="18"/>
         </w:rPr>
+        <w:lastRenderedPageBreak/>
         <w:t xml:space="preserve">      (entries) =&gt; {</w:t>
       </w:r>
     </w:p>
@@ -17491,139 +17740,139 @@
           <w:b/>
           <w:sz w:val="28"/>
         </w:rPr>
+        <w:t xml:space="preserve">    // ── AI TYPING ──</w:t>
+      </w:r>
+    </w:p>
+    <w:p>
+      <w:pPr>
+        <w:spacing w:after="0" w:line="240" w:lineRule="auto"/>
+        <w:ind w:left="720"/>
+      </w:pPr>
+      <w:r>
+        <w:rPr>
+          <w:sz w:val="18"/>
+        </w:rPr>
+        <w:t xml:space="preserve">    const aiText = `"Amul Gold Milk demand will spike +42%\nthis Sunday. Current stock: 145 units.\nCovers only 2.8 days at projected rate.\n\nRecommended reorder: 380 units by Friday.\nConfidence: 92%"`;</w:t>
+      </w:r>
+    </w:p>
+    <w:p>
+      <w:pPr>
+        <w:spacing w:after="0" w:line="240" w:lineRule="auto"/>
+        <w:ind w:left="720"/>
+      </w:pPr>
+      <w:r>
+        <w:rPr>
+          <w:sz w:val="18"/>
+        </w:rPr>
+        <w:t xml:space="preserve">    let aiStarted = false;</w:t>
+      </w:r>
+    </w:p>
+    <w:p>
+      <w:pPr>
+        <w:spacing w:after="0" w:line="240" w:lineRule="auto"/>
+        <w:ind w:left="720"/>
+      </w:pPr>
+      <w:r>
+        <w:rPr>
+          <w:sz w:val="18"/>
+        </w:rPr>
+        <w:t xml:space="preserve">    const aiObs = new IntersectionObserver(</w:t>
+      </w:r>
+    </w:p>
+    <w:p>
+      <w:pPr>
+        <w:spacing w:after="0" w:line="240" w:lineRule="auto"/>
+        <w:ind w:left="720"/>
+      </w:pPr>
+      <w:r>
+        <w:rPr>
+          <w:sz w:val="18"/>
+        </w:rPr>
+        <w:t xml:space="preserve">      (entries) =&gt; {</w:t>
+      </w:r>
+    </w:p>
+    <w:p>
+      <w:pPr>
+        <w:spacing w:after="0" w:line="240" w:lineRule="auto"/>
+        <w:ind w:left="720"/>
+      </w:pPr>
+      <w:r>
+        <w:rPr>
+          <w:sz w:val="18"/>
+        </w:rPr>
+        <w:t xml:space="preserve">        entries.forEach((en) =&gt; {</w:t>
+      </w:r>
+    </w:p>
+    <w:p>
+      <w:pPr>
+        <w:spacing w:after="0" w:line="240" w:lineRule="auto"/>
+        <w:ind w:left="720"/>
+      </w:pPr>
+      <w:r>
+        <w:rPr>
+          <w:sz w:val="18"/>
+        </w:rPr>
+        <w:t xml:space="preserve">          if (en.isIntersecting &amp;&amp; !aiStarted) {</w:t>
+      </w:r>
+    </w:p>
+    <w:p>
+      <w:pPr>
+        <w:spacing w:after="0" w:line="240" w:lineRule="auto"/>
+        <w:ind w:left="720"/>
+      </w:pPr>
+      <w:r>
+        <w:rPr>
+          <w:sz w:val="18"/>
+        </w:rPr>
+        <w:t xml:space="preserve">            aiStarted = true;</w:t>
+      </w:r>
+    </w:p>
+    <w:p>
+      <w:pPr>
+        <w:spacing w:after="0" w:line="240" w:lineRule="auto"/>
+        <w:ind w:left="720"/>
+      </w:pPr>
+      <w:r>
+        <w:rPr>
+          <w:sz w:val="18"/>
+        </w:rPr>
+        <w:t xml:space="preserve">            typeAiText();</w:t>
+      </w:r>
+    </w:p>
+    <w:p>
+      <w:pPr>
+        <w:spacing w:after="0" w:line="240" w:lineRule="auto"/>
+        <w:ind w:left="720"/>
+      </w:pPr>
+      <w:r>
+        <w:rPr>
+          <w:sz w:val="18"/>
+        </w:rPr>
+        <w:t xml:space="preserve">          }</w:t>
+      </w:r>
+    </w:p>
+    <w:p>
+      <w:pPr>
+        <w:spacing w:after="0" w:line="240" w:lineRule="auto"/>
+        <w:ind w:left="720"/>
+      </w:pPr>
+      <w:r>
+        <w:rPr>
+          <w:sz w:val="18"/>
+        </w:rPr>
+        <w:t xml:space="preserve">        });</w:t>
+      </w:r>
+    </w:p>
+    <w:p>
+      <w:pPr>
+        <w:spacing w:after="0" w:line="240" w:lineRule="auto"/>
+        <w:ind w:left="720"/>
+      </w:pPr>
+      <w:r>
+        <w:rPr>
+          <w:sz w:val="18"/>
+        </w:rPr>
         <w:lastRenderedPageBreak/>
-        <w:t xml:space="preserve">    // ── AI TYPING ──</w:t>
-      </w:r>
-    </w:p>
-    <w:p>
-      <w:pPr>
-        <w:spacing w:after="0" w:line="240" w:lineRule="auto"/>
-        <w:ind w:left="720"/>
-      </w:pPr>
-      <w:r>
-        <w:rPr>
-          <w:sz w:val="18"/>
-        </w:rPr>
-        <w:t xml:space="preserve">    const aiText = `"Amul Gold Milk demand will spike +42%\nthis Sunday. Current stock: 145 units.\nCovers only 2.8 days at projected rate.\n\nRecommended reorder: 380 units by Friday.\nConfidence: 92%"`;</w:t>
-      </w:r>
-    </w:p>
-    <w:p>
-      <w:pPr>
-        <w:spacing w:after="0" w:line="240" w:lineRule="auto"/>
-        <w:ind w:left="720"/>
-      </w:pPr>
-      <w:r>
-        <w:rPr>
-          <w:sz w:val="18"/>
-        </w:rPr>
-        <w:t xml:space="preserve">    let aiStarted = false;</w:t>
-      </w:r>
-    </w:p>
-    <w:p>
-      <w:pPr>
-        <w:spacing w:after="0" w:line="240" w:lineRule="auto"/>
-        <w:ind w:left="720"/>
-      </w:pPr>
-      <w:r>
-        <w:rPr>
-          <w:sz w:val="18"/>
-        </w:rPr>
-        <w:t xml:space="preserve">    const aiObs = new IntersectionObserver(</w:t>
-      </w:r>
-    </w:p>
-    <w:p>
-      <w:pPr>
-        <w:spacing w:after="0" w:line="240" w:lineRule="auto"/>
-        <w:ind w:left="720"/>
-      </w:pPr>
-      <w:r>
-        <w:rPr>
-          <w:sz w:val="18"/>
-        </w:rPr>
-        <w:t xml:space="preserve">      (entries) =&gt; {</w:t>
-      </w:r>
-    </w:p>
-    <w:p>
-      <w:pPr>
-        <w:spacing w:after="0" w:line="240" w:lineRule="auto"/>
-        <w:ind w:left="720"/>
-      </w:pPr>
-      <w:r>
-        <w:rPr>
-          <w:sz w:val="18"/>
-        </w:rPr>
-        <w:t xml:space="preserve">        entries.forEach((en) =&gt; {</w:t>
-      </w:r>
-    </w:p>
-    <w:p>
-      <w:pPr>
-        <w:spacing w:after="0" w:line="240" w:lineRule="auto"/>
-        <w:ind w:left="720"/>
-      </w:pPr>
-      <w:r>
-        <w:rPr>
-          <w:sz w:val="18"/>
-        </w:rPr>
-        <w:t xml:space="preserve">          if (en.isIntersecting &amp;&amp; !aiStarted) {</w:t>
-      </w:r>
-    </w:p>
-    <w:p>
-      <w:pPr>
-        <w:spacing w:after="0" w:line="240" w:lineRule="auto"/>
-        <w:ind w:left="720"/>
-      </w:pPr>
-      <w:r>
-        <w:rPr>
-          <w:sz w:val="18"/>
-        </w:rPr>
-        <w:t xml:space="preserve">            aiStarted = true;</w:t>
-      </w:r>
-    </w:p>
-    <w:p>
-      <w:pPr>
-        <w:spacing w:after="0" w:line="240" w:lineRule="auto"/>
-        <w:ind w:left="720"/>
-      </w:pPr>
-      <w:r>
-        <w:rPr>
-          <w:sz w:val="18"/>
-        </w:rPr>
-        <w:t xml:space="preserve">            typeAiText();</w:t>
-      </w:r>
-    </w:p>
-    <w:p>
-      <w:pPr>
-        <w:spacing w:after="0" w:line="240" w:lineRule="auto"/>
-        <w:ind w:left="720"/>
-      </w:pPr>
-      <w:r>
-        <w:rPr>
-          <w:sz w:val="18"/>
-        </w:rPr>
-        <w:t xml:space="preserve">          }</w:t>
-      </w:r>
-    </w:p>
-    <w:p>
-      <w:pPr>
-        <w:spacing w:after="0" w:line="240" w:lineRule="auto"/>
-        <w:ind w:left="720"/>
-      </w:pPr>
-      <w:r>
-        <w:rPr>
-          <w:sz w:val="18"/>
-        </w:rPr>
-        <w:t xml:space="preserve">        });</w:t>
-      </w:r>
-    </w:p>
-    <w:p>
-      <w:pPr>
-        <w:spacing w:after="0" w:line="240" w:lineRule="auto"/>
-        <w:ind w:left="720"/>
-      </w:pPr>
-      <w:r>
-        <w:rPr>
-          <w:sz w:val="18"/>
-        </w:rPr>
         <w:t xml:space="preserve">      },</w:t>
       </w:r>
     </w:p>
@@ -18143,7 +18392,6 @@
         <w:rPr>
           <w:sz w:val="18"/>
         </w:rPr>
-        <w:lastRenderedPageBreak/>
         <w:t xml:space="preserve">          if (en.isIntersecting) {</w:t>
       </w:r>
     </w:p>
@@ -18175,13 +18423,49 @@
       <w:pPr>
         <w:spacing w:after="0" w:line="240" w:lineRule="auto"/>
         <w:ind w:left="720"/>
-      </w:pPr>
-      <w:r>
         <w:rPr>
           <w:sz w:val="18"/>
         </w:rPr>
+      </w:pPr>
+      <w:r>
+        <w:rPr>
+          <w:sz w:val="18"/>
+        </w:rPr>
         <w:t xml:space="preserve">                const el = document.getElementById(id);</w:t>
       </w:r>
+    </w:p>
+    <w:p>
+      <w:pPr>
+        <w:spacing w:after="0" w:line="240" w:lineRule="auto"/>
+        <w:ind w:left="720"/>
+        <w:rPr>
+          <w:sz w:val="18"/>
+        </w:rPr>
+      </w:pPr>
+    </w:p>
+    <w:p>
+      <w:pPr>
+        <w:spacing w:after="0" w:line="240" w:lineRule="auto"/>
+        <w:ind w:left="720"/>
+        <w:rPr>
+          <w:sz w:val="18"/>
+        </w:rPr>
+      </w:pPr>
+    </w:p>
+    <w:p>
+      <w:pPr>
+        <w:spacing w:after="0" w:line="240" w:lineRule="auto"/>
+        <w:ind w:left="720"/>
+        <w:rPr>
+          <w:sz w:val="18"/>
+        </w:rPr>
+      </w:pPr>
+    </w:p>
+    <w:p>
+      <w:pPr>
+        <w:spacing w:after="0" w:line="240" w:lineRule="auto"/>
+        <w:ind w:left="720"/>
+      </w:pPr>
     </w:p>
     <w:p>
       <w:pPr>
@@ -18191,6 +18475,7 @@
         <w:jc w:val="center"/>
       </w:pPr>
       <w:r>
+        <w:lastRenderedPageBreak/>
         <w:t>LIVE SYSTEM SCREENSHOTS</w:t>
       </w:r>
       <w:r>
@@ -18211,16 +18496,144 @@
     </w:p>
     <w:p>
       <w:pPr>
-        <w:spacing w:after="0" w:line="259" w:lineRule="auto"/>
-        <w:ind w:left="0" w:right="0" w:firstLine="0"/>
-        <w:jc w:val="left"/>
-      </w:pPr>
-      <w:r>
-        <w:t xml:space="preserve"> </w:t>
-      </w:r>
-      <w:r>
-        <w:tab/>
-        <w:t xml:space="preserve"> </w:t>
+        <w:spacing w:after="120" w:line="360" w:lineRule="auto"/>
+        <w:ind w:left="-5"/>
+      </w:pPr>
+    </w:p>
+    <w:p>
+      <w:pPr>
+        <w:spacing w:after="120" w:line="360" w:lineRule="auto"/>
+        <w:ind w:left="0" w:firstLine="0"/>
+      </w:pPr>
+    </w:p>
+    <w:p>
+      <w:pPr>
+        <w:spacing w:after="120" w:line="360" w:lineRule="auto"/>
+        <w:ind w:left="-5"/>
+      </w:pPr>
+    </w:p>
+    <w:p>
+      <w:pPr>
+        <w:spacing w:after="120" w:line="360" w:lineRule="auto"/>
+        <w:ind w:left="-5"/>
+      </w:pPr>
+      <w:r>
+        <w:rPr>
+          <w:noProof/>
+        </w:rPr>
+        <w:drawing>
+          <wp:inline distT="0" distB="0" distL="0" distR="0" wp14:anchorId="3454F7A4" wp14:editId="5FC424FB">
+            <wp:extent cx="6292927" cy="2828925"/>
+            <wp:effectExtent l="0" t="0" r="0" b="0"/>
+            <wp:docPr id="571449401" name="Picture 4"/>
+            <wp:cNvGraphicFramePr>
+              <a:graphicFrameLocks xmlns:a="http://schemas.openxmlformats.org/drawingml/2006/main" noChangeAspect="1"/>
+            </wp:cNvGraphicFramePr>
+            <a:graphic xmlns:a="http://schemas.openxmlformats.org/drawingml/2006/main">
+              <a:graphicData uri="http://schemas.openxmlformats.org/drawingml/2006/picture">
+                <pic:pic xmlns:pic="http://schemas.openxmlformats.org/drawingml/2006/picture">
+                  <pic:nvPicPr>
+                    <pic:cNvPr id="0" name="Picture 1"/>
+                    <pic:cNvPicPr>
+                      <a:picLocks noChangeAspect="1" noChangeArrowheads="1"/>
+                    </pic:cNvPicPr>
+                  </pic:nvPicPr>
+                  <pic:blipFill>
+                    <a:blip r:embed="rId12" cstate="print">
+                      <a:extLst>
+                        <a:ext uri="{28A0092B-C50C-407E-A947-70E740481C1C}">
+                          <a14:useLocalDpi xmlns:a14="http://schemas.microsoft.com/office/drawing/2010/main" val="0"/>
+                        </a:ext>
+                      </a:extLst>
+                    </a:blip>
+                    <a:srcRect/>
+                    <a:stretch>
+                      <a:fillRect/>
+                    </a:stretch>
+                  </pic:blipFill>
+                  <pic:spPr bwMode="auto">
+                    <a:xfrm>
+                      <a:off x="0" y="0"/>
+                      <a:ext cx="6314107" cy="2838446"/>
+                    </a:xfrm>
+                    <a:prstGeom prst="rect">
+                      <a:avLst/>
+                    </a:prstGeom>
+                    <a:noFill/>
+                    <a:ln>
+                      <a:noFill/>
+                    </a:ln>
+                  </pic:spPr>
+                </pic:pic>
+              </a:graphicData>
+            </a:graphic>
+          </wp:inline>
+        </w:drawing>
+      </w:r>
+    </w:p>
+    <w:p>
+      <w:pPr>
+        <w:spacing w:after="120" w:line="360" w:lineRule="auto"/>
+        <w:ind w:left="-5"/>
+      </w:pPr>
+    </w:p>
+    <w:p>
+      <w:pPr>
+        <w:spacing w:after="120" w:line="360" w:lineRule="auto"/>
+        <w:ind w:left="0" w:firstLine="0"/>
+      </w:pPr>
+      <w:r>
+        <w:rPr>
+          <w:noProof/>
+        </w:rPr>
+        <w:drawing>
+          <wp:inline distT="0" distB="0" distL="0" distR="0" wp14:anchorId="3F2D32FB" wp14:editId="0E75FEFF">
+            <wp:extent cx="6360441" cy="2867025"/>
+            <wp:effectExtent l="0" t="0" r="2540" b="0"/>
+            <wp:docPr id="1926035400" name="Picture 5"/>
+            <wp:cNvGraphicFramePr>
+              <a:graphicFrameLocks xmlns:a="http://schemas.openxmlformats.org/drawingml/2006/main" noChangeAspect="1"/>
+            </wp:cNvGraphicFramePr>
+            <a:graphic xmlns:a="http://schemas.openxmlformats.org/drawingml/2006/main">
+              <a:graphicData uri="http://schemas.openxmlformats.org/drawingml/2006/picture">
+                <pic:pic xmlns:pic="http://schemas.openxmlformats.org/drawingml/2006/picture">
+                  <pic:nvPicPr>
+                    <pic:cNvPr id="0" name="Picture 3"/>
+                    <pic:cNvPicPr>
+                      <a:picLocks noChangeAspect="1" noChangeArrowheads="1"/>
+                    </pic:cNvPicPr>
+                  </pic:nvPicPr>
+                  <pic:blipFill>
+                    <a:blip r:embed="rId13" cstate="print">
+                      <a:extLst>
+                        <a:ext uri="{28A0092B-C50C-407E-A947-70E740481C1C}">
+                          <a14:useLocalDpi xmlns:a14="http://schemas.microsoft.com/office/drawing/2010/main" val="0"/>
+                        </a:ext>
+                      </a:extLst>
+                    </a:blip>
+                    <a:srcRect/>
+                    <a:stretch>
+                      <a:fillRect/>
+                    </a:stretch>
+                  </pic:blipFill>
+                  <pic:spPr bwMode="auto">
+                    <a:xfrm>
+                      <a:off x="0" y="0"/>
+                      <a:ext cx="6364497" cy="2868853"/>
+                    </a:xfrm>
+                    <a:prstGeom prst="rect">
+                      <a:avLst/>
+                    </a:prstGeom>
+                    <a:noFill/>
+                    <a:ln>
+                      <a:noFill/>
+                    </a:ln>
+                  </pic:spPr>
+                </pic:pic>
+              </a:graphicData>
+            </a:graphic>
+          </wp:inline>
+        </w:drawing>
       </w:r>
       <w:r>
         <w:br w:type="page"/>
@@ -18258,6 +18671,61 @@
       </w:r>
       <w:r>
         <w:tab/>
+      </w:r>
+      <w:r>
+        <w:rPr>
+          <w:noProof/>
+        </w:rPr>
+        <w:drawing>
+          <wp:inline distT="0" distB="0" distL="0" distR="0" wp14:anchorId="1B47708A" wp14:editId="025B9529">
+            <wp:extent cx="5732145" cy="2622550"/>
+            <wp:effectExtent l="0" t="0" r="1905" b="6350"/>
+            <wp:docPr id="1541523504" name="Picture 6"/>
+            <wp:cNvGraphicFramePr>
+              <a:graphicFrameLocks xmlns:a="http://schemas.openxmlformats.org/drawingml/2006/main" noChangeAspect="1"/>
+            </wp:cNvGraphicFramePr>
+            <a:graphic xmlns:a="http://schemas.openxmlformats.org/drawingml/2006/main">
+              <a:graphicData uri="http://schemas.openxmlformats.org/drawingml/2006/picture">
+                <pic:pic xmlns:pic="http://schemas.openxmlformats.org/drawingml/2006/picture">
+                  <pic:nvPicPr>
+                    <pic:cNvPr id="0" name="Picture 5"/>
+                    <pic:cNvPicPr>
+                      <a:picLocks noChangeAspect="1" noChangeArrowheads="1"/>
+                    </pic:cNvPicPr>
+                  </pic:nvPicPr>
+                  <pic:blipFill>
+                    <a:blip r:embed="rId14" cstate="print">
+                      <a:extLst>
+                        <a:ext uri="{28A0092B-C50C-407E-A947-70E740481C1C}">
+                          <a14:useLocalDpi xmlns:a14="http://schemas.microsoft.com/office/drawing/2010/main" val="0"/>
+                        </a:ext>
+                      </a:extLst>
+                    </a:blip>
+                    <a:srcRect/>
+                    <a:stretch>
+                      <a:fillRect/>
+                    </a:stretch>
+                  </pic:blipFill>
+                  <pic:spPr bwMode="auto">
+                    <a:xfrm>
+                      <a:off x="0" y="0"/>
+                      <a:ext cx="5732145" cy="2622550"/>
+                    </a:xfrm>
+                    <a:prstGeom prst="rect">
+                      <a:avLst/>
+                    </a:prstGeom>
+                    <a:noFill/>
+                    <a:ln>
+                      <a:noFill/>
+                    </a:ln>
+                  </pic:spPr>
+                </pic:pic>
+              </a:graphicData>
+            </a:graphic>
+          </wp:inline>
+        </w:drawing>
+      </w:r>
+      <w:r>
         <w:t xml:space="preserve"> </w:t>
       </w:r>
     </w:p>
@@ -18293,6 +18761,65 @@
     </w:p>
     <w:p>
       <w:pPr>
+        <w:spacing w:after="120" w:line="360" w:lineRule="auto"/>
+        <w:ind w:left="-5"/>
+      </w:pPr>
+      <w:r>
+        <w:rPr>
+          <w:noProof/>
+        </w:rPr>
+        <w:drawing>
+          <wp:inline distT="0" distB="0" distL="0" distR="0" wp14:anchorId="3207A6E4" wp14:editId="01645D4A">
+            <wp:extent cx="5732145" cy="2591435"/>
+            <wp:effectExtent l="0" t="0" r="1905" b="0"/>
+            <wp:docPr id="890102532" name="Picture 7"/>
+            <wp:cNvGraphicFramePr>
+              <a:graphicFrameLocks xmlns:a="http://schemas.openxmlformats.org/drawingml/2006/main" noChangeAspect="1"/>
+            </wp:cNvGraphicFramePr>
+            <a:graphic xmlns:a="http://schemas.openxmlformats.org/drawingml/2006/main">
+              <a:graphicData uri="http://schemas.openxmlformats.org/drawingml/2006/picture">
+                <pic:pic xmlns:pic="http://schemas.openxmlformats.org/drawingml/2006/picture">
+                  <pic:nvPicPr>
+                    <pic:cNvPr id="0" name="Picture 7"/>
+                    <pic:cNvPicPr>
+                      <a:picLocks noChangeAspect="1" noChangeArrowheads="1"/>
+                    </pic:cNvPicPr>
+                  </pic:nvPicPr>
+                  <pic:blipFill>
+                    <a:blip r:embed="rId15" cstate="print">
+                      <a:extLst>
+                        <a:ext uri="{28A0092B-C50C-407E-A947-70E740481C1C}">
+                          <a14:useLocalDpi xmlns:a14="http://schemas.microsoft.com/office/drawing/2010/main" val="0"/>
+                        </a:ext>
+                      </a:extLst>
+                    </a:blip>
+                    <a:srcRect/>
+                    <a:stretch>
+                      <a:fillRect/>
+                    </a:stretch>
+                  </pic:blipFill>
+                  <pic:spPr bwMode="auto">
+                    <a:xfrm>
+                      <a:off x="0" y="0"/>
+                      <a:ext cx="5732145" cy="2591435"/>
+                    </a:xfrm>
+                    <a:prstGeom prst="rect">
+                      <a:avLst/>
+                    </a:prstGeom>
+                    <a:noFill/>
+                    <a:ln>
+                      <a:noFill/>
+                    </a:ln>
+                  </pic:spPr>
+                </pic:pic>
+              </a:graphicData>
+            </a:graphic>
+          </wp:inline>
+        </w:drawing>
+      </w:r>
+    </w:p>
+    <w:p>
+      <w:pPr>
         <w:spacing w:after="0" w:line="259" w:lineRule="auto"/>
         <w:ind w:left="0" w:right="0" w:firstLine="0"/>
         <w:jc w:val="left"/>
@@ -18316,6 +18843,7 @@
         <w:rPr>
           <w:sz w:val="22"/>
         </w:rPr>
+        <w:lastRenderedPageBreak/>
         <w:t>Administrative Dashboard Interface</w:t>
       </w:r>
       <w:r>
@@ -18333,6 +18861,65 @@
       </w:pPr>
       <w:r>
         <w:t xml:space="preserve">The centralized Admin Dashboard provides store managers with real-time operational insights. It aggregates sales totals, profit margins, active transactions, and cashier status blocks dynamically from the Firebase Firestore database, featuring fluid auto-hiding sidebars and hover microanimations. </w:t>
+      </w:r>
+    </w:p>
+    <w:p>
+      <w:pPr>
+        <w:spacing w:after="120" w:line="360" w:lineRule="auto"/>
+        <w:ind w:left="-5"/>
+      </w:pPr>
+      <w:r>
+        <w:rPr>
+          <w:noProof/>
+        </w:rPr>
+        <w:drawing>
+          <wp:inline distT="0" distB="0" distL="0" distR="0" wp14:anchorId="11B6429E" wp14:editId="79E28063">
+            <wp:extent cx="5732145" cy="2576830"/>
+            <wp:effectExtent l="0" t="0" r="1905" b="0"/>
+            <wp:docPr id="1834046650" name="Picture 8"/>
+            <wp:cNvGraphicFramePr>
+              <a:graphicFrameLocks xmlns:a="http://schemas.openxmlformats.org/drawingml/2006/main" noChangeAspect="1"/>
+            </wp:cNvGraphicFramePr>
+            <a:graphic xmlns:a="http://schemas.openxmlformats.org/drawingml/2006/main">
+              <a:graphicData uri="http://schemas.openxmlformats.org/drawingml/2006/picture">
+                <pic:pic xmlns:pic="http://schemas.openxmlformats.org/drawingml/2006/picture">
+                  <pic:nvPicPr>
+                    <pic:cNvPr id="0" name="Picture 9"/>
+                    <pic:cNvPicPr>
+                      <a:picLocks noChangeAspect="1" noChangeArrowheads="1"/>
+                    </pic:cNvPicPr>
+                  </pic:nvPicPr>
+                  <pic:blipFill>
+                    <a:blip r:embed="rId16" cstate="print">
+                      <a:extLst>
+                        <a:ext uri="{28A0092B-C50C-407E-A947-70E740481C1C}">
+                          <a14:useLocalDpi xmlns:a14="http://schemas.microsoft.com/office/drawing/2010/main" val="0"/>
+                        </a:ext>
+                      </a:extLst>
+                    </a:blip>
+                    <a:srcRect/>
+                    <a:stretch>
+                      <a:fillRect/>
+                    </a:stretch>
+                  </pic:blipFill>
+                  <pic:spPr bwMode="auto">
+                    <a:xfrm>
+                      <a:off x="0" y="0"/>
+                      <a:ext cx="5732145" cy="2576830"/>
+                    </a:xfrm>
+                    <a:prstGeom prst="rect">
+                      <a:avLst/>
+                    </a:prstGeom>
+                    <a:noFill/>
+                    <a:ln>
+                      <a:noFill/>
+                    </a:ln>
+                  </pic:spPr>
+                </pic:pic>
+              </a:graphicData>
+            </a:graphic>
+          </wp:inline>
+        </w:drawing>
       </w:r>
     </w:p>
     <w:p>
@@ -18391,6 +18978,46 @@
       <w:r>
         <w:tab/>
         <w:t xml:space="preserve"> </w:t>
+      </w:r>
+      <w:r>
+        <w:rPr>
+          <w:noProof/>
+        </w:rPr>
+        <w:drawing>
+          <wp:inline distT="0" distB="0" distL="0" distR="0" wp14:anchorId="034CF5BE" wp14:editId="523BDB74">
+            <wp:extent cx="5732145" cy="2574925"/>
+            <wp:effectExtent l="0" t="0" r="1905" b="0"/>
+            <wp:docPr id="657618610" name="Picture 1"/>
+            <wp:cNvGraphicFramePr>
+              <a:graphicFrameLocks xmlns:a="http://schemas.openxmlformats.org/drawingml/2006/main" noChangeAspect="1"/>
+            </wp:cNvGraphicFramePr>
+            <a:graphic xmlns:a="http://schemas.openxmlformats.org/drawingml/2006/main">
+              <a:graphicData uri="http://schemas.openxmlformats.org/drawingml/2006/picture">
+                <pic:pic xmlns:pic="http://schemas.openxmlformats.org/drawingml/2006/picture">
+                  <pic:nvPicPr>
+                    <pic:cNvPr id="657618610" name=""/>
+                    <pic:cNvPicPr/>
+                  </pic:nvPicPr>
+                  <pic:blipFill>
+                    <a:blip r:embed="rId17"/>
+                    <a:stretch>
+                      <a:fillRect/>
+                    </a:stretch>
+                  </pic:blipFill>
+                  <pic:spPr>
+                    <a:xfrm>
+                      <a:off x="0" y="0"/>
+                      <a:ext cx="5732145" cy="2574925"/>
+                    </a:xfrm>
+                    <a:prstGeom prst="rect">
+                      <a:avLst/>
+                    </a:prstGeom>
+                  </pic:spPr>
+                </pic:pic>
+              </a:graphicData>
+            </a:graphic>
+          </wp:inline>
+        </w:drawing>
       </w:r>
       <w:r>
         <w:br w:type="page"/>
@@ -18644,7 +19271,7 @@
       <w:r>
         <w:t xml:space="preserve">Firebase Documentation, “Cloud Firestore Documentation,” Google Firebase. Available: </w:t>
       </w:r>
-      <w:hyperlink r:id="rId16" w:history="1">
+      <w:hyperlink r:id="rId18" w:history="1">
         <w:r>
           <w:rPr>
             <w:rStyle w:val="Hyperlink"/>
@@ -18663,9 +19290,9 @@
       </w:r>
     </w:p>
     <w:sectPr>
-      <w:footerReference w:type="even" r:id="rId17"/>
-      <w:footerReference w:type="default" r:id="rId18"/>
-      <w:footerReference w:type="first" r:id="rId19"/>
+      <w:footerReference w:type="even" r:id="rId19"/>
+      <w:footerReference w:type="default" r:id="rId20"/>
+      <w:footerReference w:type="first" r:id="rId21"/>
       <w:pgSz w:w="11907" w:h="16839"/>
       <w:pgMar w:top="1440" w:right="1440" w:bottom="1440" w:left="1440" w:header="720" w:footer="607" w:gutter="0"/>
       <w:cols w:space="720"/>
@@ -18700,42 +19327,6 @@
 </file>
 
 <file path=word/footer1.xml><?xml version="1.0" encoding="utf-8"?>
-<w:ftr xmlns:wpc="http://schemas.microsoft.com/office/word/2010/wordprocessingCanvas" xmlns:cx="http://schemas.microsoft.com/office/drawing/2014/chartex" xmlns:cx1="http://schemas.microsoft.com/office/drawing/2015/9/8/chartex" xmlns:cx2="http://schemas.microsoft.com/office/drawing/2015/10/21/chartex" xmlns:cx3="http://schemas.microsoft.com/office/drawing/2016/5/9/chartex" xmlns:cx4="http://schemas.microsoft.com/office/drawing/2016/5/10/chartex" xmlns:cx5="http://schemas.microsoft.com/office/drawing/2016/5/11/chartex" xmlns:cx6="http://schemas.microsoft.com/office/drawing/2016/5/12/chartex" xmlns:cx7="http://schemas.microsoft.com/office/drawing/2016/5/13/chartex" xmlns:cx8="http://schemas.microsoft.com/office/drawing/2016/5/14/chartex" xmlns:mc="http://schemas.openxmlformats.org/markup-compatibility/2006" xmlns:aink="http://schemas.microsoft.com/office/drawing/2016/ink" xmlns:am3d="http://schemas.microsoft.com/office/drawing/2017/model3d" xmlns:o="urn:schemas-microsoft-com:office:office" xmlns:oel="http://schemas.microsoft.com/office/2019/extlst" xmlns:r="http://schemas.openxmlformats.org/officeDocument/2006/relationships" xmlns:m="http://schemas.openxmlformats.org/officeDocument/2006/math" xmlns:v="urn:schemas-microsoft-com:vml" xmlns:wp14="http://schemas.microsoft.com/office/word/2010/wordprocessingDrawing" xmlns:wp="http://schemas.openxmlformats.org/drawingml/2006/wordprocessingDrawing" xmlns:w10="urn:schemas-microsoft-com:office:word" xmlns:w="http://schemas.openxmlformats.org/wordprocessingml/2006/main" xmlns:w14="http://schemas.microsoft.com/office/word/2010/wordml" xmlns:w15="http://schemas.microsoft.com/office/word/2012/wordml" xmlns:w16cex="http://schemas.microsoft.com/office/word/2018/wordml/cex" xmlns:w16cid="http://schemas.microsoft.com/office/word/2016/wordml/cid" xmlns:w16="http://schemas.microsoft.com/office/word/2018/wordml" xmlns:w16du="http://schemas.microsoft.com/office/word/2023/wordml/word16du" xmlns:w16sdtdh="http://schemas.microsoft.com/office/word/2020/wordml/sdtdatahash" xmlns:w16sdtfl="http://schemas.microsoft.com/office/word/2024/wordml/sdtformatlock" xmlns:w16se="http://schemas.microsoft.com/office/word/2015/wordml/symex" xmlns:wpg="http://schemas.microsoft.com/office/word/2010/wordprocessingGroup" xmlns:wpi="http://schemas.microsoft.com/office/word/2010/wordprocessingInk" xmlns:wne="http://schemas.microsoft.com/office/word/2006/wordml" xmlns:wps="http://schemas.microsoft.com/office/word/2010/wordprocessingShape" mc:Ignorable="w14 w15 w16se w16cid w16 w16cex w16sdtdh w16sdtfl w16du wp14">
-  <w:p>
-    <w:pPr>
-      <w:spacing w:after="160" w:line="259" w:lineRule="auto"/>
-      <w:ind w:left="0" w:right="0" w:firstLine="0"/>
-      <w:jc w:val="left"/>
-    </w:pPr>
-  </w:p>
-</w:ftr>
-</file>
-
-<file path=word/footer2.xml><?xml version="1.0" encoding="utf-8"?>
-<w:ftr xmlns:wpc="http://schemas.microsoft.com/office/word/2010/wordprocessingCanvas" xmlns:cx="http://schemas.microsoft.com/office/drawing/2014/chartex" xmlns:cx1="http://schemas.microsoft.com/office/drawing/2015/9/8/chartex" xmlns:cx2="http://schemas.microsoft.com/office/drawing/2015/10/21/chartex" xmlns:cx3="http://schemas.microsoft.com/office/drawing/2016/5/9/chartex" xmlns:cx4="http://schemas.microsoft.com/office/drawing/2016/5/10/chartex" xmlns:cx5="http://schemas.microsoft.com/office/drawing/2016/5/11/chartex" xmlns:cx6="http://schemas.microsoft.com/office/drawing/2016/5/12/chartex" xmlns:cx7="http://schemas.microsoft.com/office/drawing/2016/5/13/chartex" xmlns:cx8="http://schemas.microsoft.com/office/drawing/2016/5/14/chartex" xmlns:mc="http://schemas.openxmlformats.org/markup-compatibility/2006" xmlns:aink="http://schemas.microsoft.com/office/drawing/2016/ink" xmlns:am3d="http://schemas.microsoft.com/office/drawing/2017/model3d" xmlns:o="urn:schemas-microsoft-com:office:office" xmlns:oel="http://schemas.microsoft.com/office/2019/extlst" xmlns:r="http://schemas.openxmlformats.org/officeDocument/2006/relationships" xmlns:m="http://schemas.openxmlformats.org/officeDocument/2006/math" xmlns:v="urn:schemas-microsoft-com:vml" xmlns:wp14="http://schemas.microsoft.com/office/word/2010/wordprocessingDrawing" xmlns:wp="http://schemas.openxmlformats.org/drawingml/2006/wordprocessingDrawing" xmlns:w10="urn:schemas-microsoft-com:office:word" xmlns:w="http://schemas.openxmlformats.org/wordprocessingml/2006/main" xmlns:w14="http://schemas.microsoft.com/office/word/2010/wordml" xmlns:w15="http://schemas.microsoft.com/office/word/2012/wordml" xmlns:w16cex="http://schemas.microsoft.com/office/word/2018/wordml/cex" xmlns:w16cid="http://schemas.microsoft.com/office/word/2016/wordml/cid" xmlns:w16="http://schemas.microsoft.com/office/word/2018/wordml" xmlns:w16du="http://schemas.microsoft.com/office/word/2023/wordml/word16du" xmlns:w16sdtdh="http://schemas.microsoft.com/office/word/2020/wordml/sdtdatahash" xmlns:w16sdtfl="http://schemas.microsoft.com/office/word/2024/wordml/sdtformatlock" xmlns:w16se="http://schemas.microsoft.com/office/word/2015/wordml/symex" xmlns:wpg="http://schemas.microsoft.com/office/word/2010/wordprocessingGroup" xmlns:wpi="http://schemas.microsoft.com/office/word/2010/wordprocessingInk" xmlns:wne="http://schemas.microsoft.com/office/word/2006/wordml" xmlns:wps="http://schemas.microsoft.com/office/word/2010/wordprocessingShape" mc:Ignorable="w14 w15 w16se w16cid w16 w16cex w16sdtdh w16sdtfl w16du wp14">
-  <w:p>
-    <w:pPr>
-      <w:spacing w:after="160" w:line="259" w:lineRule="auto"/>
-      <w:ind w:left="0" w:right="0" w:firstLine="0"/>
-      <w:jc w:val="left"/>
-    </w:pPr>
-  </w:p>
-</w:ftr>
-</file>
-
-<file path=word/footer3.xml><?xml version="1.0" encoding="utf-8"?>
-<w:ftr xmlns:wpc="http://schemas.microsoft.com/office/word/2010/wordprocessingCanvas" xmlns:cx="http://schemas.microsoft.com/office/drawing/2014/chartex" xmlns:cx1="http://schemas.microsoft.com/office/drawing/2015/9/8/chartex" xmlns:cx2="http://schemas.microsoft.com/office/drawing/2015/10/21/chartex" xmlns:cx3="http://schemas.microsoft.com/office/drawing/2016/5/9/chartex" xmlns:cx4="http://schemas.microsoft.com/office/drawing/2016/5/10/chartex" xmlns:cx5="http://schemas.microsoft.com/office/drawing/2016/5/11/chartex" xmlns:cx6="http://schemas.microsoft.com/office/drawing/2016/5/12/chartex" xmlns:cx7="http://schemas.microsoft.com/office/drawing/2016/5/13/chartex" xmlns:cx8="http://schemas.microsoft.com/office/drawing/2016/5/14/chartex" xmlns:mc="http://schemas.openxmlformats.org/markup-compatibility/2006" xmlns:aink="http://schemas.microsoft.com/office/drawing/2016/ink" xmlns:am3d="http://schemas.microsoft.com/office/drawing/2017/model3d" xmlns:o="urn:schemas-microsoft-com:office:office" xmlns:oel="http://schemas.microsoft.com/office/2019/extlst" xmlns:r="http://schemas.openxmlformats.org/officeDocument/2006/relationships" xmlns:m="http://schemas.openxmlformats.org/officeDocument/2006/math" xmlns:v="urn:schemas-microsoft-com:vml" xmlns:wp14="http://schemas.microsoft.com/office/word/2010/wordprocessingDrawing" xmlns:wp="http://schemas.openxmlformats.org/drawingml/2006/wordprocessingDrawing" xmlns:w10="urn:schemas-microsoft-com:office:word" xmlns:w="http://schemas.openxmlformats.org/wordprocessingml/2006/main" xmlns:w14="http://schemas.microsoft.com/office/word/2010/wordml" xmlns:w15="http://schemas.microsoft.com/office/word/2012/wordml" xmlns:w16cex="http://schemas.microsoft.com/office/word/2018/wordml/cex" xmlns:w16cid="http://schemas.microsoft.com/office/word/2016/wordml/cid" xmlns:w16="http://schemas.microsoft.com/office/word/2018/wordml" xmlns:w16du="http://schemas.microsoft.com/office/word/2023/wordml/word16du" xmlns:w16sdtdh="http://schemas.microsoft.com/office/word/2020/wordml/sdtdatahash" xmlns:w16sdtfl="http://schemas.microsoft.com/office/word/2024/wordml/sdtformatlock" xmlns:w16se="http://schemas.microsoft.com/office/word/2015/wordml/symex" xmlns:wpg="http://schemas.microsoft.com/office/word/2010/wordprocessingGroup" xmlns:wpi="http://schemas.microsoft.com/office/word/2010/wordprocessingInk" xmlns:wne="http://schemas.microsoft.com/office/word/2006/wordml" xmlns:wps="http://schemas.microsoft.com/office/word/2010/wordprocessingShape" mc:Ignorable="w14 w15 w16se w16cid w16 w16cex w16sdtdh w16sdtfl w16du wp14">
-  <w:p>
-    <w:pPr>
-      <w:spacing w:after="160" w:line="259" w:lineRule="auto"/>
-      <w:ind w:left="0" w:right="0" w:firstLine="0"/>
-      <w:jc w:val="left"/>
-    </w:pPr>
-  </w:p>
-</w:ftr>
-</file>
-
-<file path=word/footer4.xml><?xml version="1.0" encoding="utf-8"?>
 <w:ftr xmlns:wpc="http://schemas.microsoft.com/office/word/2010/wordprocessingCanvas" xmlns:cx="http://schemas.microsoft.com/office/drawing/2014/chartex" xmlns:cx1="http://schemas.microsoft.com/office/drawing/2015/9/8/chartex" xmlns:cx2="http://schemas.microsoft.com/office/drawing/2015/10/21/chartex" xmlns:cx3="http://schemas.microsoft.com/office/drawing/2016/5/9/chartex" xmlns:cx4="http://schemas.microsoft.com/office/drawing/2016/5/10/chartex" xmlns:cx5="http://schemas.microsoft.com/office/drawing/2016/5/11/chartex" xmlns:cx6="http://schemas.microsoft.com/office/drawing/2016/5/12/chartex" xmlns:cx7="http://schemas.microsoft.com/office/drawing/2016/5/13/chartex" xmlns:cx8="http://schemas.microsoft.com/office/drawing/2016/5/14/chartex" xmlns:mc="http://schemas.openxmlformats.org/markup-compatibility/2006" xmlns:aink="http://schemas.microsoft.com/office/drawing/2016/ink" xmlns:am3d="http://schemas.microsoft.com/office/drawing/2017/model3d" xmlns:o="urn:schemas-microsoft-com:office:office" xmlns:oel="http://schemas.microsoft.com/office/2019/extlst" xmlns:r="http://schemas.openxmlformats.org/officeDocument/2006/relationships" xmlns:m="http://schemas.openxmlformats.org/officeDocument/2006/math" xmlns:v="urn:schemas-microsoft-com:vml" xmlns:wp14="http://schemas.microsoft.com/office/word/2010/wordprocessingDrawing" xmlns:wp="http://schemas.openxmlformats.org/drawingml/2006/wordprocessingDrawing" xmlns:w10="urn:schemas-microsoft-com:office:word" xmlns:w="http://schemas.openxmlformats.org/wordprocessingml/2006/main" xmlns:w14="http://schemas.microsoft.com/office/word/2010/wordml" xmlns:w15="http://schemas.microsoft.com/office/word/2012/wordml" xmlns:w16cex="http://schemas.microsoft.com/office/word/2018/wordml/cex" xmlns:w16cid="http://schemas.microsoft.com/office/word/2016/wordml/cid" xmlns:w16="http://schemas.microsoft.com/office/word/2018/wordml" xmlns:w16du="http://schemas.microsoft.com/office/word/2023/wordml/word16du" xmlns:w16sdtdh="http://schemas.microsoft.com/office/word/2020/wordml/sdtdatahash" xmlns:w16sdtfl="http://schemas.microsoft.com/office/word/2024/wordml/sdtformatlock" xmlns:w16se="http://schemas.microsoft.com/office/word/2015/wordml/symex" xmlns:wpg="http://schemas.microsoft.com/office/word/2010/wordprocessingGroup" xmlns:wpi="http://schemas.microsoft.com/office/word/2010/wordprocessingInk" xmlns:wne="http://schemas.microsoft.com/office/word/2006/wordml" xmlns:wps="http://schemas.microsoft.com/office/word/2010/wordprocessingShape" mc:Ignorable="w14 w15 w16se w16cid w16 w16cex w16sdtdh w16sdtfl w16du wp14">
   <w:p>
     <w:pPr>
@@ -18904,7 +19495,7 @@
 </w:ftr>
 </file>
 
-<file path=word/footer5.xml><?xml version="1.0" encoding="utf-8"?>
+<file path=word/footer2.xml><?xml version="1.0" encoding="utf-8"?>
 <w:ftr xmlns:wpc="http://schemas.microsoft.com/office/word/2010/wordprocessingCanvas" xmlns:cx="http://schemas.microsoft.com/office/drawing/2014/chartex" xmlns:cx1="http://schemas.microsoft.com/office/drawing/2015/9/8/chartex" xmlns:cx2="http://schemas.microsoft.com/office/drawing/2015/10/21/chartex" xmlns:cx3="http://schemas.microsoft.com/office/drawing/2016/5/9/chartex" xmlns:cx4="http://schemas.microsoft.com/office/drawing/2016/5/10/chartex" xmlns:cx5="http://schemas.microsoft.com/office/drawing/2016/5/11/chartex" xmlns:cx6="http://schemas.microsoft.com/office/drawing/2016/5/12/chartex" xmlns:cx7="http://schemas.microsoft.com/office/drawing/2016/5/13/chartex" xmlns:cx8="http://schemas.microsoft.com/office/drawing/2016/5/14/chartex" xmlns:mc="http://schemas.openxmlformats.org/markup-compatibility/2006" xmlns:aink="http://schemas.microsoft.com/office/drawing/2016/ink" xmlns:am3d="http://schemas.microsoft.com/office/drawing/2017/model3d" xmlns:o="urn:schemas-microsoft-com:office:office" xmlns:oel="http://schemas.microsoft.com/office/2019/extlst" xmlns:r="http://schemas.openxmlformats.org/officeDocument/2006/relationships" xmlns:m="http://schemas.openxmlformats.org/officeDocument/2006/math" xmlns:v="urn:schemas-microsoft-com:vml" xmlns:wp14="http://schemas.microsoft.com/office/word/2010/wordprocessingDrawing" xmlns:wp="http://schemas.openxmlformats.org/drawingml/2006/wordprocessingDrawing" xmlns:w10="urn:schemas-microsoft-com:office:word" xmlns:w="http://schemas.openxmlformats.org/wordprocessingml/2006/main" xmlns:w14="http://schemas.microsoft.com/office/word/2010/wordml" xmlns:w15="http://schemas.microsoft.com/office/word/2012/wordml" xmlns:w16cex="http://schemas.microsoft.com/office/word/2018/wordml/cex" xmlns:w16cid="http://schemas.microsoft.com/office/word/2016/wordml/cid" xmlns:w16="http://schemas.microsoft.com/office/word/2018/wordml" xmlns:w16du="http://schemas.microsoft.com/office/word/2023/wordml/word16du" xmlns:w16sdtdh="http://schemas.microsoft.com/office/word/2020/wordml/sdtdatahash" xmlns:w16sdtfl="http://schemas.microsoft.com/office/word/2024/wordml/sdtformatlock" xmlns:w16se="http://schemas.microsoft.com/office/word/2015/wordml/symex" xmlns:wpg="http://schemas.microsoft.com/office/word/2010/wordprocessingGroup" xmlns:wpi="http://schemas.microsoft.com/office/word/2010/wordprocessingInk" xmlns:wne="http://schemas.microsoft.com/office/word/2006/wordml" xmlns:wps="http://schemas.microsoft.com/office/word/2010/wordprocessingShape" mc:Ignorable="w14 w15 w16se w16cid w16 w16cex w16sdtdh w16sdtfl w16du wp14">
   <w:p>
     <w:pPr>
@@ -19073,7 +19664,7 @@
 </w:ftr>
 </file>
 
-<file path=word/footer6.xml><?xml version="1.0" encoding="utf-8"?>
+<file path=word/footer3.xml><?xml version="1.0" encoding="utf-8"?>
 <w:ftr xmlns:wpc="http://schemas.microsoft.com/office/word/2010/wordprocessingCanvas" xmlns:cx="http://schemas.microsoft.com/office/drawing/2014/chartex" xmlns:cx1="http://schemas.microsoft.com/office/drawing/2015/9/8/chartex" xmlns:cx2="http://schemas.microsoft.com/office/drawing/2015/10/21/chartex" xmlns:cx3="http://schemas.microsoft.com/office/drawing/2016/5/9/chartex" xmlns:cx4="http://schemas.microsoft.com/office/drawing/2016/5/10/chartex" xmlns:cx5="http://schemas.microsoft.com/office/drawing/2016/5/11/chartex" xmlns:cx6="http://schemas.microsoft.com/office/drawing/2016/5/12/chartex" xmlns:cx7="http://schemas.microsoft.com/office/drawing/2016/5/13/chartex" xmlns:cx8="http://schemas.microsoft.com/office/drawing/2016/5/14/chartex" xmlns:mc="http://schemas.openxmlformats.org/markup-compatibility/2006" xmlns:aink="http://schemas.microsoft.com/office/drawing/2016/ink" xmlns:am3d="http://schemas.microsoft.com/office/drawing/2017/model3d" xmlns:o="urn:schemas-microsoft-com:office:office" xmlns:oel="http://schemas.microsoft.com/office/2019/extlst" xmlns:r="http://schemas.openxmlformats.org/officeDocument/2006/relationships" xmlns:m="http://schemas.openxmlformats.org/officeDocument/2006/math" xmlns:v="urn:schemas-microsoft-com:vml" xmlns:wp14="http://schemas.microsoft.com/office/word/2010/wordprocessingDrawing" xmlns:wp="http://schemas.openxmlformats.org/drawingml/2006/wordprocessingDrawing" xmlns:w10="urn:schemas-microsoft-com:office:word" xmlns:w="http://schemas.openxmlformats.org/wordprocessingml/2006/main" xmlns:w14="http://schemas.microsoft.com/office/word/2010/wordml" xmlns:w15="http://schemas.microsoft.com/office/word/2012/wordml" xmlns:w16cex="http://schemas.microsoft.com/office/word/2018/wordml/cex" xmlns:w16cid="http://schemas.microsoft.com/office/word/2016/wordml/cid" xmlns:w16="http://schemas.microsoft.com/office/word/2018/wordml" xmlns:w16du="http://schemas.microsoft.com/office/word/2023/wordml/word16du" xmlns:w16sdtdh="http://schemas.microsoft.com/office/word/2020/wordml/sdtdatahash" xmlns:w16sdtfl="http://schemas.microsoft.com/office/word/2024/wordml/sdtformatlock" xmlns:w16se="http://schemas.microsoft.com/office/word/2015/wordml/symex" xmlns:wpg="http://schemas.microsoft.com/office/word/2010/wordprocessingGroup" xmlns:wpi="http://schemas.microsoft.com/office/word/2010/wordprocessingInk" xmlns:wne="http://schemas.microsoft.com/office/word/2006/wordml" xmlns:wps="http://schemas.microsoft.com/office/word/2010/wordprocessingShape" mc:Ignorable="w14 w15 w16se w16cid w16 w16cex w16sdtdh w16sdtfl w16du wp14">
   <w:p>
     <w:pPr>
@@ -19242,7 +19833,7 @@
 </w:ftr>
 </file>
 
-<file path=word/footer7.xml><?xml version="1.0" encoding="utf-8"?>
+<file path=word/footer4.xml><?xml version="1.0" encoding="utf-8"?>
 <w:ftr xmlns:wpc="http://schemas.microsoft.com/office/word/2010/wordprocessingCanvas" xmlns:cx="http://schemas.microsoft.com/office/drawing/2014/chartex" xmlns:cx1="http://schemas.microsoft.com/office/drawing/2015/9/8/chartex" xmlns:cx2="http://schemas.microsoft.com/office/drawing/2015/10/21/chartex" xmlns:cx3="http://schemas.microsoft.com/office/drawing/2016/5/9/chartex" xmlns:cx4="http://schemas.microsoft.com/office/drawing/2016/5/10/chartex" xmlns:cx5="http://schemas.microsoft.com/office/drawing/2016/5/11/chartex" xmlns:cx6="http://schemas.microsoft.com/office/drawing/2016/5/12/chartex" xmlns:cx7="http://schemas.microsoft.com/office/drawing/2016/5/13/chartex" xmlns:cx8="http://schemas.microsoft.com/office/drawing/2016/5/14/chartex" xmlns:mc="http://schemas.openxmlformats.org/markup-compatibility/2006" xmlns:aink="http://schemas.microsoft.com/office/drawing/2016/ink" xmlns:am3d="http://schemas.microsoft.com/office/drawing/2017/model3d" xmlns:o="urn:schemas-microsoft-com:office:office" xmlns:oel="http://schemas.microsoft.com/office/2019/extlst" xmlns:r="http://schemas.openxmlformats.org/officeDocument/2006/relationships" xmlns:m="http://schemas.openxmlformats.org/officeDocument/2006/math" xmlns:v="urn:schemas-microsoft-com:vml" xmlns:wp14="http://schemas.microsoft.com/office/word/2010/wordprocessingDrawing" xmlns:wp="http://schemas.openxmlformats.org/drawingml/2006/wordprocessingDrawing" xmlns:w10="urn:schemas-microsoft-com:office:word" xmlns:w="http://schemas.openxmlformats.org/wordprocessingml/2006/main" xmlns:w14="http://schemas.microsoft.com/office/word/2010/wordml" xmlns:w15="http://schemas.microsoft.com/office/word/2012/wordml" xmlns:w16cex="http://schemas.microsoft.com/office/word/2018/wordml/cex" xmlns:w16cid="http://schemas.microsoft.com/office/word/2016/wordml/cid" xmlns:w16="http://schemas.microsoft.com/office/word/2018/wordml" xmlns:w16du="http://schemas.microsoft.com/office/word/2023/wordml/word16du" xmlns:w16sdtdh="http://schemas.microsoft.com/office/word/2020/wordml/sdtdatahash" xmlns:w16sdtfl="http://schemas.microsoft.com/office/word/2024/wordml/sdtformatlock" xmlns:w16se="http://schemas.microsoft.com/office/word/2015/wordml/symex" xmlns:wpg="http://schemas.microsoft.com/office/word/2010/wordprocessingGroup" xmlns:wpi="http://schemas.microsoft.com/office/word/2010/wordprocessingInk" xmlns:wne="http://schemas.microsoft.com/office/word/2006/wordml" xmlns:wps="http://schemas.microsoft.com/office/word/2010/wordprocessingShape" mc:Ignorable="w14 w15 w16se w16cid w16 w16cex w16sdtdh w16sdtfl w16du wp14">
   <w:p>
     <w:pPr>
@@ -19281,7 +19872,7 @@
 </w:ftr>
 </file>
 
-<file path=word/footer8.xml><?xml version="1.0" encoding="utf-8"?>
+<file path=word/footer5.xml><?xml version="1.0" encoding="utf-8"?>
 <w:ftr xmlns:wpc="http://schemas.microsoft.com/office/word/2010/wordprocessingCanvas" xmlns:cx="http://schemas.microsoft.com/office/drawing/2014/chartex" xmlns:cx1="http://schemas.microsoft.com/office/drawing/2015/9/8/chartex" xmlns:cx2="http://schemas.microsoft.com/office/drawing/2015/10/21/chartex" xmlns:cx3="http://schemas.microsoft.com/office/drawing/2016/5/9/chartex" xmlns:cx4="http://schemas.microsoft.com/office/drawing/2016/5/10/chartex" xmlns:cx5="http://schemas.microsoft.com/office/drawing/2016/5/11/chartex" xmlns:cx6="http://schemas.microsoft.com/office/drawing/2016/5/12/chartex" xmlns:cx7="http://schemas.microsoft.com/office/drawing/2016/5/13/chartex" xmlns:cx8="http://schemas.microsoft.com/office/drawing/2016/5/14/chartex" xmlns:mc="http://schemas.openxmlformats.org/markup-compatibility/2006" xmlns:aink="http://schemas.microsoft.com/office/drawing/2016/ink" xmlns:am3d="http://schemas.microsoft.com/office/drawing/2017/model3d" xmlns:o="urn:schemas-microsoft-com:office:office" xmlns:oel="http://schemas.microsoft.com/office/2019/extlst" xmlns:r="http://schemas.openxmlformats.org/officeDocument/2006/relationships" xmlns:m="http://schemas.openxmlformats.org/officeDocument/2006/math" xmlns:v="urn:schemas-microsoft-com:vml" xmlns:wp14="http://schemas.microsoft.com/office/word/2010/wordprocessingDrawing" xmlns:wp="http://schemas.openxmlformats.org/drawingml/2006/wordprocessingDrawing" xmlns:w10="urn:schemas-microsoft-com:office:word" xmlns:w="http://schemas.openxmlformats.org/wordprocessingml/2006/main" xmlns:w14="http://schemas.microsoft.com/office/word/2010/wordml" xmlns:w15="http://schemas.microsoft.com/office/word/2012/wordml" xmlns:w16cex="http://schemas.microsoft.com/office/word/2018/wordml/cex" xmlns:w16cid="http://schemas.microsoft.com/office/word/2016/wordml/cid" xmlns:w16="http://schemas.microsoft.com/office/word/2018/wordml" xmlns:w16du="http://schemas.microsoft.com/office/word/2023/wordml/word16du" xmlns:w16sdtdh="http://schemas.microsoft.com/office/word/2020/wordml/sdtdatahash" xmlns:w16sdtfl="http://schemas.microsoft.com/office/word/2024/wordml/sdtformatlock" xmlns:w16se="http://schemas.microsoft.com/office/word/2015/wordml/symex" xmlns:wpg="http://schemas.microsoft.com/office/word/2010/wordprocessingGroup" xmlns:wpi="http://schemas.microsoft.com/office/word/2010/wordprocessingInk" xmlns:wne="http://schemas.microsoft.com/office/word/2006/wordml" xmlns:wps="http://schemas.microsoft.com/office/word/2010/wordprocessingShape" mc:Ignorable="w14 w15 w16se w16cid w16 w16cex w16sdtdh w16sdtfl w16du wp14">
   <w:p>
     <w:pPr>
@@ -19320,7 +19911,7 @@
 </w:ftr>
 </file>
 
-<file path=word/footer9.xml><?xml version="1.0" encoding="utf-8"?>
+<file path=word/footer6.xml><?xml version="1.0" encoding="utf-8"?>
 <w:ftr xmlns:wpc="http://schemas.microsoft.com/office/word/2010/wordprocessingCanvas" xmlns:cx="http://schemas.microsoft.com/office/drawing/2014/chartex" xmlns:cx1="http://schemas.microsoft.com/office/drawing/2015/9/8/chartex" xmlns:cx2="http://schemas.microsoft.com/office/drawing/2015/10/21/chartex" xmlns:cx3="http://schemas.microsoft.com/office/drawing/2016/5/9/chartex" xmlns:cx4="http://schemas.microsoft.com/office/drawing/2016/5/10/chartex" xmlns:cx5="http://schemas.microsoft.com/office/drawing/2016/5/11/chartex" xmlns:cx6="http://schemas.microsoft.com/office/drawing/2016/5/12/chartex" xmlns:cx7="http://schemas.microsoft.com/office/drawing/2016/5/13/chartex" xmlns:cx8="http://schemas.microsoft.com/office/drawing/2016/5/14/chartex" xmlns:mc="http://schemas.openxmlformats.org/markup-compatibility/2006" xmlns:aink="http://schemas.microsoft.com/office/drawing/2016/ink" xmlns:am3d="http://schemas.microsoft.com/office/drawing/2017/model3d" xmlns:o="urn:schemas-microsoft-com:office:office" xmlns:oel="http://schemas.microsoft.com/office/2019/extlst" xmlns:r="http://schemas.openxmlformats.org/officeDocument/2006/relationships" xmlns:m="http://schemas.openxmlformats.org/officeDocument/2006/math" xmlns:v="urn:schemas-microsoft-com:vml" xmlns:wp14="http://schemas.microsoft.com/office/word/2010/wordprocessingDrawing" xmlns:wp="http://schemas.openxmlformats.org/drawingml/2006/wordprocessingDrawing" xmlns:w10="urn:schemas-microsoft-com:office:word" xmlns:w="http://schemas.openxmlformats.org/wordprocessingml/2006/main" xmlns:w14="http://schemas.microsoft.com/office/word/2010/wordml" xmlns:w15="http://schemas.microsoft.com/office/word/2012/wordml" xmlns:w16cex="http://schemas.microsoft.com/office/word/2018/wordml/cex" xmlns:w16cid="http://schemas.microsoft.com/office/word/2016/wordml/cid" xmlns:w16="http://schemas.microsoft.com/office/word/2018/wordml" xmlns:w16du="http://schemas.microsoft.com/office/word/2023/wordml/word16du" xmlns:w16sdtdh="http://schemas.microsoft.com/office/word/2020/wordml/sdtdatahash" xmlns:w16sdtfl="http://schemas.microsoft.com/office/word/2024/wordml/sdtformatlock" xmlns:w16se="http://schemas.microsoft.com/office/word/2015/wordml/symex" xmlns:wpg="http://schemas.microsoft.com/office/word/2010/wordprocessingGroup" xmlns:wpi="http://schemas.microsoft.com/office/word/2010/wordprocessingInk" xmlns:wne="http://schemas.microsoft.com/office/word/2006/wordml" xmlns:wps="http://schemas.microsoft.com/office/word/2010/wordprocessingShape" mc:Ignorable="w14 w15 w16se w16cid w16 w16cex w16sdtdh w16sdtfl w16du wp14">
   <w:p>
     <w:pPr>
@@ -19382,16 +19973,6 @@
     </w:p>
   </w:footnote>
 </w:footnotes>
-</file>
-
-<file path=word/header1.xml><?xml version="1.0" encoding="utf-8"?>
-<w:hdr xmlns:wpc="http://schemas.microsoft.com/office/word/2010/wordprocessingCanvas" xmlns:cx="http://schemas.microsoft.com/office/drawing/2014/chartex" xmlns:cx1="http://schemas.microsoft.com/office/drawing/2015/9/8/chartex" xmlns:cx2="http://schemas.microsoft.com/office/drawing/2015/10/21/chartex" xmlns:cx3="http://schemas.microsoft.com/office/drawing/2016/5/9/chartex" xmlns:cx4="http://schemas.microsoft.com/office/drawing/2016/5/10/chartex" xmlns:cx5="http://schemas.microsoft.com/office/drawing/2016/5/11/chartex" xmlns:cx6="http://schemas.microsoft.com/office/drawing/2016/5/12/chartex" xmlns:cx7="http://schemas.microsoft.com/office/drawing/2016/5/13/chartex" xmlns:cx8="http://schemas.microsoft.com/office/drawing/2016/5/14/chartex" xmlns:mc="http://schemas.openxmlformats.org/markup-compatibility/2006" xmlns:aink="http://schemas.microsoft.com/office/drawing/2016/ink" xmlns:am3d="http://schemas.microsoft.com/office/drawing/2017/model3d" xmlns:o="urn:schemas-microsoft-com:office:office" xmlns:oel="http://schemas.microsoft.com/office/2019/extlst" xmlns:r="http://schemas.openxmlformats.org/officeDocument/2006/relationships" xmlns:m="http://schemas.openxmlformats.org/officeDocument/2006/math" xmlns:v="urn:schemas-microsoft-com:vml" xmlns:wp14="http://schemas.microsoft.com/office/word/2010/wordprocessingDrawing" xmlns:wp="http://schemas.openxmlformats.org/drawingml/2006/wordprocessingDrawing" xmlns:w10="urn:schemas-microsoft-com:office:word" xmlns:w="http://schemas.openxmlformats.org/wordprocessingml/2006/main" xmlns:w14="http://schemas.microsoft.com/office/word/2010/wordml" xmlns:w15="http://schemas.microsoft.com/office/word/2012/wordml" xmlns:w16cex="http://schemas.microsoft.com/office/word/2018/wordml/cex" xmlns:w16cid="http://schemas.microsoft.com/office/word/2016/wordml/cid" xmlns:w16="http://schemas.microsoft.com/office/word/2018/wordml" xmlns:w16du="http://schemas.microsoft.com/office/word/2023/wordml/word16du" xmlns:w16sdtdh="http://schemas.microsoft.com/office/word/2020/wordml/sdtdatahash" xmlns:w16sdtfl="http://schemas.microsoft.com/office/word/2024/wordml/sdtformatlock" xmlns:w16se="http://schemas.microsoft.com/office/word/2015/wordml/symex" xmlns:wpg="http://schemas.microsoft.com/office/word/2010/wordprocessingGroup" xmlns:wpi="http://schemas.microsoft.com/office/word/2010/wordprocessingInk" xmlns:wne="http://schemas.microsoft.com/office/word/2006/wordml" xmlns:wps="http://schemas.microsoft.com/office/word/2010/wordprocessingShape" mc:Ignorable="w14 w15 w16se w16cid w16 w16cex w16sdtdh w16sdtfl w16du wp14">
-  <w:p>
-    <w:pPr>
-      <w:pStyle w:val="Header"/>
-    </w:pPr>
-  </w:p>
-</w:hdr>
 </file>
 
 <file path=word/numbering.xml><?xml version="1.0" encoding="utf-8"?>
@@ -22627,18 +23208,12 @@
     <w:uiPriority w:val="1"/>
     <w:semiHidden/>
     <w:unhideWhenUsed/>
-    <w:rPr>
-      <w:rFonts w:ascii="Times New Roman" w:hAnsi="Times New Roman" w:cs="Times New Roman"/>
-    </w:rPr>
   </w:style>
   <w:style w:type="table" w:default="1" w:styleId="TableNormal">
     <w:name w:val="Normal Table"/>
     <w:uiPriority w:val="99"/>
     <w:semiHidden/>
     <w:unhideWhenUsed/>
-    <w:rPr>
-      <w:rFonts w:ascii="Times New Roman" w:hAnsi="Times New Roman" w:cs="Times New Roman"/>
-    </w:rPr>
     <w:tblPr>
       <w:tblInd w:w="0" w:type="dxa"/>
       <w:tblCellMar>
